--- a/Progetto/RelazioneSO.docx
+++ b/Progetto/RelazioneSO.docx
@@ -203,12 +203,6 @@
           <w:color w:val="156082" w:themeColor="accent1"/>
         </w:rPr>
       </w:pPr>
-      <w:r>
-        <w:rPr>
-          <w:color w:val="156082" w:themeColor="accent1"/>
-        </w:rPr>
-        <w:t>Progetto di Sistemi Operativi</w:t>
-      </w:r>
     </w:p>
     <w:p>
       <w:pPr>
@@ -216,11 +210,34 @@
         <w:jc w:val="center"/>
         <w:rPr>
           <w:color w:val="156082" w:themeColor="accent1"/>
+          <w:sz w:val="72"/>
+          <w:szCs w:val="72"/>
         </w:rPr>
       </w:pPr>
       <w:r>
         <w:rPr>
           <w:color w:val="156082" w:themeColor="accent1"/>
+          <w:sz w:val="72"/>
+          <w:szCs w:val="72"/>
+        </w:rPr>
+        <w:t>Progetto di Sistemi Operativi</w:t>
+      </w:r>
+    </w:p>
+    <w:p>
+      <w:pPr>
+        <w:pStyle w:val="Titolo"/>
+        <w:jc w:val="center"/>
+        <w:rPr>
+          <w:color w:val="156082" w:themeColor="accent1"/>
+          <w:sz w:val="72"/>
+          <w:szCs w:val="72"/>
+        </w:rPr>
+      </w:pPr>
+      <w:r>
+        <w:rPr>
+          <w:color w:val="156082" w:themeColor="accent1"/>
+          <w:sz w:val="72"/>
+          <w:szCs w:val="72"/>
         </w:rPr>
         <w:t>A.A 2024/25</w:t>
       </w:r>
@@ -230,17 +247,25 @@
         <w:pStyle w:val="Sottotitolo"/>
         <w:jc w:val="center"/>
         <w:rPr>
-          <w:sz w:val="36"/>
-          <w:szCs w:val="36"/>
-        </w:rPr>
-      </w:pPr>
-      <w:r>
-        <w:rPr>
-          <w:sz w:val="36"/>
-          <w:szCs w:val="36"/>
+          <w:sz w:val="40"/>
+          <w:szCs w:val="40"/>
+        </w:rPr>
+      </w:pPr>
+      <w:r>
+        <w:rPr>
+          <w:sz w:val="40"/>
+          <w:szCs w:val="40"/>
         </w:rPr>
         <w:t>Simulazione di un Ufficio Postale</w:t>
       </w:r>
+    </w:p>
+    <w:p>
+      <w:pPr>
+        <w:jc w:val="both"/>
+        <w:rPr>
+          <w:rFonts w:ascii="Calibri" w:hAnsi="Calibri" w:cs="Calibri"/>
+        </w:rPr>
+      </w:pPr>
     </w:p>
     <w:p>
       <w:pPr>
@@ -340,7 +365,7 @@
             </w:rPr>
             <w:fldChar w:fldCharType="separate"/>
           </w:r>
-          <w:hyperlink w:anchor="_Toc204443700" w:history="1">
+          <w:hyperlink w:anchor="_Toc204615396" w:history="1">
             <w:r>
               <w:rPr>
                 <w:rStyle w:val="Collegamentoipertestuale"/>
@@ -370,7 +395,7 @@
                 <w:noProof/>
                 <w:webHidden/>
               </w:rPr>
-              <w:instrText xml:space="preserve"> PAGEREF _Toc204443700 \h </w:instrText>
+              <w:instrText xml:space="preserve"> PAGEREF _Toc204615396 \h </w:instrText>
             </w:r>
             <w:r>
               <w:rPr>
@@ -413,7 +438,7 @@
               <w:lang w:eastAsia="it-IT"/>
             </w:rPr>
           </w:pPr>
-          <w:hyperlink w:anchor="_Toc204443701" w:history="1">
+          <w:hyperlink w:anchor="_Toc204615397" w:history="1">
             <w:r>
               <w:rPr>
                 <w:rStyle w:val="Collegamentoipertestuale"/>
@@ -443,7 +468,7 @@
                 <w:noProof/>
                 <w:webHidden/>
               </w:rPr>
-              <w:instrText xml:space="preserve"> PAGEREF _Toc204443701 \h </w:instrText>
+              <w:instrText xml:space="preserve"> PAGEREF _Toc204615397 \h </w:instrText>
             </w:r>
             <w:r>
               <w:rPr>
@@ -486,7 +511,7 @@
               <w:lang w:eastAsia="it-IT"/>
             </w:rPr>
           </w:pPr>
-          <w:hyperlink w:anchor="_Toc204443702" w:history="1">
+          <w:hyperlink w:anchor="_Toc204615398" w:history="1">
             <w:r>
               <w:rPr>
                 <w:rStyle w:val="Collegamentoipertestuale"/>
@@ -516,7 +541,7 @@
                 <w:noProof/>
                 <w:webHidden/>
               </w:rPr>
-              <w:instrText xml:space="preserve"> PAGEREF _Toc204443702 \h </w:instrText>
+              <w:instrText xml:space="preserve"> PAGEREF _Toc204615398 \h </w:instrText>
             </w:r>
             <w:r>
               <w:rPr>
@@ -536,7 +561,7 @@
                 <w:noProof/>
                 <w:webHidden/>
               </w:rPr>
-              <w:t>4</w:t>
+              <w:t>5</w:t>
             </w:r>
             <w:r>
               <w:rPr>
@@ -559,7 +584,7 @@
               <w:lang w:eastAsia="it-IT"/>
             </w:rPr>
           </w:pPr>
-          <w:hyperlink w:anchor="_Toc204443703" w:history="1">
+          <w:hyperlink w:anchor="_Toc204615399" w:history="1">
             <w:r>
               <w:rPr>
                 <w:rStyle w:val="Collegamentoipertestuale"/>
@@ -589,7 +614,7 @@
                 <w:noProof/>
                 <w:webHidden/>
               </w:rPr>
-              <w:instrText xml:space="preserve"> PAGEREF _Toc204443703 \h </w:instrText>
+              <w:instrText xml:space="preserve"> PAGEREF _Toc204615399 \h </w:instrText>
             </w:r>
             <w:r>
               <w:rPr>
@@ -609,7 +634,7 @@
                 <w:noProof/>
                 <w:webHidden/>
               </w:rPr>
-              <w:t>5</w:t>
+              <w:t>6</w:t>
             </w:r>
             <w:r>
               <w:rPr>
@@ -632,7 +657,7 @@
               <w:lang w:eastAsia="it-IT"/>
             </w:rPr>
           </w:pPr>
-          <w:hyperlink w:anchor="_Toc204443704" w:history="1">
+          <w:hyperlink w:anchor="_Toc204615400" w:history="1">
             <w:r>
               <w:rPr>
                 <w:rStyle w:val="Collegamentoipertestuale"/>
@@ -662,7 +687,7 @@
                 <w:noProof/>
                 <w:webHidden/>
               </w:rPr>
-              <w:instrText xml:space="preserve"> PAGEREF _Toc204443704 \h </w:instrText>
+              <w:instrText xml:space="preserve"> PAGEREF _Toc204615400 \h </w:instrText>
             </w:r>
             <w:r>
               <w:rPr>
@@ -682,7 +707,7 @@
                 <w:noProof/>
                 <w:webHidden/>
               </w:rPr>
-              <w:t>6</w:t>
+              <w:t>7</w:t>
             </w:r>
             <w:r>
               <w:rPr>
@@ -739,7 +764,7 @@
           <w:szCs w:val="36"/>
         </w:rPr>
       </w:pPr>
-      <w:bookmarkStart w:id="0" w:name="_Toc204443700"/>
+      <w:bookmarkStart w:id="0" w:name="_Toc204615396"/>
       <w:r>
         <w:rPr>
           <w:rFonts w:asciiTheme="majorHAnsi" w:hAnsiTheme="majorHAnsi"/>
@@ -1506,7 +1531,7 @@
           <w:szCs w:val="44"/>
         </w:rPr>
       </w:pPr>
-      <w:bookmarkStart w:id="1" w:name="_Toc204443701"/>
+      <w:bookmarkStart w:id="1" w:name="_Toc204615397"/>
       <w:r>
         <w:rPr>
           <w:rFonts w:cs="Calibri"/>
@@ -1528,181 +1553,1903 @@
           <w:rFonts w:cs="Calibri"/>
         </w:rPr>
       </w:pPr>
-      <w:proofErr w:type="spellStart"/>
-      <w:r>
-        <w:rPr>
-          <w:rFonts w:cs="Calibri"/>
-        </w:rPr>
-        <w:t>asdtiansfjoaen</w:t>
-      </w:r>
-      <w:proofErr w:type="spellEnd"/>
-    </w:p>
-    <w:p>
-      <w:pPr>
-        <w:jc w:val="both"/>
-        <w:rPr>
-          <w:rFonts w:cs="Calibri"/>
-        </w:rPr>
-      </w:pPr>
-      <w:proofErr w:type="spellStart"/>
-      <w:r>
-        <w:rPr>
-          <w:rFonts w:cs="Calibri"/>
-        </w:rPr>
-        <w:t>asddf</w:t>
-      </w:r>
-      <w:proofErr w:type="spellEnd"/>
-    </w:p>
-    <w:p>
-      <w:pPr>
-        <w:jc w:val="both"/>
-        <w:rPr>
-          <w:rFonts w:cs="Calibri"/>
-        </w:rPr>
-      </w:pPr>
-    </w:p>
-    <w:p>
-      <w:pPr>
-        <w:jc w:val="both"/>
-        <w:rPr>
-          <w:rFonts w:cs="Calibri"/>
-        </w:rPr>
-      </w:pPr>
-    </w:p>
-    <w:p>
-      <w:pPr>
-        <w:jc w:val="both"/>
-        <w:rPr>
-          <w:rFonts w:cs="Calibri"/>
-        </w:rPr>
-      </w:pPr>
-      <w:proofErr w:type="spellStart"/>
-      <w:r>
-        <w:rPr>
-          <w:rFonts w:cs="Calibri"/>
-        </w:rPr>
-        <w:t>asdsa</w:t>
-      </w:r>
-      <w:proofErr w:type="spellEnd"/>
-    </w:p>
-    <w:p>
-      <w:pPr>
-        <w:jc w:val="both"/>
-        <w:rPr>
-          <w:rFonts w:cs="Calibri"/>
-        </w:rPr>
-      </w:pPr>
-      <w:r>
-        <w:rPr>
-          <w:rFonts w:cs="Calibri"/>
-        </w:rPr>
-        <w:t>f</w:t>
-      </w:r>
-    </w:p>
-    <w:p>
-      <w:pPr>
-        <w:jc w:val="both"/>
-        <w:rPr>
-          <w:rFonts w:cs="Calibri"/>
-        </w:rPr>
-      </w:pPr>
-      <w:proofErr w:type="spellStart"/>
-      <w:r>
-        <w:rPr>
-          <w:rFonts w:cs="Calibri"/>
-        </w:rPr>
-        <w:t>saf</w:t>
-      </w:r>
-      <w:proofErr w:type="spellEnd"/>
-    </w:p>
-    <w:p>
-      <w:pPr>
-        <w:jc w:val="both"/>
-        <w:rPr>
-          <w:rFonts w:cs="Calibri"/>
-        </w:rPr>
-      </w:pPr>
-      <w:proofErr w:type="spellStart"/>
-      <w:r>
-        <w:rPr>
-          <w:rFonts w:cs="Calibri"/>
-        </w:rPr>
-        <w:t>as</w:t>
-      </w:r>
-      <w:proofErr w:type="spellEnd"/>
-    </w:p>
-    <w:p>
-      <w:pPr>
-        <w:jc w:val="both"/>
-        <w:rPr>
-          <w:rFonts w:cs="Calibri"/>
-        </w:rPr>
-      </w:pPr>
-      <w:r>
-        <w:rPr>
-          <w:rFonts w:cs="Calibri"/>
-        </w:rPr>
-        <w:t>f</w:t>
-      </w:r>
-    </w:p>
-    <w:p>
-      <w:pPr>
-        <w:jc w:val="both"/>
-        <w:rPr>
-          <w:rFonts w:cs="Calibri"/>
-        </w:rPr>
-      </w:pPr>
-      <w:r>
-        <w:rPr>
-          <w:rFonts w:cs="Calibri"/>
-        </w:rPr>
-        <w:t>sa</w:t>
-      </w:r>
-    </w:p>
-    <w:p>
-      <w:pPr>
-        <w:jc w:val="both"/>
-        <w:rPr>
-          <w:rFonts w:cs="Calibri"/>
-        </w:rPr>
-      </w:pPr>
-      <w:proofErr w:type="spellStart"/>
-      <w:r>
-        <w:rPr>
-          <w:rFonts w:cs="Calibri"/>
-        </w:rPr>
-        <w:t>fs</w:t>
-      </w:r>
-      <w:proofErr w:type="spellEnd"/>
-    </w:p>
-    <w:p>
-      <w:pPr>
-        <w:jc w:val="both"/>
-        <w:rPr>
-          <w:rFonts w:cs="Calibri"/>
-        </w:rPr>
-      </w:pPr>
-      <w:proofErr w:type="spellStart"/>
-      <w:r>
-        <w:rPr>
-          <w:rFonts w:cs="Calibri"/>
-        </w:rPr>
-        <w:t>afas</w:t>
-      </w:r>
-      <w:proofErr w:type="spellEnd"/>
-    </w:p>
-    <w:p>
-      <w:pPr>
-        <w:jc w:val="both"/>
-        <w:rPr>
-          <w:rFonts w:cs="Calibri"/>
-        </w:rPr>
-      </w:pPr>
-      <w:r>
-        <w:rPr>
-          <w:rFonts w:cs="Calibri"/>
-        </w:rPr>
-        <w:br w:type="page"/>
+      <w:r>
+        <w:rPr>
+          <w:rFonts w:cs="Calibri"/>
+        </w:rPr>
+        <w:t xml:space="preserve">Nel progetto vengono utilizzati </w:t>
+      </w:r>
+      <w:r>
+        <w:rPr>
+          <w:rFonts w:cs="Calibri"/>
+        </w:rPr>
+        <w:t>due</w:t>
+      </w:r>
+      <w:r>
+        <w:rPr>
+          <w:rFonts w:cs="Calibri"/>
+        </w:rPr>
+        <w:t xml:space="preserve"> tipi di file</w:t>
+      </w:r>
+      <w:r>
+        <w:rPr>
+          <w:rFonts w:cs="Calibri"/>
+        </w:rPr>
+        <w:t xml:space="preserve">, reperibili nella </w:t>
+      </w:r>
+      <w:proofErr w:type="gramStart"/>
+      <w:r>
+        <w:rPr>
+          <w:rFonts w:cs="Calibri"/>
+        </w:rPr>
+        <w:t xml:space="preserve">directory  </w:t>
+      </w:r>
+      <w:r>
+        <w:rPr>
+          <w:rFonts w:ascii="Courier New" w:hAnsi="Courier New" w:cs="Courier New"/>
+          <w:highlight w:val="lightGray"/>
+        </w:rPr>
+        <w:t>data</w:t>
+      </w:r>
+      <w:proofErr w:type="gramEnd"/>
+      <w:r>
+        <w:rPr>
+          <w:rFonts w:cs="Calibri"/>
+        </w:rPr>
+        <w:t>:</w:t>
+      </w:r>
+    </w:p>
+    <w:p>
+      <w:pPr>
+        <w:pStyle w:val="Paragrafoelenco"/>
+        <w:numPr>
+          <w:ilvl w:val="0"/>
+          <w:numId w:val="9"/>
+        </w:numPr>
+        <w:jc w:val="both"/>
+        <w:rPr>
+          <w:rFonts w:cs="Calibri"/>
+        </w:rPr>
+      </w:pPr>
+      <w:r>
+        <w:rPr>
+          <w:rFonts w:cs="Calibri"/>
+          <w:b/>
+          <w:bCs/>
+          <w:i/>
+          <w:iCs/>
+        </w:rPr>
+        <w:t>config_timeout.conf</w:t>
+      </w:r>
+      <w:r>
+        <w:rPr>
+          <w:rFonts w:cs="Calibri"/>
+        </w:rPr>
+        <w:t xml:space="preserve"> </w:t>
+      </w:r>
+      <w:r>
+        <w:rPr>
+          <w:rFonts w:cs="Calibri"/>
+        </w:rPr>
+        <w:sym w:font="Wingdings" w:char="F0E0"/>
+      </w:r>
+      <w:r>
+        <w:rPr>
+          <w:rFonts w:cs="Calibri"/>
+        </w:rPr>
+        <w:t xml:space="preserve"> contiene valori utilizzati per terminare la simulazione correttamente</w:t>
+      </w:r>
+    </w:p>
+    <w:p>
+      <w:pPr>
+        <w:pStyle w:val="Paragrafoelenco"/>
+        <w:numPr>
+          <w:ilvl w:val="0"/>
+          <w:numId w:val="9"/>
+        </w:numPr>
+        <w:jc w:val="both"/>
+        <w:rPr>
+          <w:rFonts w:cs="Calibri"/>
+        </w:rPr>
+      </w:pPr>
+      <w:r>
+        <w:rPr>
+          <w:rFonts w:cs="Calibri"/>
+          <w:b/>
+          <w:bCs/>
+          <w:i/>
+          <w:iCs/>
+        </w:rPr>
+        <w:t>config_explode.conf</w:t>
+      </w:r>
+      <w:r>
+        <w:rPr>
+          <w:rFonts w:cs="Calibri"/>
+        </w:rPr>
+        <w:t xml:space="preserve"> </w:t>
+      </w:r>
+      <w:r>
+        <w:rPr>
+          <w:rFonts w:cs="Calibri"/>
+        </w:rPr>
+        <w:sym w:font="Wingdings" w:char="F0E0"/>
+      </w:r>
+      <w:r>
+        <w:rPr>
+          <w:rFonts w:cs="Calibri"/>
+        </w:rPr>
+        <w:t xml:space="preserve"> contiene valori che interrompono la simulazione in maniera prematura, ovvero esplode se </w:t>
+      </w:r>
+      <w:r>
+        <w:rPr>
+          <w:rFonts w:cs="Calibri"/>
+        </w:rPr>
+        <w:t>il numero degli utenti in attesa a fine giornata è maggiore di EXPLODE_THRESHOLD</w:t>
+      </w:r>
+    </w:p>
+    <w:p>
+      <w:pPr>
+        <w:jc w:val="both"/>
+        <w:rPr>
+          <w:rFonts w:cs="Calibri"/>
+        </w:rPr>
+      </w:pPr>
+      <w:r>
+        <w:rPr>
+          <w:rFonts w:cs="Calibri"/>
+        </w:rPr>
+        <w:t xml:space="preserve">Queste configurazioni devono essere copiate e incollate all’interno di </w:t>
+      </w:r>
+      <w:r>
+        <w:rPr>
+          <w:rFonts w:ascii="Courier New" w:hAnsi="Courier New" w:cs="Courier New"/>
+          <w:highlight w:val="lightGray"/>
+        </w:rPr>
+        <w:t>post_office.conf</w:t>
+      </w:r>
+      <w:r>
+        <w:rPr>
+          <w:rFonts w:cs="Calibri"/>
+        </w:rPr>
+        <w:t>, file di configurazione principale che viene utilizzato da direttore per salvarsi i seguenti valori:</w:t>
+      </w:r>
+    </w:p>
+    <w:p>
+      <w:pPr>
+        <w:pStyle w:val="Paragrafoelenco"/>
+        <w:numPr>
+          <w:ilvl w:val="0"/>
+          <w:numId w:val="11"/>
+        </w:numPr>
+        <w:jc w:val="both"/>
+        <w:rPr>
+          <w:rFonts w:cs="Calibri"/>
+        </w:rPr>
+      </w:pPr>
+      <w:r>
+        <w:rPr>
+          <w:rFonts w:cs="Calibri"/>
+          <w:b/>
+          <w:bCs/>
+        </w:rPr>
+        <w:t>NOF_WORKER_SEATS</w:t>
+      </w:r>
+      <w:r>
+        <w:rPr>
+          <w:rFonts w:cs="Calibri"/>
+        </w:rPr>
+        <w:t xml:space="preserve"> </w:t>
+      </w:r>
+      <w:r>
+        <w:rPr>
+          <w:rFonts w:cs="Calibri"/>
+        </w:rPr>
+        <w:sym w:font="Wingdings" w:char="F0E0"/>
+      </w:r>
+      <w:r>
+        <w:rPr>
+          <w:rFonts w:cs="Calibri"/>
+        </w:rPr>
+        <w:t xml:space="preserve"> numero di postazioni disponibili</w:t>
+      </w:r>
+    </w:p>
+    <w:p>
+      <w:pPr>
+        <w:pStyle w:val="Paragrafoelenco"/>
+        <w:numPr>
+          <w:ilvl w:val="0"/>
+          <w:numId w:val="11"/>
+        </w:numPr>
+        <w:jc w:val="both"/>
+        <w:rPr>
+          <w:rFonts w:cs="Calibri"/>
+        </w:rPr>
+      </w:pPr>
+      <w:r>
+        <w:rPr>
+          <w:rFonts w:cs="Calibri"/>
+          <w:b/>
+          <w:bCs/>
+        </w:rPr>
+        <w:t>NOF_WORKERS</w:t>
+      </w:r>
+      <w:r>
+        <w:rPr>
+          <w:rFonts w:cs="Calibri"/>
+        </w:rPr>
+        <w:t xml:space="preserve"> </w:t>
+      </w:r>
+      <w:r>
+        <w:rPr>
+          <w:rFonts w:cs="Calibri"/>
+        </w:rPr>
+        <w:sym w:font="Wingdings" w:char="F0E0"/>
+      </w:r>
+      <w:r>
+        <w:rPr>
+          <w:rFonts w:cs="Calibri"/>
+        </w:rPr>
+        <w:t xml:space="preserve"> numero totale di lavoratori</w:t>
+      </w:r>
+    </w:p>
+    <w:p>
+      <w:pPr>
+        <w:pStyle w:val="Paragrafoelenco"/>
+        <w:numPr>
+          <w:ilvl w:val="0"/>
+          <w:numId w:val="11"/>
+        </w:numPr>
+        <w:jc w:val="both"/>
+        <w:rPr>
+          <w:rFonts w:cs="Calibri"/>
+        </w:rPr>
+      </w:pPr>
+      <w:r>
+        <w:rPr>
+          <w:rFonts w:cs="Calibri"/>
+          <w:b/>
+          <w:bCs/>
+        </w:rPr>
+        <w:t>NOF_USERS</w:t>
+      </w:r>
+      <w:r>
+        <w:rPr>
+          <w:rFonts w:cs="Calibri"/>
+        </w:rPr>
+        <w:t xml:space="preserve"> </w:t>
+      </w:r>
+      <w:r>
+        <w:rPr>
+          <w:rFonts w:cs="Calibri"/>
+        </w:rPr>
+        <w:sym w:font="Wingdings" w:char="F0E0"/>
+      </w:r>
+      <w:r>
+        <w:rPr>
+          <w:rFonts w:cs="Calibri"/>
+        </w:rPr>
+        <w:t xml:space="preserve"> numero totale di utenti </w:t>
+      </w:r>
+    </w:p>
+    <w:p>
+      <w:pPr>
+        <w:pStyle w:val="Paragrafoelenco"/>
+        <w:numPr>
+          <w:ilvl w:val="0"/>
+          <w:numId w:val="11"/>
+        </w:numPr>
+        <w:jc w:val="both"/>
+        <w:rPr>
+          <w:rFonts w:cs="Calibri"/>
+        </w:rPr>
+      </w:pPr>
+      <w:r>
+        <w:rPr>
+          <w:rFonts w:cs="Calibri"/>
+          <w:b/>
+          <w:bCs/>
+        </w:rPr>
+        <w:t>SIM_DURATION</w:t>
+      </w:r>
+      <w:r>
+        <w:rPr>
+          <w:rFonts w:cs="Calibri"/>
+        </w:rPr>
+        <w:t xml:space="preserve"> </w:t>
+      </w:r>
+      <w:r>
+        <w:rPr>
+          <w:rFonts w:cs="Calibri"/>
+        </w:rPr>
+        <w:sym w:font="Wingdings" w:char="F0E0"/>
+      </w:r>
+      <w:r>
+        <w:rPr>
+          <w:rFonts w:cs="Calibri"/>
+        </w:rPr>
+        <w:t xml:space="preserve"> durata complessiva della simulazione, ovvero i giorni lavorativi</w:t>
+      </w:r>
+    </w:p>
+    <w:p>
+      <w:pPr>
+        <w:pStyle w:val="Paragrafoelenco"/>
+        <w:numPr>
+          <w:ilvl w:val="0"/>
+          <w:numId w:val="11"/>
+        </w:numPr>
+        <w:jc w:val="both"/>
+        <w:rPr>
+          <w:rFonts w:cs="Calibri"/>
+        </w:rPr>
+      </w:pPr>
+      <w:r>
+        <w:rPr>
+          <w:rFonts w:cs="Calibri"/>
+          <w:b/>
+          <w:bCs/>
+        </w:rPr>
+        <w:t>N_NANO_SECS</w:t>
+      </w:r>
+      <w:r>
+        <w:rPr>
+          <w:rFonts w:cs="Calibri"/>
+        </w:rPr>
+        <w:t xml:space="preserve"> </w:t>
+      </w:r>
+      <w:r>
+        <w:rPr>
+          <w:rFonts w:cs="Calibri"/>
+        </w:rPr>
+        <w:sym w:font="Wingdings" w:char="F0E0"/>
+      </w:r>
+      <w:r>
+        <w:rPr>
+          <w:rFonts w:cs="Calibri"/>
+        </w:rPr>
+        <w:t xml:space="preserve"> tempo a disposizione per la simulazione in nanosecondi</w:t>
+      </w:r>
+    </w:p>
+    <w:p>
+      <w:pPr>
+        <w:pStyle w:val="Paragrafoelenco"/>
+        <w:numPr>
+          <w:ilvl w:val="0"/>
+          <w:numId w:val="11"/>
+        </w:numPr>
+        <w:jc w:val="both"/>
+        <w:rPr>
+          <w:rFonts w:cs="Calibri"/>
+        </w:rPr>
+      </w:pPr>
+      <w:r>
+        <w:rPr>
+          <w:rFonts w:cs="Calibri"/>
+          <w:b/>
+          <w:bCs/>
+        </w:rPr>
+        <w:t>P_SERV_MIN</w:t>
+      </w:r>
+      <w:r>
+        <w:rPr>
+          <w:rFonts w:cs="Calibri"/>
+        </w:rPr>
+        <w:t xml:space="preserve"> </w:t>
+      </w:r>
+      <w:r>
+        <w:rPr>
+          <w:rFonts w:cs="Calibri"/>
+        </w:rPr>
+        <w:sym w:font="Wingdings" w:char="F0E0"/>
+      </w:r>
+      <w:r>
+        <w:rPr>
+          <w:rFonts w:cs="Calibri"/>
+        </w:rPr>
+        <w:t xml:space="preserve"> percentuale minima assegnata ad un servizio</w:t>
+      </w:r>
+    </w:p>
+    <w:p>
+      <w:pPr>
+        <w:pStyle w:val="Paragrafoelenco"/>
+        <w:numPr>
+          <w:ilvl w:val="0"/>
+          <w:numId w:val="11"/>
+        </w:numPr>
+        <w:jc w:val="both"/>
+        <w:rPr>
+          <w:rFonts w:cs="Calibri"/>
+        </w:rPr>
+      </w:pPr>
+      <w:r>
+        <w:rPr>
+          <w:rFonts w:cs="Calibri"/>
+          <w:b/>
+          <w:bCs/>
+        </w:rPr>
+        <w:t>P_SERV_MAX</w:t>
+      </w:r>
+      <w:r>
+        <w:rPr>
+          <w:rFonts w:cs="Calibri"/>
+        </w:rPr>
+        <w:t xml:space="preserve"> </w:t>
+      </w:r>
+      <w:r>
+        <w:rPr>
+          <w:rFonts w:cs="Calibri"/>
+        </w:rPr>
+        <w:sym w:font="Wingdings" w:char="F0E0"/>
+      </w:r>
+      <w:r>
+        <w:rPr>
+          <w:rFonts w:cs="Calibri"/>
+        </w:rPr>
+        <w:t xml:space="preserve">  </w:t>
+      </w:r>
+      <w:r>
+        <w:rPr>
+          <w:rFonts w:cs="Calibri"/>
+        </w:rPr>
+        <w:t xml:space="preserve">percentuale </w:t>
+      </w:r>
+      <w:r>
+        <w:rPr>
+          <w:rFonts w:cs="Calibri"/>
+        </w:rPr>
+        <w:t>massima</w:t>
+      </w:r>
+      <w:r>
+        <w:rPr>
+          <w:rFonts w:cs="Calibri"/>
+        </w:rPr>
+        <w:t xml:space="preserve"> assegnata ad un servizio</w:t>
+      </w:r>
+    </w:p>
+    <w:p>
+      <w:pPr>
+        <w:pStyle w:val="Paragrafoelenco"/>
+        <w:numPr>
+          <w:ilvl w:val="0"/>
+          <w:numId w:val="11"/>
+        </w:numPr>
+        <w:jc w:val="both"/>
+        <w:rPr>
+          <w:rFonts w:cs="Calibri"/>
+        </w:rPr>
+      </w:pPr>
+      <w:r>
+        <w:rPr>
+          <w:rFonts w:cs="Calibri"/>
+          <w:b/>
+          <w:bCs/>
+        </w:rPr>
+        <w:t>P_PAUSE</w:t>
+      </w:r>
+      <w:r>
+        <w:rPr>
+          <w:rFonts w:cs="Calibri"/>
+        </w:rPr>
+        <w:t xml:space="preserve"> </w:t>
+      </w:r>
+      <w:r>
+        <w:rPr>
+          <w:rFonts w:cs="Calibri"/>
+        </w:rPr>
+        <w:sym w:font="Wingdings" w:char="F0E0"/>
+      </w:r>
+      <w:r>
+        <w:rPr>
+          <w:rFonts w:cs="Calibri"/>
+        </w:rPr>
+        <w:t xml:space="preserve"> percentuale di un operatore che va in pausa</w:t>
+      </w:r>
+    </w:p>
+    <w:p>
+      <w:pPr>
+        <w:pStyle w:val="Paragrafoelenco"/>
+        <w:numPr>
+          <w:ilvl w:val="0"/>
+          <w:numId w:val="11"/>
+        </w:numPr>
+        <w:jc w:val="both"/>
+        <w:rPr>
+          <w:rFonts w:cs="Calibri"/>
+        </w:rPr>
+      </w:pPr>
+      <w:r>
+        <w:rPr>
+          <w:rFonts w:cs="Calibri"/>
+          <w:b/>
+          <w:bCs/>
+        </w:rPr>
+        <w:t>NOF_PAUSE</w:t>
+      </w:r>
+      <w:r>
+        <w:rPr>
+          <w:rFonts w:cs="Calibri"/>
+        </w:rPr>
+        <w:t xml:space="preserve"> </w:t>
+      </w:r>
+      <w:r>
+        <w:rPr>
+          <w:rFonts w:cs="Calibri"/>
+        </w:rPr>
+        <w:sym w:font="Wingdings" w:char="F0E0"/>
+      </w:r>
+      <w:r>
+        <w:rPr>
+          <w:rFonts w:cs="Calibri"/>
+        </w:rPr>
+        <w:t xml:space="preserve"> numero di pause concesse a ciascun lavoratore</w:t>
+      </w:r>
+    </w:p>
+    <w:p>
+      <w:pPr>
+        <w:pStyle w:val="Paragrafoelenco"/>
+        <w:numPr>
+          <w:ilvl w:val="0"/>
+          <w:numId w:val="11"/>
+        </w:numPr>
+        <w:jc w:val="both"/>
+        <w:rPr>
+          <w:rFonts w:cs="Calibri"/>
+        </w:rPr>
+      </w:pPr>
+      <w:r>
+        <w:rPr>
+          <w:rFonts w:cs="Calibri"/>
+          <w:b/>
+          <w:bCs/>
+        </w:rPr>
+        <w:t>EXPLODE_THRESHOLD</w:t>
+      </w:r>
+      <w:r>
+        <w:rPr>
+          <w:rFonts w:cs="Calibri"/>
+        </w:rPr>
+        <w:t xml:space="preserve"> </w:t>
+      </w:r>
+      <w:r>
+        <w:rPr>
+          <w:rFonts w:cs="Calibri"/>
+        </w:rPr>
+        <w:sym w:font="Wingdings" w:char="F0E0"/>
+      </w:r>
+      <w:r>
+        <w:rPr>
+          <w:rFonts w:cs="Calibri"/>
+        </w:rPr>
+        <w:t xml:space="preserve"> soglia minima di utenti in coda per attivare l’esplosione della simulazione</w:t>
+      </w:r>
+    </w:p>
+    <w:p>
+      <w:pPr>
+        <w:jc w:val="both"/>
+        <w:rPr>
+          <w:rFonts w:cs="Calibri"/>
+        </w:rPr>
+      </w:pPr>
+    </w:p>
+    <w:p>
+      <w:pPr>
+        <w:jc w:val="both"/>
+        <w:rPr>
+          <w:rFonts w:cs="Calibri"/>
+        </w:rPr>
+      </w:pPr>
+      <w:r>
+        <w:rPr>
+          <w:rFonts w:cs="Calibri"/>
+        </w:rPr>
+        <w:t xml:space="preserve">Nella directory </w:t>
+      </w:r>
+      <w:r>
+        <w:rPr>
+          <w:rFonts w:ascii="Courier New" w:hAnsi="Courier New" w:cs="Courier New"/>
+          <w:highlight w:val="lightGray"/>
+        </w:rPr>
+        <w:t>include</w:t>
+      </w:r>
+      <w:r>
+        <w:rPr>
+          <w:rFonts w:cs="Calibri"/>
+        </w:rPr>
+        <w:t xml:space="preserve"> invece abbiamo creato due file .h (</w:t>
+      </w:r>
+      <w:r>
+        <w:rPr>
+          <w:rFonts w:ascii="Courier New" w:hAnsi="Courier New" w:cs="Courier New"/>
+          <w:highlight w:val="lightGray"/>
+        </w:rPr>
+        <w:t>config.h</w:t>
+      </w:r>
+      <w:r>
+        <w:rPr>
+          <w:rFonts w:cs="Calibri"/>
+        </w:rPr>
+        <w:t xml:space="preserve"> e </w:t>
+      </w:r>
+      <w:r>
+        <w:rPr>
+          <w:rFonts w:ascii="Courier New" w:hAnsi="Courier New" w:cs="Courier New"/>
+          <w:highlight w:val="lightGray"/>
+        </w:rPr>
+        <w:t>function</w:t>
+      </w:r>
+      <w:r>
+        <w:rPr>
+          <w:rFonts w:ascii="Courier New" w:hAnsi="Courier New" w:cs="Courier New"/>
+          <w:highlight w:val="lightGray"/>
+        </w:rPr>
+        <w:t>s</w:t>
+      </w:r>
+      <w:r>
+        <w:rPr>
+          <w:rFonts w:ascii="Courier New" w:hAnsi="Courier New" w:cs="Courier New"/>
+          <w:highlight w:val="lightGray"/>
+        </w:rPr>
+        <w:t>.h</w:t>
+      </w:r>
+      <w:r>
+        <w:rPr>
+          <w:rFonts w:cs="Calibri"/>
+        </w:rPr>
+        <w:t>) che contengono rispettivamente:</w:t>
+      </w:r>
+    </w:p>
+    <w:p>
+      <w:pPr>
+        <w:pStyle w:val="Paragrafoelenco"/>
+        <w:numPr>
+          <w:ilvl w:val="0"/>
+          <w:numId w:val="12"/>
+        </w:numPr>
+        <w:jc w:val="both"/>
+        <w:rPr>
+          <w:rFonts w:cs="Calibri"/>
+        </w:rPr>
+      </w:pPr>
+      <w:r>
+        <w:rPr>
+          <w:rFonts w:ascii="Courier New" w:hAnsi="Courier New" w:cs="Courier New"/>
+          <w:b/>
+          <w:bCs/>
+          <w:sz w:val="28"/>
+          <w:szCs w:val="28"/>
+        </w:rPr>
+        <w:t>config.h</w:t>
+      </w:r>
+    </w:p>
+    <w:p>
+      <w:pPr>
+        <w:pStyle w:val="Paragrafoelenco"/>
+        <w:numPr>
+          <w:ilvl w:val="0"/>
+          <w:numId w:val="10"/>
+        </w:numPr>
+        <w:jc w:val="both"/>
+        <w:rPr>
+          <w:rFonts w:cs="Calibri"/>
+        </w:rPr>
+      </w:pPr>
+      <w:r>
+        <w:rPr>
+          <w:rFonts w:cs="Calibri"/>
+          <w:b/>
+          <w:bCs/>
+        </w:rPr>
+        <w:t>MAX_SPORTELLI</w:t>
+      </w:r>
+      <w:r>
+        <w:rPr>
+          <w:rFonts w:cs="Calibri"/>
+        </w:rPr>
+        <w:t xml:space="preserve"> </w:t>
+      </w:r>
+      <w:r>
+        <w:rPr>
+          <w:rFonts w:cs="Calibri"/>
+        </w:rPr>
+        <w:sym w:font="Wingdings" w:char="F0E0"/>
+      </w:r>
+      <w:r>
+        <w:rPr>
+          <w:rFonts w:cs="Calibri"/>
+        </w:rPr>
+        <w:t xml:space="preserve"> numero massimo di sportelli disponibili nel sistema</w:t>
+      </w:r>
+    </w:p>
+    <w:p>
+      <w:pPr>
+        <w:pStyle w:val="Paragrafoelenco"/>
+        <w:numPr>
+          <w:ilvl w:val="0"/>
+          <w:numId w:val="10"/>
+        </w:numPr>
+        <w:jc w:val="both"/>
+        <w:rPr>
+          <w:rFonts w:cs="Calibri"/>
+        </w:rPr>
+      </w:pPr>
+      <w:r>
+        <w:rPr>
+          <w:rFonts w:cs="Calibri"/>
+          <w:b/>
+          <w:bCs/>
+        </w:rPr>
+        <w:t>MAX_LAVORATORI</w:t>
+      </w:r>
+      <w:r>
+        <w:rPr>
+          <w:rFonts w:cs="Calibri"/>
+        </w:rPr>
+        <w:t xml:space="preserve"> </w:t>
+      </w:r>
+      <w:r>
+        <w:rPr>
+          <w:rFonts w:cs="Calibri"/>
+        </w:rPr>
+        <w:sym w:font="Wingdings" w:char="F0E0"/>
+      </w:r>
+      <w:r>
+        <w:rPr>
+          <w:rFonts w:cs="Calibri"/>
+        </w:rPr>
+        <w:t xml:space="preserve"> numero massimo di lavoratori disponibili nel sistema</w:t>
+      </w:r>
+    </w:p>
+    <w:p>
+      <w:pPr>
+        <w:pStyle w:val="Paragrafoelenco"/>
+        <w:numPr>
+          <w:ilvl w:val="0"/>
+          <w:numId w:val="10"/>
+        </w:numPr>
+        <w:jc w:val="both"/>
+        <w:rPr>
+          <w:rFonts w:cs="Calibri"/>
+        </w:rPr>
+      </w:pPr>
+      <w:r>
+        <w:rPr>
+          <w:rFonts w:cs="Calibri"/>
+          <w:b/>
+          <w:bCs/>
+        </w:rPr>
+        <w:t>NUM_SERVIZI</w:t>
+      </w:r>
+      <w:r>
+        <w:rPr>
+          <w:rFonts w:cs="Calibri"/>
+        </w:rPr>
+        <w:t xml:space="preserve"> </w:t>
+      </w:r>
+      <w:r>
+        <w:rPr>
+          <w:rFonts w:cs="Calibri"/>
+        </w:rPr>
+        <w:sym w:font="Wingdings" w:char="F0E0"/>
+      </w:r>
+      <w:r>
+        <w:rPr>
+          <w:rFonts w:cs="Calibri"/>
+        </w:rPr>
+        <w:t xml:space="preserve"> numero totale dei servizi offerti</w:t>
+      </w:r>
+    </w:p>
+    <w:p>
+      <w:pPr>
+        <w:pStyle w:val="Paragrafoelenco"/>
+        <w:numPr>
+          <w:ilvl w:val="0"/>
+          <w:numId w:val="10"/>
+        </w:numPr>
+        <w:jc w:val="both"/>
+        <w:rPr>
+          <w:rFonts w:cs="Calibri"/>
+        </w:rPr>
+      </w:pPr>
+      <w:r>
+        <w:rPr>
+          <w:rFonts w:cs="Calibri"/>
+          <w:b/>
+          <w:bCs/>
+        </w:rPr>
+        <w:t xml:space="preserve">tempario[NUM_SERVIZI] </w:t>
+      </w:r>
+      <w:r>
+        <w:rPr>
+          <w:rFonts w:cs="Calibri"/>
+        </w:rPr>
+        <w:sym w:font="Wingdings" w:char="F0E0"/>
+      </w:r>
+      <w:r>
+        <w:rPr>
+          <w:rFonts w:cs="Calibri"/>
+        </w:rPr>
+        <w:t xml:space="preserve"> tempi di erogazione dei servizi</w:t>
+      </w:r>
+    </w:p>
+    <w:p>
+      <w:pPr>
+        <w:pStyle w:val="Paragrafoelenco"/>
+        <w:ind w:left="1425"/>
+        <w:jc w:val="both"/>
+        <w:rPr>
+          <w:rFonts w:cs="Calibri"/>
+        </w:rPr>
+      </w:pPr>
+    </w:p>
+    <w:p>
+      <w:pPr>
+        <w:pStyle w:val="Paragrafoelenco"/>
+        <w:numPr>
+          <w:ilvl w:val="0"/>
+          <w:numId w:val="10"/>
+        </w:numPr>
+        <w:jc w:val="both"/>
+        <w:rPr>
+          <w:rFonts w:cs="Calibri"/>
+        </w:rPr>
+      </w:pPr>
+      <w:r>
+        <w:rPr>
+          <w:rFonts w:cs="Calibri"/>
+          <w:b/>
+          <w:bCs/>
+        </w:rPr>
+        <w:t>Config</w:t>
+      </w:r>
+      <w:r>
+        <w:rPr>
+          <w:rFonts w:cs="Calibri"/>
+        </w:rPr>
+        <w:t xml:space="preserve"> </w:t>
+      </w:r>
+      <w:r>
+        <w:rPr>
+          <w:rFonts w:cs="Calibri"/>
+        </w:rPr>
+        <w:sym w:font="Wingdings" w:char="F0E0"/>
+      </w:r>
+      <w:r>
+        <w:rPr>
+          <w:rFonts w:cs="Calibri"/>
+        </w:rPr>
+        <w:t xml:space="preserve"> struttura in cui </w:t>
+      </w:r>
+      <w:r>
+        <w:rPr>
+          <w:rFonts w:cs="Calibri"/>
+        </w:rPr>
+        <w:t>vengono salvati tutti i valori di post_office.conf, inclusi altri valori impostati nel direttore:</w:t>
+      </w:r>
+    </w:p>
+    <w:p>
+      <w:pPr>
+        <w:pStyle w:val="Paragrafoelenco"/>
+        <w:numPr>
+          <w:ilvl w:val="1"/>
+          <w:numId w:val="10"/>
+        </w:numPr>
+        <w:jc w:val="both"/>
+        <w:rPr>
+          <w:rFonts w:cs="Calibri"/>
+        </w:rPr>
+      </w:pPr>
+      <w:r>
+        <w:rPr>
+          <w:rFonts w:cs="Calibri"/>
+          <w:b/>
+          <w:bCs/>
+        </w:rPr>
+        <w:t xml:space="preserve">DAYS_LEFT </w:t>
+      </w:r>
+      <w:r>
+        <w:rPr>
+          <w:rFonts w:cs="Calibri"/>
+        </w:rPr>
+        <w:sym w:font="Wingdings" w:char="F0E0"/>
+      </w:r>
+      <w:r>
+        <w:rPr>
+          <w:rFonts w:cs="Calibri"/>
+        </w:rPr>
+        <w:t xml:space="preserve"> giorni rimanenti alla fine della simulazione</w:t>
+      </w:r>
+    </w:p>
+    <w:p>
+      <w:pPr>
+        <w:pStyle w:val="Paragrafoelenco"/>
+        <w:numPr>
+          <w:ilvl w:val="1"/>
+          <w:numId w:val="10"/>
+        </w:numPr>
+        <w:jc w:val="both"/>
+        <w:rPr>
+          <w:rFonts w:cs="Calibri"/>
+        </w:rPr>
+      </w:pPr>
+      <w:r>
+        <w:rPr>
+          <w:rFonts w:cs="Calibri"/>
+          <w:b/>
+          <w:bCs/>
+        </w:rPr>
+        <w:t xml:space="preserve">sportelli[MAX_SPORTELLI] </w:t>
+      </w:r>
+      <w:r>
+        <w:rPr>
+          <w:rFonts w:cs="Calibri"/>
+        </w:rPr>
+        <w:sym w:font="Wingdings" w:char="F0E0"/>
+      </w:r>
+      <w:r>
+        <w:rPr>
+          <w:rFonts w:cs="Calibri"/>
+        </w:rPr>
+        <w:t xml:space="preserve"> c</w:t>
+      </w:r>
+      <w:r>
+        <w:rPr>
+          <w:rFonts w:cs="Calibri"/>
+        </w:rPr>
+        <w:t>onfigurazione degli sportelli per tipo di servizio.</w:t>
+      </w:r>
+    </w:p>
+    <w:p>
+      <w:pPr>
+        <w:pStyle w:val="Paragrafoelenco"/>
+        <w:numPr>
+          <w:ilvl w:val="1"/>
+          <w:numId w:val="10"/>
+        </w:numPr>
+        <w:jc w:val="both"/>
+        <w:rPr>
+          <w:rFonts w:cs="Calibri"/>
+        </w:rPr>
+      </w:pPr>
+      <w:r>
+        <w:rPr>
+          <w:rFonts w:cs="Calibri"/>
+          <w:b/>
+          <w:bCs/>
+        </w:rPr>
+        <w:t>lavoratori[</w:t>
+      </w:r>
+      <w:r>
+        <w:rPr>
+          <w:rFonts w:cs="Calibri"/>
+          <w:b/>
+          <w:bCs/>
+        </w:rPr>
+        <w:t>MAX_LAVORATORI</w:t>
+      </w:r>
+      <w:r>
+        <w:rPr>
+          <w:rFonts w:cs="Calibri"/>
+          <w:b/>
+          <w:bCs/>
+        </w:rPr>
+        <w:t>]</w:t>
+      </w:r>
+      <w:r>
+        <w:rPr>
+          <w:rFonts w:cs="Calibri"/>
+        </w:rPr>
+        <w:t xml:space="preserve"> </w:t>
+      </w:r>
+      <w:r>
+        <w:rPr>
+          <w:rFonts w:cs="Calibri"/>
+        </w:rPr>
+        <w:sym w:font="Wingdings" w:char="F0E0"/>
+      </w:r>
+      <w:r>
+        <w:rPr>
+          <w:rFonts w:cs="Calibri"/>
+        </w:rPr>
+        <w:t xml:space="preserve"> m</w:t>
+      </w:r>
+      <w:r>
+        <w:rPr>
+          <w:rFonts w:cs="Calibri"/>
+        </w:rPr>
+        <w:t>appatura dei lavoratori e dei loro servizi.</w:t>
+      </w:r>
+    </w:p>
+    <w:p>
+      <w:pPr>
+        <w:pStyle w:val="Paragrafoelenco"/>
+        <w:ind w:left="1425"/>
+        <w:jc w:val="both"/>
+        <w:rPr>
+          <w:rFonts w:cs="Calibri"/>
+        </w:rPr>
+      </w:pPr>
+    </w:p>
+    <w:p>
+      <w:pPr>
+        <w:pStyle w:val="Paragrafoelenco"/>
+        <w:numPr>
+          <w:ilvl w:val="0"/>
+          <w:numId w:val="10"/>
+        </w:numPr>
+        <w:jc w:val="both"/>
+        <w:rPr>
+          <w:rFonts w:cs="Calibri"/>
+        </w:rPr>
+      </w:pPr>
+      <w:r>
+        <w:rPr>
+          <w:rFonts w:cs="Calibri"/>
+          <w:b/>
+          <w:bCs/>
+        </w:rPr>
+        <w:lastRenderedPageBreak/>
+        <w:t>StatsDay</w:t>
+      </w:r>
+      <w:r>
+        <w:rPr>
+          <w:rFonts w:cs="Calibri"/>
+        </w:rPr>
+        <w:t xml:space="preserve"> </w:t>
+      </w:r>
+      <w:r>
+        <w:rPr>
+          <w:rFonts w:cs="Calibri"/>
+        </w:rPr>
+        <w:sym w:font="Wingdings" w:char="F0E0"/>
+      </w:r>
+      <w:r>
+        <w:rPr>
+          <w:rFonts w:cs="Calibri"/>
+        </w:rPr>
+        <w:t xml:space="preserve"> struttura che contiene le statistiche della giornata</w:t>
+      </w:r>
+    </w:p>
+    <w:p>
+      <w:pPr>
+        <w:pStyle w:val="Paragrafoelenco"/>
+        <w:numPr>
+          <w:ilvl w:val="1"/>
+          <w:numId w:val="10"/>
+        </w:numPr>
+        <w:jc w:val="both"/>
+        <w:rPr>
+          <w:rFonts w:cs="Calibri"/>
+        </w:rPr>
+      </w:pPr>
+      <w:r>
+        <w:rPr>
+          <w:rFonts w:cs="Calibri"/>
+        </w:rPr>
+        <w:t>utenti_serviti</w:t>
+      </w:r>
+    </w:p>
+    <w:p>
+      <w:pPr>
+        <w:pStyle w:val="Paragrafoelenco"/>
+        <w:numPr>
+          <w:ilvl w:val="1"/>
+          <w:numId w:val="10"/>
+        </w:numPr>
+        <w:jc w:val="both"/>
+        <w:rPr>
+          <w:rFonts w:cs="Calibri"/>
+        </w:rPr>
+      </w:pPr>
+      <w:r>
+        <w:rPr>
+          <w:rFonts w:cs="Calibri"/>
+        </w:rPr>
+        <w:t xml:space="preserve">servizi_erogati[NUM_SERVIZI] </w:t>
+      </w:r>
+    </w:p>
+    <w:p>
+      <w:pPr>
+        <w:pStyle w:val="Paragrafoelenco"/>
+        <w:numPr>
+          <w:ilvl w:val="1"/>
+          <w:numId w:val="10"/>
+        </w:numPr>
+        <w:jc w:val="both"/>
+        <w:rPr>
+          <w:rFonts w:cs="Calibri"/>
+        </w:rPr>
+      </w:pPr>
+      <w:r>
+        <w:rPr>
+          <w:rFonts w:cs="Calibri"/>
+        </w:rPr>
+        <w:t>servizi_</w:t>
+      </w:r>
+      <w:r>
+        <w:rPr>
+          <w:rFonts w:cs="Calibri"/>
+        </w:rPr>
+        <w:t>non_</w:t>
+      </w:r>
+      <w:r>
+        <w:rPr>
+          <w:rFonts w:cs="Calibri"/>
+        </w:rPr>
+        <w:t>erogati[NUM_SERVIZI]</w:t>
+      </w:r>
+    </w:p>
+    <w:p>
+      <w:pPr>
+        <w:pStyle w:val="Paragrafoelenco"/>
+        <w:numPr>
+          <w:ilvl w:val="1"/>
+          <w:numId w:val="10"/>
+        </w:numPr>
+        <w:jc w:val="both"/>
+        <w:rPr>
+          <w:rFonts w:cs="Calibri"/>
+        </w:rPr>
+      </w:pPr>
+      <w:r>
+        <w:rPr>
+          <w:rFonts w:cs="Calibri"/>
+        </w:rPr>
+        <w:t>tempo_attesa_utenti</w:t>
+      </w:r>
+    </w:p>
+    <w:p>
+      <w:pPr>
+        <w:pStyle w:val="Paragrafoelenco"/>
+        <w:numPr>
+          <w:ilvl w:val="1"/>
+          <w:numId w:val="10"/>
+        </w:numPr>
+        <w:jc w:val="both"/>
+        <w:rPr>
+          <w:rFonts w:cs="Calibri"/>
+        </w:rPr>
+      </w:pPr>
+      <w:r>
+        <w:rPr>
+          <w:rFonts w:cs="Calibri"/>
+        </w:rPr>
+        <w:t xml:space="preserve">tempo_erogazione_servizio </w:t>
+      </w:r>
+      <w:r>
+        <w:rPr>
+          <w:rFonts w:cs="Calibri"/>
+        </w:rPr>
+        <w:t xml:space="preserve">[NUM_SERVIZI] </w:t>
+      </w:r>
+    </w:p>
+    <w:p>
+      <w:pPr>
+        <w:pStyle w:val="Paragrafoelenco"/>
+        <w:numPr>
+          <w:ilvl w:val="1"/>
+          <w:numId w:val="10"/>
+        </w:numPr>
+        <w:jc w:val="both"/>
+        <w:rPr>
+          <w:rFonts w:cs="Calibri"/>
+        </w:rPr>
+      </w:pPr>
+      <w:r>
+        <w:rPr>
+          <w:rFonts w:cs="Calibri"/>
+        </w:rPr>
+        <w:t xml:space="preserve"> </w:t>
+      </w:r>
+      <w:r>
+        <w:rPr>
+          <w:rFonts w:cs="Calibri"/>
+        </w:rPr>
+        <w:t>operatori_attivi</w:t>
+      </w:r>
+    </w:p>
+    <w:p>
+      <w:pPr>
+        <w:pStyle w:val="Paragrafoelenco"/>
+        <w:numPr>
+          <w:ilvl w:val="1"/>
+          <w:numId w:val="10"/>
+        </w:numPr>
+        <w:jc w:val="both"/>
+        <w:rPr>
+          <w:rFonts w:cs="Calibri"/>
+        </w:rPr>
+      </w:pPr>
+      <w:r>
+        <w:rPr>
+          <w:rFonts w:cs="Calibri"/>
+        </w:rPr>
+        <w:t>pause_giornata</w:t>
+      </w:r>
+    </w:p>
+    <w:p>
+      <w:pPr>
+        <w:pStyle w:val="Paragrafoelenco"/>
+        <w:ind w:left="1425"/>
+        <w:jc w:val="both"/>
+        <w:rPr>
+          <w:rFonts w:cs="Calibri"/>
+        </w:rPr>
+      </w:pPr>
+    </w:p>
+    <w:p>
+      <w:pPr>
+        <w:pStyle w:val="Paragrafoelenco"/>
+        <w:numPr>
+          <w:ilvl w:val="0"/>
+          <w:numId w:val="10"/>
+        </w:numPr>
+        <w:jc w:val="both"/>
+        <w:rPr>
+          <w:rFonts w:cs="Calibri"/>
+        </w:rPr>
+      </w:pPr>
+      <w:r>
+        <w:rPr>
+          <w:rFonts w:cs="Calibri"/>
+          <w:b/>
+          <w:bCs/>
+        </w:rPr>
+        <w:t>StatsSim</w:t>
+      </w:r>
+      <w:r>
+        <w:rPr>
+          <w:rFonts w:cs="Calibri"/>
+        </w:rPr>
+        <w:t xml:space="preserve"> </w:t>
+      </w:r>
+      <w:r>
+        <w:rPr>
+          <w:rFonts w:cs="Calibri"/>
+        </w:rPr>
+        <w:sym w:font="Wingdings" w:char="F0E0"/>
+      </w:r>
+      <w:r>
+        <w:rPr>
+          <w:rFonts w:cs="Calibri"/>
+        </w:rPr>
+        <w:t xml:space="preserve"> struttura che contiene le statistiche dell’intera simulazione</w:t>
+      </w:r>
+    </w:p>
+    <w:p>
+      <w:pPr>
+        <w:pStyle w:val="Paragrafoelenco"/>
+        <w:numPr>
+          <w:ilvl w:val="1"/>
+          <w:numId w:val="10"/>
+        </w:numPr>
+        <w:jc w:val="both"/>
+        <w:rPr>
+          <w:rFonts w:cs="Calibri"/>
+        </w:rPr>
+      </w:pPr>
+      <w:r>
+        <w:rPr>
+          <w:rFonts w:cs="Calibri"/>
+        </w:rPr>
+        <w:t>utenti_serviti_tot</w:t>
+      </w:r>
+    </w:p>
+    <w:p>
+      <w:pPr>
+        <w:pStyle w:val="Paragrafoelenco"/>
+        <w:numPr>
+          <w:ilvl w:val="1"/>
+          <w:numId w:val="10"/>
+        </w:numPr>
+        <w:jc w:val="both"/>
+        <w:rPr>
+          <w:rFonts w:cs="Calibri"/>
+        </w:rPr>
+      </w:pPr>
+      <w:r>
+        <w:rPr>
+          <w:rFonts w:cs="Calibri"/>
+        </w:rPr>
+        <w:t>servizi_erogati</w:t>
+      </w:r>
+      <w:r>
+        <w:rPr>
+          <w:rFonts w:cs="Calibri"/>
+        </w:rPr>
+        <w:t>_tot</w:t>
+      </w:r>
+      <w:r>
+        <w:rPr>
+          <w:rFonts w:cs="Calibri"/>
+        </w:rPr>
+        <w:t xml:space="preserve">[NUM_SERVIZI] </w:t>
+      </w:r>
+    </w:p>
+    <w:p>
+      <w:pPr>
+        <w:pStyle w:val="Paragrafoelenco"/>
+        <w:numPr>
+          <w:ilvl w:val="1"/>
+          <w:numId w:val="10"/>
+        </w:numPr>
+        <w:jc w:val="both"/>
+        <w:rPr>
+          <w:rFonts w:cs="Calibri"/>
+        </w:rPr>
+      </w:pPr>
+      <w:r>
+        <w:rPr>
+          <w:rFonts w:cs="Calibri"/>
+        </w:rPr>
+        <w:t>servizi_</w:t>
+      </w:r>
+      <w:r>
+        <w:rPr>
+          <w:rFonts w:cs="Calibri"/>
+        </w:rPr>
+        <w:t>non_</w:t>
+      </w:r>
+      <w:r>
+        <w:rPr>
+          <w:rFonts w:cs="Calibri"/>
+        </w:rPr>
+        <w:t>erogati</w:t>
+      </w:r>
+      <w:r>
+        <w:rPr>
+          <w:rFonts w:cs="Calibri"/>
+        </w:rPr>
+        <w:t>_tot</w:t>
+      </w:r>
+      <w:r>
+        <w:rPr>
+          <w:rFonts w:cs="Calibri"/>
+        </w:rPr>
+        <w:t xml:space="preserve">[NUM_SERVIZI] </w:t>
+      </w:r>
+    </w:p>
+    <w:p>
+      <w:pPr>
+        <w:pStyle w:val="Paragrafoelenco"/>
+        <w:numPr>
+          <w:ilvl w:val="1"/>
+          <w:numId w:val="10"/>
+        </w:numPr>
+        <w:jc w:val="both"/>
+        <w:rPr>
+          <w:rFonts w:cs="Calibri"/>
+        </w:rPr>
+      </w:pPr>
+      <w:r>
+        <w:rPr>
+          <w:rFonts w:cs="Calibri"/>
+        </w:rPr>
+        <w:t>servizi_non_erogati_media_giorno</w:t>
+      </w:r>
+      <w:r>
+        <w:rPr>
+          <w:rFonts w:cs="Calibri"/>
+        </w:rPr>
+        <w:t xml:space="preserve">[NUM_SERVIZI] </w:t>
+      </w:r>
+    </w:p>
+    <w:p>
+      <w:pPr>
+        <w:pStyle w:val="Paragrafoelenco"/>
+        <w:numPr>
+          <w:ilvl w:val="1"/>
+          <w:numId w:val="10"/>
+        </w:numPr>
+        <w:jc w:val="both"/>
+        <w:rPr>
+          <w:rFonts w:cs="Calibri"/>
+        </w:rPr>
+      </w:pPr>
+      <w:r>
+        <w:rPr>
+          <w:rFonts w:cs="Calibri"/>
+        </w:rPr>
+        <w:t>tempo_attesa_utenti_tot</w:t>
+      </w:r>
+    </w:p>
+    <w:p>
+      <w:pPr>
+        <w:pStyle w:val="Paragrafoelenco"/>
+        <w:numPr>
+          <w:ilvl w:val="1"/>
+          <w:numId w:val="10"/>
+        </w:numPr>
+        <w:jc w:val="both"/>
+        <w:rPr>
+          <w:rFonts w:cs="Calibri"/>
+        </w:rPr>
+      </w:pPr>
+      <w:r>
+        <w:rPr>
+          <w:rFonts w:cs="Calibri"/>
+        </w:rPr>
+        <w:t>tempo_erogazione_servizi_tot[NUM_SERVIZI]</w:t>
+      </w:r>
+    </w:p>
+    <w:p>
+      <w:pPr>
+        <w:pStyle w:val="Paragrafoelenco"/>
+        <w:numPr>
+          <w:ilvl w:val="1"/>
+          <w:numId w:val="10"/>
+        </w:numPr>
+        <w:jc w:val="both"/>
+        <w:rPr>
+          <w:rFonts w:cs="Calibri"/>
+        </w:rPr>
+      </w:pPr>
+      <w:r>
+        <w:rPr>
+          <w:rFonts w:cs="Calibri"/>
+        </w:rPr>
+        <w:t>operatori_attivi_tot</w:t>
+      </w:r>
+    </w:p>
+    <w:p>
+      <w:pPr>
+        <w:pStyle w:val="Paragrafoelenco"/>
+        <w:numPr>
+          <w:ilvl w:val="1"/>
+          <w:numId w:val="10"/>
+        </w:numPr>
+        <w:jc w:val="both"/>
+        <w:rPr>
+          <w:rFonts w:cs="Calibri"/>
+        </w:rPr>
+      </w:pPr>
+      <w:r>
+        <w:rPr>
+          <w:rFonts w:cs="Calibri"/>
+        </w:rPr>
+        <w:t>pause_tot</w:t>
+      </w:r>
+    </w:p>
+    <w:p>
+      <w:pPr>
+        <w:pStyle w:val="Paragrafoelenco"/>
+        <w:numPr>
+          <w:ilvl w:val="1"/>
+          <w:numId w:val="10"/>
+        </w:numPr>
+        <w:jc w:val="both"/>
+        <w:rPr>
+          <w:rFonts w:cs="Calibri"/>
+        </w:rPr>
+      </w:pPr>
+      <w:r>
+        <w:rPr>
+          <w:rFonts w:cs="Calibri"/>
+        </w:rPr>
+        <w:t>rapporto_op_sportelli_media[MAX_SPORTELLI]</w:t>
+      </w:r>
+    </w:p>
+    <w:p>
+      <w:pPr>
+        <w:pStyle w:val="Paragrafoelenco"/>
+        <w:ind w:left="1425"/>
+        <w:jc w:val="both"/>
+        <w:rPr>
+          <w:rFonts w:cs="Calibri"/>
+        </w:rPr>
+      </w:pPr>
+    </w:p>
+    <w:p>
+      <w:pPr>
+        <w:pStyle w:val="Paragrafoelenco"/>
+        <w:numPr>
+          <w:ilvl w:val="0"/>
+          <w:numId w:val="10"/>
+        </w:numPr>
+        <w:jc w:val="both"/>
+        <w:rPr>
+          <w:rFonts w:cs="Calibri"/>
+        </w:rPr>
+      </w:pPr>
+      <w:r>
+        <w:rPr>
+          <w:rFonts w:cs="Calibri"/>
+          <w:b/>
+          <w:bCs/>
+        </w:rPr>
+        <w:t>struct msgbuf</w:t>
+      </w:r>
+      <w:r>
+        <w:rPr>
+          <w:rFonts w:cs="Calibri"/>
+        </w:rPr>
+        <w:t xml:space="preserve"> </w:t>
+      </w:r>
+      <w:r>
+        <w:rPr>
+          <w:rFonts w:cs="Calibri"/>
+        </w:rPr>
+        <w:sym w:font="Wingdings" w:char="F0E0"/>
+      </w:r>
+      <w:r>
+        <w:rPr>
+          <w:rFonts w:cs="Calibri"/>
+        </w:rPr>
+        <w:t xml:space="preserve"> struttura per i messaggi nella coda tra utenti e sportelli</w:t>
+      </w:r>
+    </w:p>
+    <w:p>
+      <w:pPr>
+        <w:pStyle w:val="Paragrafoelenco"/>
+        <w:numPr>
+          <w:ilvl w:val="0"/>
+          <w:numId w:val="10"/>
+        </w:numPr>
+        <w:jc w:val="both"/>
+        <w:rPr>
+          <w:rFonts w:cs="Calibri"/>
+        </w:rPr>
+      </w:pPr>
+      <w:r>
+        <w:rPr>
+          <w:rFonts w:cs="Calibri"/>
+          <w:b/>
+          <w:bCs/>
+        </w:rPr>
+        <w:t>Sportello</w:t>
+      </w:r>
+      <w:r>
+        <w:rPr>
+          <w:rFonts w:cs="Calibri"/>
+        </w:rPr>
+        <w:t xml:space="preserve"> </w:t>
+      </w:r>
+      <w:r>
+        <w:rPr>
+          <w:rFonts w:cs="Calibri"/>
+        </w:rPr>
+        <w:sym w:font="Wingdings" w:char="F0E0"/>
+      </w:r>
+      <w:r>
+        <w:rPr>
+          <w:rFonts w:cs="Calibri"/>
+        </w:rPr>
+        <w:t xml:space="preserve"> struttura che contiene il tipo di lavoro assegnato</w:t>
+      </w:r>
+    </w:p>
+    <w:p>
+      <w:pPr>
+        <w:pStyle w:val="Paragrafoelenco"/>
+        <w:numPr>
+          <w:ilvl w:val="0"/>
+          <w:numId w:val="10"/>
+        </w:numPr>
+        <w:jc w:val="both"/>
+        <w:rPr>
+          <w:rFonts w:cs="Calibri"/>
+        </w:rPr>
+      </w:pPr>
+      <w:r>
+        <w:rPr>
+          <w:rFonts w:cs="Calibri"/>
+          <w:b/>
+          <w:bCs/>
+        </w:rPr>
+        <w:t>WorkerMsg</w:t>
+      </w:r>
+      <w:r>
+        <w:rPr>
+          <w:rFonts w:cs="Calibri"/>
+        </w:rPr>
+        <w:t xml:space="preserve"> </w:t>
+      </w:r>
+      <w:r>
+        <w:rPr>
+          <w:rFonts w:cs="Calibri"/>
+        </w:rPr>
+        <w:sym w:font="Wingdings" w:char="F0E0"/>
+      </w:r>
+      <w:r>
+        <w:rPr>
+          <w:rFonts w:cs="Calibri"/>
+        </w:rPr>
+        <w:t xml:space="preserve"> struttura usata dai lavorati per scambiare messaggi con il direttore</w:t>
+      </w:r>
+    </w:p>
+    <w:p>
+      <w:pPr>
+        <w:pStyle w:val="Paragrafoelenco"/>
+        <w:ind w:left="1425"/>
+        <w:jc w:val="both"/>
+        <w:rPr>
+          <w:rFonts w:cs="Calibri"/>
+        </w:rPr>
+      </w:pPr>
+    </w:p>
+    <w:p>
+      <w:pPr>
+        <w:pStyle w:val="Paragrafoelenco"/>
+        <w:numPr>
+          <w:ilvl w:val="0"/>
+          <w:numId w:val="10"/>
+        </w:numPr>
+        <w:jc w:val="both"/>
+        <w:rPr>
+          <w:rFonts w:cs="Calibri"/>
+        </w:rPr>
+      </w:pPr>
+      <w:r>
+        <w:rPr>
+          <w:rFonts w:cs="Calibri"/>
+          <w:b/>
+          <w:bCs/>
+        </w:rPr>
+        <w:t>TicketMsg</w:t>
+      </w:r>
+      <w:r>
+        <w:rPr>
+          <w:rFonts w:cs="Calibri"/>
+        </w:rPr>
+        <w:t xml:space="preserve"> </w:t>
+      </w:r>
+      <w:r>
+        <w:rPr>
+          <w:rFonts w:cs="Calibri"/>
+        </w:rPr>
+        <w:sym w:font="Wingdings" w:char="F0E0"/>
+      </w:r>
+      <w:r>
+        <w:rPr>
+          <w:rFonts w:cs="Calibri"/>
+        </w:rPr>
+        <w:t xml:space="preserve"> struttura usata da utenti per comunicare con erogatoreTicket</w:t>
+      </w:r>
+    </w:p>
+    <w:p>
+      <w:pPr>
+        <w:pStyle w:val="Paragrafoelenco"/>
+        <w:numPr>
+          <w:ilvl w:val="1"/>
+          <w:numId w:val="10"/>
+        </w:numPr>
+        <w:jc w:val="both"/>
+        <w:rPr>
+          <w:rFonts w:cs="Calibri"/>
+        </w:rPr>
+      </w:pPr>
+      <w:r>
+        <w:rPr>
+          <w:rFonts w:cs="Calibri"/>
+          <w:i/>
+          <w:iCs/>
+        </w:rPr>
+        <w:t>mtype</w:t>
+      </w:r>
+      <w:r>
+        <w:rPr>
+          <w:rFonts w:cs="Calibri"/>
+        </w:rPr>
+        <w:t>: tipo del messaggio (1 per richiesta, PID per risposta)</w:t>
+      </w:r>
+    </w:p>
+    <w:p>
+      <w:pPr>
+        <w:pStyle w:val="Paragrafoelenco"/>
+        <w:numPr>
+          <w:ilvl w:val="1"/>
+          <w:numId w:val="10"/>
+        </w:numPr>
+        <w:jc w:val="both"/>
+        <w:rPr>
+          <w:rFonts w:cs="Calibri"/>
+        </w:rPr>
+      </w:pPr>
+      <w:r>
+        <w:rPr>
+          <w:rFonts w:cs="Calibri"/>
+        </w:rPr>
+        <w:t>servizio</w:t>
+      </w:r>
+    </w:p>
+    <w:p>
+      <w:pPr>
+        <w:pStyle w:val="Paragrafoelenco"/>
+        <w:numPr>
+          <w:ilvl w:val="1"/>
+          <w:numId w:val="10"/>
+        </w:numPr>
+        <w:jc w:val="both"/>
+        <w:rPr>
+          <w:rFonts w:cs="Calibri"/>
+        </w:rPr>
+      </w:pPr>
+      <w:r>
+        <w:rPr>
+          <w:rFonts w:cs="Calibri"/>
+          <w:i/>
+          <w:iCs/>
+        </w:rPr>
+        <w:t>ticket</w:t>
+      </w:r>
+      <w:r>
+        <w:rPr>
+          <w:rFonts w:cs="Calibri"/>
+        </w:rPr>
+        <w:t>: numero del ticket (inviato solo in risposta)</w:t>
+      </w:r>
+    </w:p>
+    <w:p>
+      <w:pPr>
+        <w:pStyle w:val="Paragrafoelenco"/>
+        <w:numPr>
+          <w:ilvl w:val="1"/>
+          <w:numId w:val="10"/>
+        </w:numPr>
+        <w:jc w:val="both"/>
+        <w:rPr>
+          <w:rFonts w:cs="Calibri"/>
+        </w:rPr>
+      </w:pPr>
+      <w:r>
+        <w:rPr>
+          <w:rFonts w:cs="Calibri"/>
+          <w:i/>
+          <w:iCs/>
+        </w:rPr>
+        <w:t>pid</w:t>
+      </w:r>
+      <w:r>
+        <w:rPr>
+          <w:rFonts w:cs="Calibri"/>
+        </w:rPr>
+        <w:t xml:space="preserve"> (solo in richiesta)</w:t>
+      </w:r>
+    </w:p>
+    <w:p>
+      <w:pPr>
+        <w:pStyle w:val="Paragrafoelenco"/>
+        <w:ind w:left="1425"/>
+        <w:jc w:val="both"/>
+        <w:rPr>
+          <w:rFonts w:cs="Calibri"/>
+        </w:rPr>
+      </w:pPr>
+    </w:p>
+    <w:p>
+      <w:pPr>
+        <w:pStyle w:val="Paragrafoelenco"/>
+        <w:numPr>
+          <w:ilvl w:val="0"/>
+          <w:numId w:val="10"/>
+        </w:numPr>
+        <w:jc w:val="both"/>
+        <w:rPr>
+          <w:rFonts w:cs="Calibri"/>
+        </w:rPr>
+      </w:pPr>
+      <w:r>
+        <w:rPr>
+          <w:rFonts w:cs="Calibri"/>
+          <w:b/>
+          <w:bCs/>
+        </w:rPr>
+        <w:t>Ticket/TicketPtr</w:t>
+      </w:r>
+      <w:r>
+        <w:rPr>
+          <w:rFonts w:cs="Calibri"/>
+        </w:rPr>
+        <w:t xml:space="preserve"> </w:t>
+      </w:r>
+      <w:r>
+        <w:rPr>
+          <w:rFonts w:cs="Calibri"/>
+        </w:rPr>
+        <w:sym w:font="Wingdings" w:char="F0E0"/>
+      </w:r>
+      <w:r>
+        <w:rPr>
+          <w:rFonts w:cs="Calibri"/>
+        </w:rPr>
+        <w:t xml:space="preserve"> struttura che rappresenta il ticket </w:t>
+      </w:r>
+    </w:p>
+    <w:p>
+      <w:pPr>
+        <w:pStyle w:val="Paragrafoelenco"/>
+        <w:numPr>
+          <w:ilvl w:val="1"/>
+          <w:numId w:val="10"/>
+        </w:numPr>
+        <w:jc w:val="both"/>
+        <w:rPr>
+          <w:rFonts w:cs="Calibri"/>
+        </w:rPr>
+      </w:pPr>
+      <w:r>
+        <w:rPr>
+          <w:rFonts w:cs="Calibri"/>
+        </w:rPr>
+        <w:t>type: servizio richiesto</w:t>
+      </w:r>
+    </w:p>
+    <w:p>
+      <w:pPr>
+        <w:pStyle w:val="Paragrafoelenco"/>
+        <w:numPr>
+          <w:ilvl w:val="1"/>
+          <w:numId w:val="10"/>
+        </w:numPr>
+        <w:jc w:val="both"/>
+        <w:rPr>
+          <w:rFonts w:cs="Calibri"/>
+        </w:rPr>
+      </w:pPr>
+      <w:r>
+        <w:rPr>
+          <w:rFonts w:cs="Calibri"/>
+        </w:rPr>
+        <w:t>time: tempo necessario per erogare il servizio</w:t>
+      </w:r>
+    </w:p>
+    <w:p>
+      <w:pPr>
+        <w:jc w:val="both"/>
+        <w:rPr>
+          <w:rFonts w:cs="Calibri"/>
+        </w:rPr>
+      </w:pPr>
+    </w:p>
+    <w:p>
+      <w:pPr>
+        <w:jc w:val="both"/>
+        <w:rPr>
+          <w:rFonts w:cs="Calibri"/>
+        </w:rPr>
+      </w:pPr>
+    </w:p>
+    <w:p>
+      <w:pPr>
+        <w:pStyle w:val="Paragrafoelenco"/>
+        <w:numPr>
+          <w:ilvl w:val="0"/>
+          <w:numId w:val="12"/>
+        </w:numPr>
+        <w:jc w:val="both"/>
+        <w:rPr>
+          <w:rFonts w:cs="Calibri"/>
+        </w:rPr>
+      </w:pPr>
+      <w:r>
+        <w:rPr>
+          <w:rFonts w:ascii="Courier New" w:hAnsi="Courier New" w:cs="Courier New"/>
+          <w:b/>
+          <w:bCs/>
+          <w:sz w:val="28"/>
+          <w:szCs w:val="28"/>
+        </w:rPr>
+        <w:t>functions.h</w:t>
+      </w:r>
+      <w:r>
+        <w:rPr>
+          <w:rFonts w:cs="Calibri"/>
+          <w:sz w:val="28"/>
+          <w:szCs w:val="28"/>
+        </w:rPr>
+        <w:t xml:space="preserve"> </w:t>
+      </w:r>
+      <w:r>
+        <w:sym w:font="Wingdings" w:char="F0E0"/>
+      </w:r>
+      <w:r>
+        <w:rPr>
+          <w:rFonts w:cs="Calibri"/>
+        </w:rPr>
+        <w:t xml:space="preserve"> comprende tutte le funzioni</w:t>
+      </w:r>
+      <w:r>
+        <w:rPr>
+          <w:rFonts w:cs="Calibri"/>
+        </w:rPr>
+        <w:t xml:space="preserve"> utilizzate all’interno del codice dei vari processi</w:t>
       </w:r>
     </w:p>
     <w:p>
@@ -1717,7 +3464,7 @@
           <w:szCs w:val="36"/>
         </w:rPr>
       </w:pPr>
-      <w:bookmarkStart w:id="2" w:name="_Toc204443702"/>
+      <w:bookmarkStart w:id="2" w:name="_Toc204615398"/>
       <w:r>
         <w:rPr>
           <w:rFonts w:cs="Calibri"/>
@@ -1774,7 +3521,7 @@
           <w:szCs w:val="36"/>
         </w:rPr>
       </w:pPr>
-      <w:bookmarkStart w:id="3" w:name="_Toc204443703"/>
+      <w:bookmarkStart w:id="3" w:name="_Toc204615399"/>
       <w:r>
         <w:rPr>
           <w:rFonts w:cs="Calibri"/>
@@ -1829,9 +3576,10 @@
           <w:color w:val="156082" w:themeColor="accent1"/>
           <w:sz w:val="36"/>
           <w:szCs w:val="36"/>
-        </w:rPr>
-      </w:pPr>
-      <w:bookmarkStart w:id="4" w:name="_Toc204443704"/>
+          <w:u w:val="single"/>
+        </w:rPr>
+      </w:pPr>
+      <w:bookmarkStart w:id="4" w:name="_Toc204615400"/>
       <w:r>
         <w:rPr>
           <w:rFonts w:cs="Calibri"/>
@@ -2268,6 +4016,205 @@
     </w:lvl>
   </w:abstractNum>
   <w:abstractNum w:abstractNumId="3" w15:restartNumberingAfterBreak="0">
+    <w:nsid w:val="272E52A2"/>
+    <w:multiLevelType w:val="hybridMultilevel"/>
+    <w:tmpl w:val="C9E60B06"/>
+    <w:lvl w:ilvl="0" w:tplc="0410000F">
+      <w:start w:val="1"/>
+      <w:numFmt w:val="decimal"/>
+      <w:lvlText w:val="%1."/>
+      <w:lvlJc w:val="left"/>
+      <w:pPr>
+        <w:ind w:left="720" w:hanging="360"/>
+      </w:pPr>
+    </w:lvl>
+    <w:lvl w:ilvl="1" w:tplc="04100019" w:tentative="1">
+      <w:start w:val="1"/>
+      <w:numFmt w:val="lowerLetter"/>
+      <w:lvlText w:val="%2."/>
+      <w:lvlJc w:val="left"/>
+      <w:pPr>
+        <w:ind w:left="1440" w:hanging="360"/>
+      </w:pPr>
+    </w:lvl>
+    <w:lvl w:ilvl="2" w:tplc="0410001B" w:tentative="1">
+      <w:start w:val="1"/>
+      <w:numFmt w:val="lowerRoman"/>
+      <w:lvlText w:val="%3."/>
+      <w:lvlJc w:val="right"/>
+      <w:pPr>
+        <w:ind w:left="2160" w:hanging="180"/>
+      </w:pPr>
+    </w:lvl>
+    <w:lvl w:ilvl="3" w:tplc="0410000F" w:tentative="1">
+      <w:start w:val="1"/>
+      <w:numFmt w:val="decimal"/>
+      <w:lvlText w:val="%4."/>
+      <w:lvlJc w:val="left"/>
+      <w:pPr>
+        <w:ind w:left="2880" w:hanging="360"/>
+      </w:pPr>
+    </w:lvl>
+    <w:lvl w:ilvl="4" w:tplc="04100019" w:tentative="1">
+      <w:start w:val="1"/>
+      <w:numFmt w:val="lowerLetter"/>
+      <w:lvlText w:val="%5."/>
+      <w:lvlJc w:val="left"/>
+      <w:pPr>
+        <w:ind w:left="3600" w:hanging="360"/>
+      </w:pPr>
+    </w:lvl>
+    <w:lvl w:ilvl="5" w:tplc="0410001B" w:tentative="1">
+      <w:start w:val="1"/>
+      <w:numFmt w:val="lowerRoman"/>
+      <w:lvlText w:val="%6."/>
+      <w:lvlJc w:val="right"/>
+      <w:pPr>
+        <w:ind w:left="4320" w:hanging="180"/>
+      </w:pPr>
+    </w:lvl>
+    <w:lvl w:ilvl="6" w:tplc="0410000F" w:tentative="1">
+      <w:start w:val="1"/>
+      <w:numFmt w:val="decimal"/>
+      <w:lvlText w:val="%7."/>
+      <w:lvlJc w:val="left"/>
+      <w:pPr>
+        <w:ind w:left="5040" w:hanging="360"/>
+      </w:pPr>
+    </w:lvl>
+    <w:lvl w:ilvl="7" w:tplc="04100019" w:tentative="1">
+      <w:start w:val="1"/>
+      <w:numFmt w:val="lowerLetter"/>
+      <w:lvlText w:val="%8."/>
+      <w:lvlJc w:val="left"/>
+      <w:pPr>
+        <w:ind w:left="5760" w:hanging="360"/>
+      </w:pPr>
+    </w:lvl>
+    <w:lvl w:ilvl="8" w:tplc="0410001B" w:tentative="1">
+      <w:start w:val="1"/>
+      <w:numFmt w:val="lowerRoman"/>
+      <w:lvlText w:val="%9."/>
+      <w:lvlJc w:val="right"/>
+      <w:pPr>
+        <w:ind w:left="6480" w:hanging="180"/>
+      </w:pPr>
+    </w:lvl>
+  </w:abstractNum>
+  <w:abstractNum w:abstractNumId="4" w15:restartNumberingAfterBreak="0">
+    <w:nsid w:val="39C44CC2"/>
+    <w:multiLevelType w:val="hybridMultilevel"/>
+    <w:tmpl w:val="E7C87126"/>
+    <w:lvl w:ilvl="0" w:tplc="04100001">
+      <w:start w:val="1"/>
+      <w:numFmt w:val="bullet"/>
+      <w:lvlText w:val=""/>
+      <w:lvlJc w:val="left"/>
+      <w:pPr>
+        <w:ind w:left="1425" w:hanging="360"/>
+      </w:pPr>
+      <w:rPr>
+        <w:rFonts w:ascii="Symbol" w:hAnsi="Symbol" w:hint="default"/>
+      </w:rPr>
+    </w:lvl>
+    <w:lvl w:ilvl="1" w:tplc="04100003">
+      <w:start w:val="1"/>
+      <w:numFmt w:val="bullet"/>
+      <w:lvlText w:val="o"/>
+      <w:lvlJc w:val="left"/>
+      <w:pPr>
+        <w:ind w:left="2145" w:hanging="360"/>
+      </w:pPr>
+      <w:rPr>
+        <w:rFonts w:ascii="Courier New" w:hAnsi="Courier New" w:cs="Courier New" w:hint="default"/>
+      </w:rPr>
+    </w:lvl>
+    <w:lvl w:ilvl="2" w:tplc="04100005" w:tentative="1">
+      <w:start w:val="1"/>
+      <w:numFmt w:val="bullet"/>
+      <w:lvlText w:val=""/>
+      <w:lvlJc w:val="left"/>
+      <w:pPr>
+        <w:ind w:left="2865" w:hanging="360"/>
+      </w:pPr>
+      <w:rPr>
+        <w:rFonts w:ascii="Wingdings" w:hAnsi="Wingdings" w:hint="default"/>
+      </w:rPr>
+    </w:lvl>
+    <w:lvl w:ilvl="3" w:tplc="04100001" w:tentative="1">
+      <w:start w:val="1"/>
+      <w:numFmt w:val="bullet"/>
+      <w:lvlText w:val=""/>
+      <w:lvlJc w:val="left"/>
+      <w:pPr>
+        <w:ind w:left="3585" w:hanging="360"/>
+      </w:pPr>
+      <w:rPr>
+        <w:rFonts w:ascii="Symbol" w:hAnsi="Symbol" w:hint="default"/>
+      </w:rPr>
+    </w:lvl>
+    <w:lvl w:ilvl="4" w:tplc="04100003" w:tentative="1">
+      <w:start w:val="1"/>
+      <w:numFmt w:val="bullet"/>
+      <w:lvlText w:val="o"/>
+      <w:lvlJc w:val="left"/>
+      <w:pPr>
+        <w:ind w:left="4305" w:hanging="360"/>
+      </w:pPr>
+      <w:rPr>
+        <w:rFonts w:ascii="Courier New" w:hAnsi="Courier New" w:cs="Courier New" w:hint="default"/>
+      </w:rPr>
+    </w:lvl>
+    <w:lvl w:ilvl="5" w:tplc="04100005" w:tentative="1">
+      <w:start w:val="1"/>
+      <w:numFmt w:val="bullet"/>
+      <w:lvlText w:val=""/>
+      <w:lvlJc w:val="left"/>
+      <w:pPr>
+        <w:ind w:left="5025" w:hanging="360"/>
+      </w:pPr>
+      <w:rPr>
+        <w:rFonts w:ascii="Wingdings" w:hAnsi="Wingdings" w:hint="default"/>
+      </w:rPr>
+    </w:lvl>
+    <w:lvl w:ilvl="6" w:tplc="04100001" w:tentative="1">
+      <w:start w:val="1"/>
+      <w:numFmt w:val="bullet"/>
+      <w:lvlText w:val=""/>
+      <w:lvlJc w:val="left"/>
+      <w:pPr>
+        <w:ind w:left="5745" w:hanging="360"/>
+      </w:pPr>
+      <w:rPr>
+        <w:rFonts w:ascii="Symbol" w:hAnsi="Symbol" w:hint="default"/>
+      </w:rPr>
+    </w:lvl>
+    <w:lvl w:ilvl="7" w:tplc="04100003" w:tentative="1">
+      <w:start w:val="1"/>
+      <w:numFmt w:val="bullet"/>
+      <w:lvlText w:val="o"/>
+      <w:lvlJc w:val="left"/>
+      <w:pPr>
+        <w:ind w:left="6465" w:hanging="360"/>
+      </w:pPr>
+      <w:rPr>
+        <w:rFonts w:ascii="Courier New" w:hAnsi="Courier New" w:cs="Courier New" w:hint="default"/>
+      </w:rPr>
+    </w:lvl>
+    <w:lvl w:ilvl="8" w:tplc="04100005" w:tentative="1">
+      <w:start w:val="1"/>
+      <w:numFmt w:val="bullet"/>
+      <w:lvlText w:val=""/>
+      <w:lvlJc w:val="left"/>
+      <w:pPr>
+        <w:ind w:left="7185" w:hanging="360"/>
+      </w:pPr>
+      <w:rPr>
+        <w:rFonts w:ascii="Wingdings" w:hAnsi="Wingdings" w:hint="default"/>
+      </w:rPr>
+    </w:lvl>
+  </w:abstractNum>
+  <w:abstractNum w:abstractNumId="5" w15:restartNumberingAfterBreak="0">
     <w:nsid w:val="4D6C6C2B"/>
     <w:multiLevelType w:val="hybridMultilevel"/>
     <w:tmpl w:val="F90E3234"/>
@@ -2356,7 +4303,7 @@
       </w:pPr>
     </w:lvl>
   </w:abstractNum>
-  <w:abstractNum w:abstractNumId="4" w15:restartNumberingAfterBreak="0">
+  <w:abstractNum w:abstractNumId="6" w15:restartNumberingAfterBreak="0">
     <w:nsid w:val="62B15CE4"/>
     <w:multiLevelType w:val="hybridMultilevel"/>
     <w:tmpl w:val="D6E8352C"/>
@@ -2469,7 +4416,206 @@
       </w:rPr>
     </w:lvl>
   </w:abstractNum>
-  <w:abstractNum w:abstractNumId="5" w15:restartNumberingAfterBreak="0">
+  <w:abstractNum w:abstractNumId="7" w15:restartNumberingAfterBreak="0">
+    <w:nsid w:val="66D411B2"/>
+    <w:multiLevelType w:val="hybridMultilevel"/>
+    <w:tmpl w:val="2B9A2806"/>
+    <w:lvl w:ilvl="0" w:tplc="04100001">
+      <w:start w:val="1"/>
+      <w:numFmt w:val="bullet"/>
+      <w:lvlText w:val=""/>
+      <w:lvlJc w:val="left"/>
+      <w:pPr>
+        <w:ind w:left="720" w:hanging="360"/>
+      </w:pPr>
+      <w:rPr>
+        <w:rFonts w:ascii="Symbol" w:hAnsi="Symbol" w:hint="default"/>
+      </w:rPr>
+    </w:lvl>
+    <w:lvl w:ilvl="1" w:tplc="04100003" w:tentative="1">
+      <w:start w:val="1"/>
+      <w:numFmt w:val="bullet"/>
+      <w:lvlText w:val="o"/>
+      <w:lvlJc w:val="left"/>
+      <w:pPr>
+        <w:ind w:left="1440" w:hanging="360"/>
+      </w:pPr>
+      <w:rPr>
+        <w:rFonts w:ascii="Courier New" w:hAnsi="Courier New" w:cs="Courier New" w:hint="default"/>
+      </w:rPr>
+    </w:lvl>
+    <w:lvl w:ilvl="2" w:tplc="04100005" w:tentative="1">
+      <w:start w:val="1"/>
+      <w:numFmt w:val="bullet"/>
+      <w:lvlText w:val=""/>
+      <w:lvlJc w:val="left"/>
+      <w:pPr>
+        <w:ind w:left="2160" w:hanging="360"/>
+      </w:pPr>
+      <w:rPr>
+        <w:rFonts w:ascii="Wingdings" w:hAnsi="Wingdings" w:hint="default"/>
+      </w:rPr>
+    </w:lvl>
+    <w:lvl w:ilvl="3" w:tplc="04100001" w:tentative="1">
+      <w:start w:val="1"/>
+      <w:numFmt w:val="bullet"/>
+      <w:lvlText w:val=""/>
+      <w:lvlJc w:val="left"/>
+      <w:pPr>
+        <w:ind w:left="2880" w:hanging="360"/>
+      </w:pPr>
+      <w:rPr>
+        <w:rFonts w:ascii="Symbol" w:hAnsi="Symbol" w:hint="default"/>
+      </w:rPr>
+    </w:lvl>
+    <w:lvl w:ilvl="4" w:tplc="04100003" w:tentative="1">
+      <w:start w:val="1"/>
+      <w:numFmt w:val="bullet"/>
+      <w:lvlText w:val="o"/>
+      <w:lvlJc w:val="left"/>
+      <w:pPr>
+        <w:ind w:left="3600" w:hanging="360"/>
+      </w:pPr>
+      <w:rPr>
+        <w:rFonts w:ascii="Courier New" w:hAnsi="Courier New" w:cs="Courier New" w:hint="default"/>
+      </w:rPr>
+    </w:lvl>
+    <w:lvl w:ilvl="5" w:tplc="04100005" w:tentative="1">
+      <w:start w:val="1"/>
+      <w:numFmt w:val="bullet"/>
+      <w:lvlText w:val=""/>
+      <w:lvlJc w:val="left"/>
+      <w:pPr>
+        <w:ind w:left="4320" w:hanging="360"/>
+      </w:pPr>
+      <w:rPr>
+        <w:rFonts w:ascii="Wingdings" w:hAnsi="Wingdings" w:hint="default"/>
+      </w:rPr>
+    </w:lvl>
+    <w:lvl w:ilvl="6" w:tplc="04100001" w:tentative="1">
+      <w:start w:val="1"/>
+      <w:numFmt w:val="bullet"/>
+      <w:lvlText w:val=""/>
+      <w:lvlJc w:val="left"/>
+      <w:pPr>
+        <w:ind w:left="5040" w:hanging="360"/>
+      </w:pPr>
+      <w:rPr>
+        <w:rFonts w:ascii="Symbol" w:hAnsi="Symbol" w:hint="default"/>
+      </w:rPr>
+    </w:lvl>
+    <w:lvl w:ilvl="7" w:tplc="04100003" w:tentative="1">
+      <w:start w:val="1"/>
+      <w:numFmt w:val="bullet"/>
+      <w:lvlText w:val="o"/>
+      <w:lvlJc w:val="left"/>
+      <w:pPr>
+        <w:ind w:left="5760" w:hanging="360"/>
+      </w:pPr>
+      <w:rPr>
+        <w:rFonts w:ascii="Courier New" w:hAnsi="Courier New" w:cs="Courier New" w:hint="default"/>
+      </w:rPr>
+    </w:lvl>
+    <w:lvl w:ilvl="8" w:tplc="04100005" w:tentative="1">
+      <w:start w:val="1"/>
+      <w:numFmt w:val="bullet"/>
+      <w:lvlText w:val=""/>
+      <w:lvlJc w:val="left"/>
+      <w:pPr>
+        <w:ind w:left="6480" w:hanging="360"/>
+      </w:pPr>
+      <w:rPr>
+        <w:rFonts w:ascii="Wingdings" w:hAnsi="Wingdings" w:hint="default"/>
+      </w:rPr>
+    </w:lvl>
+  </w:abstractNum>
+  <w:abstractNum w:abstractNumId="8" w15:restartNumberingAfterBreak="0">
+    <w:nsid w:val="673240C0"/>
+    <w:multiLevelType w:val="hybridMultilevel"/>
+    <w:tmpl w:val="8D8CA5CA"/>
+    <w:lvl w:ilvl="0" w:tplc="0410000F">
+      <w:start w:val="1"/>
+      <w:numFmt w:val="decimal"/>
+      <w:lvlText w:val="%1."/>
+      <w:lvlJc w:val="left"/>
+      <w:pPr>
+        <w:ind w:left="1068" w:hanging="360"/>
+      </w:pPr>
+    </w:lvl>
+    <w:lvl w:ilvl="1" w:tplc="04100019">
+      <w:start w:val="1"/>
+      <w:numFmt w:val="lowerLetter"/>
+      <w:lvlText w:val="%2."/>
+      <w:lvlJc w:val="left"/>
+      <w:pPr>
+        <w:ind w:left="1788" w:hanging="360"/>
+      </w:pPr>
+    </w:lvl>
+    <w:lvl w:ilvl="2" w:tplc="0410001B" w:tentative="1">
+      <w:start w:val="1"/>
+      <w:numFmt w:val="lowerRoman"/>
+      <w:lvlText w:val="%3."/>
+      <w:lvlJc w:val="right"/>
+      <w:pPr>
+        <w:ind w:left="2508" w:hanging="180"/>
+      </w:pPr>
+    </w:lvl>
+    <w:lvl w:ilvl="3" w:tplc="0410000F" w:tentative="1">
+      <w:start w:val="1"/>
+      <w:numFmt w:val="decimal"/>
+      <w:lvlText w:val="%4."/>
+      <w:lvlJc w:val="left"/>
+      <w:pPr>
+        <w:ind w:left="3228" w:hanging="360"/>
+      </w:pPr>
+    </w:lvl>
+    <w:lvl w:ilvl="4" w:tplc="04100019" w:tentative="1">
+      <w:start w:val="1"/>
+      <w:numFmt w:val="lowerLetter"/>
+      <w:lvlText w:val="%5."/>
+      <w:lvlJc w:val="left"/>
+      <w:pPr>
+        <w:ind w:left="3948" w:hanging="360"/>
+      </w:pPr>
+    </w:lvl>
+    <w:lvl w:ilvl="5" w:tplc="0410001B" w:tentative="1">
+      <w:start w:val="1"/>
+      <w:numFmt w:val="lowerRoman"/>
+      <w:lvlText w:val="%6."/>
+      <w:lvlJc w:val="right"/>
+      <w:pPr>
+        <w:ind w:left="4668" w:hanging="180"/>
+      </w:pPr>
+    </w:lvl>
+    <w:lvl w:ilvl="6" w:tplc="0410000F" w:tentative="1">
+      <w:start w:val="1"/>
+      <w:numFmt w:val="decimal"/>
+      <w:lvlText w:val="%7."/>
+      <w:lvlJc w:val="left"/>
+      <w:pPr>
+        <w:ind w:left="5388" w:hanging="360"/>
+      </w:pPr>
+    </w:lvl>
+    <w:lvl w:ilvl="7" w:tplc="04100019" w:tentative="1">
+      <w:start w:val="1"/>
+      <w:numFmt w:val="lowerLetter"/>
+      <w:lvlText w:val="%8."/>
+      <w:lvlJc w:val="left"/>
+      <w:pPr>
+        <w:ind w:left="6108" w:hanging="360"/>
+      </w:pPr>
+    </w:lvl>
+    <w:lvl w:ilvl="8" w:tplc="0410001B" w:tentative="1">
+      <w:start w:val="1"/>
+      <w:numFmt w:val="lowerRoman"/>
+      <w:lvlText w:val="%9."/>
+      <w:lvlJc w:val="right"/>
+      <w:pPr>
+        <w:ind w:left="6828" w:hanging="180"/>
+      </w:pPr>
+    </w:lvl>
+  </w:abstractNum>
+  <w:abstractNum w:abstractNumId="9" w15:restartNumberingAfterBreak="0">
     <w:nsid w:val="6769004B"/>
     <w:multiLevelType w:val="hybridMultilevel"/>
     <w:tmpl w:val="B5C6DE6A"/>
@@ -2558,23 +4704,240 @@
       </w:pPr>
     </w:lvl>
   </w:abstractNum>
+  <w:abstractNum w:abstractNumId="10" w15:restartNumberingAfterBreak="0">
+    <w:nsid w:val="697D3199"/>
+    <w:multiLevelType w:val="hybridMultilevel"/>
+    <w:tmpl w:val="EABA93A6"/>
+    <w:lvl w:ilvl="0" w:tplc="04100001">
+      <w:start w:val="1"/>
+      <w:numFmt w:val="bullet"/>
+      <w:lvlText w:val=""/>
+      <w:lvlJc w:val="left"/>
+      <w:pPr>
+        <w:ind w:left="3600" w:hanging="360"/>
+      </w:pPr>
+      <w:rPr>
+        <w:rFonts w:ascii="Symbol" w:hAnsi="Symbol" w:hint="default"/>
+      </w:rPr>
+    </w:lvl>
+    <w:lvl w:ilvl="1" w:tplc="04100003" w:tentative="1">
+      <w:start w:val="1"/>
+      <w:numFmt w:val="bullet"/>
+      <w:lvlText w:val="o"/>
+      <w:lvlJc w:val="left"/>
+      <w:pPr>
+        <w:ind w:left="4320" w:hanging="360"/>
+      </w:pPr>
+      <w:rPr>
+        <w:rFonts w:ascii="Courier New" w:hAnsi="Courier New" w:cs="Courier New" w:hint="default"/>
+      </w:rPr>
+    </w:lvl>
+    <w:lvl w:ilvl="2" w:tplc="04100005" w:tentative="1">
+      <w:start w:val="1"/>
+      <w:numFmt w:val="bullet"/>
+      <w:lvlText w:val=""/>
+      <w:lvlJc w:val="left"/>
+      <w:pPr>
+        <w:ind w:left="5040" w:hanging="360"/>
+      </w:pPr>
+      <w:rPr>
+        <w:rFonts w:ascii="Wingdings" w:hAnsi="Wingdings" w:hint="default"/>
+      </w:rPr>
+    </w:lvl>
+    <w:lvl w:ilvl="3" w:tplc="04100001" w:tentative="1">
+      <w:start w:val="1"/>
+      <w:numFmt w:val="bullet"/>
+      <w:lvlText w:val=""/>
+      <w:lvlJc w:val="left"/>
+      <w:pPr>
+        <w:ind w:left="5760" w:hanging="360"/>
+      </w:pPr>
+      <w:rPr>
+        <w:rFonts w:ascii="Symbol" w:hAnsi="Symbol" w:hint="default"/>
+      </w:rPr>
+    </w:lvl>
+    <w:lvl w:ilvl="4" w:tplc="04100003" w:tentative="1">
+      <w:start w:val="1"/>
+      <w:numFmt w:val="bullet"/>
+      <w:lvlText w:val="o"/>
+      <w:lvlJc w:val="left"/>
+      <w:pPr>
+        <w:ind w:left="6480" w:hanging="360"/>
+      </w:pPr>
+      <w:rPr>
+        <w:rFonts w:ascii="Courier New" w:hAnsi="Courier New" w:cs="Courier New" w:hint="default"/>
+      </w:rPr>
+    </w:lvl>
+    <w:lvl w:ilvl="5" w:tplc="04100005" w:tentative="1">
+      <w:start w:val="1"/>
+      <w:numFmt w:val="bullet"/>
+      <w:lvlText w:val=""/>
+      <w:lvlJc w:val="left"/>
+      <w:pPr>
+        <w:ind w:left="7200" w:hanging="360"/>
+      </w:pPr>
+      <w:rPr>
+        <w:rFonts w:ascii="Wingdings" w:hAnsi="Wingdings" w:hint="default"/>
+      </w:rPr>
+    </w:lvl>
+    <w:lvl w:ilvl="6" w:tplc="04100001" w:tentative="1">
+      <w:start w:val="1"/>
+      <w:numFmt w:val="bullet"/>
+      <w:lvlText w:val=""/>
+      <w:lvlJc w:val="left"/>
+      <w:pPr>
+        <w:ind w:left="7920" w:hanging="360"/>
+      </w:pPr>
+      <w:rPr>
+        <w:rFonts w:ascii="Symbol" w:hAnsi="Symbol" w:hint="default"/>
+      </w:rPr>
+    </w:lvl>
+    <w:lvl w:ilvl="7" w:tplc="04100003" w:tentative="1">
+      <w:start w:val="1"/>
+      <w:numFmt w:val="bullet"/>
+      <w:lvlText w:val="o"/>
+      <w:lvlJc w:val="left"/>
+      <w:pPr>
+        <w:ind w:left="8640" w:hanging="360"/>
+      </w:pPr>
+      <w:rPr>
+        <w:rFonts w:ascii="Courier New" w:hAnsi="Courier New" w:cs="Courier New" w:hint="default"/>
+      </w:rPr>
+    </w:lvl>
+    <w:lvl w:ilvl="8" w:tplc="04100005" w:tentative="1">
+      <w:start w:val="1"/>
+      <w:numFmt w:val="bullet"/>
+      <w:lvlText w:val=""/>
+      <w:lvlJc w:val="left"/>
+      <w:pPr>
+        <w:ind w:left="9360" w:hanging="360"/>
+      </w:pPr>
+      <w:rPr>
+        <w:rFonts w:ascii="Wingdings" w:hAnsi="Wingdings" w:hint="default"/>
+      </w:rPr>
+    </w:lvl>
+  </w:abstractNum>
+  <w:abstractNum w:abstractNumId="11" w15:restartNumberingAfterBreak="0">
+    <w:nsid w:val="6A5F0F1F"/>
+    <w:multiLevelType w:val="hybridMultilevel"/>
+    <w:tmpl w:val="7D4EA444"/>
+    <w:lvl w:ilvl="0" w:tplc="0410000F">
+      <w:start w:val="1"/>
+      <w:numFmt w:val="decimal"/>
+      <w:lvlText w:val="%1."/>
+      <w:lvlJc w:val="left"/>
+      <w:pPr>
+        <w:ind w:left="720" w:hanging="360"/>
+      </w:pPr>
+    </w:lvl>
+    <w:lvl w:ilvl="1" w:tplc="04100019" w:tentative="1">
+      <w:start w:val="1"/>
+      <w:numFmt w:val="lowerLetter"/>
+      <w:lvlText w:val="%2."/>
+      <w:lvlJc w:val="left"/>
+      <w:pPr>
+        <w:ind w:left="1440" w:hanging="360"/>
+      </w:pPr>
+    </w:lvl>
+    <w:lvl w:ilvl="2" w:tplc="0410001B" w:tentative="1">
+      <w:start w:val="1"/>
+      <w:numFmt w:val="lowerRoman"/>
+      <w:lvlText w:val="%3."/>
+      <w:lvlJc w:val="right"/>
+      <w:pPr>
+        <w:ind w:left="2160" w:hanging="180"/>
+      </w:pPr>
+    </w:lvl>
+    <w:lvl w:ilvl="3" w:tplc="0410000F" w:tentative="1">
+      <w:start w:val="1"/>
+      <w:numFmt w:val="decimal"/>
+      <w:lvlText w:val="%4."/>
+      <w:lvlJc w:val="left"/>
+      <w:pPr>
+        <w:ind w:left="2880" w:hanging="360"/>
+      </w:pPr>
+    </w:lvl>
+    <w:lvl w:ilvl="4" w:tplc="04100019" w:tentative="1">
+      <w:start w:val="1"/>
+      <w:numFmt w:val="lowerLetter"/>
+      <w:lvlText w:val="%5."/>
+      <w:lvlJc w:val="left"/>
+      <w:pPr>
+        <w:ind w:left="3600" w:hanging="360"/>
+      </w:pPr>
+    </w:lvl>
+    <w:lvl w:ilvl="5" w:tplc="0410001B" w:tentative="1">
+      <w:start w:val="1"/>
+      <w:numFmt w:val="lowerRoman"/>
+      <w:lvlText w:val="%6."/>
+      <w:lvlJc w:val="right"/>
+      <w:pPr>
+        <w:ind w:left="4320" w:hanging="180"/>
+      </w:pPr>
+    </w:lvl>
+    <w:lvl w:ilvl="6" w:tplc="0410000F" w:tentative="1">
+      <w:start w:val="1"/>
+      <w:numFmt w:val="decimal"/>
+      <w:lvlText w:val="%7."/>
+      <w:lvlJc w:val="left"/>
+      <w:pPr>
+        <w:ind w:left="5040" w:hanging="360"/>
+      </w:pPr>
+    </w:lvl>
+    <w:lvl w:ilvl="7" w:tplc="04100019" w:tentative="1">
+      <w:start w:val="1"/>
+      <w:numFmt w:val="lowerLetter"/>
+      <w:lvlText w:val="%8."/>
+      <w:lvlJc w:val="left"/>
+      <w:pPr>
+        <w:ind w:left="5760" w:hanging="360"/>
+      </w:pPr>
+    </w:lvl>
+    <w:lvl w:ilvl="8" w:tplc="0410001B" w:tentative="1">
+      <w:start w:val="1"/>
+      <w:numFmt w:val="lowerRoman"/>
+      <w:lvlText w:val="%9."/>
+      <w:lvlJc w:val="right"/>
+      <w:pPr>
+        <w:ind w:left="6480" w:hanging="180"/>
+      </w:pPr>
+    </w:lvl>
+  </w:abstractNum>
   <w:num w:numId="1" w16cid:durableId="516620846">
-    <w:abstractNumId w:val="5"/>
+    <w:abstractNumId w:val="9"/>
   </w:num>
   <w:num w:numId="2" w16cid:durableId="928078455">
     <w:abstractNumId w:val="0"/>
   </w:num>
   <w:num w:numId="3" w16cid:durableId="359208680">
-    <w:abstractNumId w:val="3"/>
+    <w:abstractNumId w:val="5"/>
   </w:num>
   <w:num w:numId="4" w16cid:durableId="1151364677">
     <w:abstractNumId w:val="2"/>
   </w:num>
   <w:num w:numId="5" w16cid:durableId="1012103315">
-    <w:abstractNumId w:val="4"/>
+    <w:abstractNumId w:val="6"/>
   </w:num>
   <w:num w:numId="6" w16cid:durableId="59713353">
     <w:abstractNumId w:val="1"/>
+  </w:num>
+  <w:num w:numId="7" w16cid:durableId="424612166">
+    <w:abstractNumId w:val="10"/>
+  </w:num>
+  <w:num w:numId="8" w16cid:durableId="1667705841">
+    <w:abstractNumId w:val="11"/>
+  </w:num>
+  <w:num w:numId="9" w16cid:durableId="1337197335">
+    <w:abstractNumId w:val="3"/>
+  </w:num>
+  <w:num w:numId="10" w16cid:durableId="773479294">
+    <w:abstractNumId w:val="4"/>
+  </w:num>
+  <w:num w:numId="11" w16cid:durableId="706836033">
+    <w:abstractNumId w:val="7"/>
+  </w:num>
+  <w:num w:numId="12" w16cid:durableId="896277477">
+    <w:abstractNumId w:val="8"/>
   </w:num>
 </w:numbering>
 </file>
@@ -3182,7 +5545,6 @@
   <w:style w:type="character" w:default="1" w:styleId="Carpredefinitoparagrafo">
     <w:name w:val="Default Paragraph Font"/>
     <w:uiPriority w:val="1"/>
-    <w:semiHidden/>
     <w:unhideWhenUsed/>
   </w:style>
   <w:style w:type="table" w:default="1" w:styleId="Tabellanormale">

--- a/Progetto/RelazioneSO.docx
+++ b/Progetto/RelazioneSO.docx
@@ -1575,14 +1575,7 @@
         <w:rPr>
           <w:rFonts w:cs="Calibri"/>
         </w:rPr>
-        <w:t xml:space="preserve">, reperibili nella </w:t>
-      </w:r>
-      <w:proofErr w:type="gramStart"/>
-      <w:r>
-        <w:rPr>
-          <w:rFonts w:cs="Calibri"/>
-        </w:rPr>
-        <w:t xml:space="preserve">directory  </w:t>
+        <w:t xml:space="preserve">, reperibili nella directory  </w:t>
       </w:r>
       <w:r>
         <w:rPr>
@@ -1591,7 +1584,6 @@
         </w:rPr>
         <w:t>data</w:t>
       </w:r>
-      <w:proofErr w:type="gramEnd"/>
       <w:r>
         <w:rPr>
           <w:rFonts w:cs="Calibri"/>
@@ -1984,25 +1976,7 @@
         <w:rPr>
           <w:rFonts w:cs="Calibri"/>
         </w:rPr>
-        <w:t xml:space="preserve">  </w:t>
-      </w:r>
-      <w:r>
-        <w:rPr>
-          <w:rFonts w:cs="Calibri"/>
-        </w:rPr>
-        <w:t xml:space="preserve">percentuale </w:t>
-      </w:r>
-      <w:r>
-        <w:rPr>
-          <w:rFonts w:cs="Calibri"/>
-        </w:rPr>
-        <w:t>massima</w:t>
-      </w:r>
-      <w:r>
-        <w:rPr>
-          <w:rFonts w:cs="Calibri"/>
-        </w:rPr>
-        <w:t xml:space="preserve"> assegnata ad un servizio</w:t>
+        <w:t xml:space="preserve">  percentuale massima assegnata ad un servizio</w:t>
       </w:r>
     </w:p>
     <w:p>
@@ -2662,19 +2636,7 @@
         <w:rPr>
           <w:rFonts w:cs="Calibri"/>
         </w:rPr>
-        <w:t>servizi_</w:t>
-      </w:r>
-      <w:r>
-        <w:rPr>
-          <w:rFonts w:cs="Calibri"/>
-        </w:rPr>
-        <w:t>non_</w:t>
-      </w:r>
-      <w:r>
-        <w:rPr>
-          <w:rFonts w:cs="Calibri"/>
-        </w:rPr>
-        <w:t>erogati[NUM_SERVIZI]</w:t>
+        <w:t>servizi_non_erogati[NUM_SERVIZI]</w:t>
       </w:r>
     </w:p>
     <w:p>
@@ -2712,13 +2674,7 @@
         <w:rPr>
           <w:rFonts w:cs="Calibri"/>
         </w:rPr>
-        <w:t xml:space="preserve">tempo_erogazione_servizio </w:t>
-      </w:r>
-      <w:r>
-        <w:rPr>
-          <w:rFonts w:cs="Calibri"/>
-        </w:rPr>
-        <w:t xml:space="preserve">[NUM_SERVIZI] </w:t>
+        <w:t xml:space="preserve">tempo_erogazione_servizio [NUM_SERVIZI] </w:t>
       </w:r>
     </w:p>
     <w:p>
@@ -2737,13 +2693,7 @@
         <w:rPr>
           <w:rFonts w:cs="Calibri"/>
         </w:rPr>
-        <w:t xml:space="preserve"> </w:t>
-      </w:r>
-      <w:r>
-        <w:rPr>
-          <w:rFonts w:cs="Calibri"/>
-        </w:rPr>
-        <w:t>operatori_attivi</w:t>
+        <w:t xml:space="preserve"> operatori_attivi</w:t>
       </w:r>
     </w:p>
     <w:p>
@@ -2849,19 +2799,7 @@
         <w:rPr>
           <w:rFonts w:cs="Calibri"/>
         </w:rPr>
-        <w:t>servizi_erogati</w:t>
-      </w:r>
-      <w:r>
-        <w:rPr>
-          <w:rFonts w:cs="Calibri"/>
-        </w:rPr>
-        <w:t>_tot</w:t>
-      </w:r>
-      <w:r>
-        <w:rPr>
-          <w:rFonts w:cs="Calibri"/>
-        </w:rPr>
-        <w:t xml:space="preserve">[NUM_SERVIZI] </w:t>
+        <w:t xml:space="preserve">servizi_erogati_tot[NUM_SERVIZI] </w:t>
       </w:r>
     </w:p>
     <w:p>
@@ -2880,31 +2818,7 @@
         <w:rPr>
           <w:rFonts w:cs="Calibri"/>
         </w:rPr>
-        <w:t>servizi_</w:t>
-      </w:r>
-      <w:r>
-        <w:rPr>
-          <w:rFonts w:cs="Calibri"/>
-        </w:rPr>
-        <w:t>non_</w:t>
-      </w:r>
-      <w:r>
-        <w:rPr>
-          <w:rFonts w:cs="Calibri"/>
-        </w:rPr>
-        <w:t>erogati</w:t>
-      </w:r>
-      <w:r>
-        <w:rPr>
-          <w:rFonts w:cs="Calibri"/>
-        </w:rPr>
-        <w:t>_tot</w:t>
-      </w:r>
-      <w:r>
-        <w:rPr>
-          <w:rFonts w:cs="Calibri"/>
-        </w:rPr>
-        <w:t xml:space="preserve">[NUM_SERVIZI] </w:t>
+        <w:t xml:space="preserve">servizi_non_erogati_tot[NUM_SERVIZI] </w:t>
       </w:r>
     </w:p>
     <w:p>
@@ -2923,13 +2837,7 @@
         <w:rPr>
           <w:rFonts w:cs="Calibri"/>
         </w:rPr>
-        <w:t>servizi_non_erogati_media_giorno</w:t>
-      </w:r>
-      <w:r>
-        <w:rPr>
-          <w:rFonts w:cs="Calibri"/>
-        </w:rPr>
-        <w:t xml:space="preserve">[NUM_SERVIZI] </w:t>
+        <w:t xml:space="preserve">servizi_non_erogati_media_giorno[NUM_SERVIZI] </w:t>
       </w:r>
     </w:p>
     <w:p>
@@ -3475,25 +3383,147 @@
           <w:szCs w:val="36"/>
         </w:rPr>
         <w:lastRenderedPageBreak/>
-        <w:t>Processi</w:t>
+        <w:t>Process</w:t>
       </w:r>
       <w:bookmarkEnd w:id="2"/>
-    </w:p>
-    <w:p>
-      <w:pPr>
-        <w:jc w:val="both"/>
-        <w:rPr>
-          <w:rFonts w:cs="Calibri"/>
-        </w:rPr>
-      </w:pPr>
-      <w:proofErr w:type="spellStart"/>
-      <w:r>
-        <w:rPr>
-          <w:rFonts w:cs="Calibri"/>
-        </w:rPr>
-        <w:t>asdear</w:t>
-      </w:r>
-      <w:proofErr w:type="spellEnd"/>
+      <w:r>
+        <w:rPr>
+          <w:rFonts w:cs="Calibri"/>
+          <w:b/>
+          <w:bCs/>
+          <w:color w:val="156082" w:themeColor="accent1"/>
+          <w:sz w:val="36"/>
+          <w:szCs w:val="36"/>
+        </w:rPr>
+        <w:t>o Direttore</w:t>
+      </w:r>
+    </w:p>
+    <w:p>
+      <w:pPr>
+        <w:jc w:val="both"/>
+        <w:rPr>
+          <w:rFonts w:cs="Calibri"/>
+        </w:rPr>
+      </w:pPr>
+    </w:p>
+    <w:p>
+      <w:pPr>
+        <w:jc w:val="both"/>
+        <w:rPr>
+          <w:rFonts w:cs="Calibri"/>
+        </w:rPr>
+      </w:pPr>
+      <w:r>
+        <w:rPr>
+          <w:rFonts w:cs="Calibri"/>
+        </w:rPr>
+        <w:t xml:space="preserve">Il processo direttore è il core della intera simulazione, poiché </w:t>
+      </w:r>
+      <w:r>
+        <w:rPr>
+          <w:rFonts w:cs="Calibri"/>
+        </w:rPr>
+        <w:t xml:space="preserve">è il responsabile della creazione dei processi, </w:t>
+      </w:r>
+      <w:r>
+        <w:rPr>
+          <w:rFonts w:cs="Calibri"/>
+        </w:rPr>
+        <w:t>coordina l’inizio e la fine delle giornate tramite</w:t>
+      </w:r>
+      <w:r>
+        <w:rPr>
+          <w:rFonts w:cs="Calibri"/>
+        </w:rPr>
+        <w:t xml:space="preserve"> semafori e segnali. Inoltre, si occupa anche della stampa delle </w:t>
+      </w:r>
+      <w:r>
+        <w:rPr>
+          <w:rFonts w:cs="Calibri"/>
+          <w:u w:val="single"/>
+        </w:rPr>
+        <w:t>statistiche</w:t>
+      </w:r>
+      <w:r>
+        <w:rPr>
+          <w:rFonts w:cs="Calibri"/>
+        </w:rPr>
+        <w:t xml:space="preserve"> in output, sia a video che nel file in formato csv. </w:t>
+      </w:r>
+    </w:p>
+    <w:p>
+      <w:pPr>
+        <w:jc w:val="both"/>
+        <w:rPr>
+          <w:rFonts w:cs="Calibri"/>
+        </w:rPr>
+      </w:pPr>
+      <w:r>
+        <w:rPr>
+          <w:rFonts w:cs="Calibri"/>
+        </w:rPr>
+        <w:t xml:space="preserve">Al suo avvio, crea </w:t>
+      </w:r>
+      <w:r>
+        <w:rPr>
+          <w:rFonts w:cs="Calibri"/>
+        </w:rPr>
+        <w:t>tutti gli operatori e gli utenti in base al</w:t>
+      </w:r>
+      <w:r>
+        <w:rPr>
+          <w:rFonts w:cs="Calibri"/>
+        </w:rPr>
+        <w:t xml:space="preserve">le configurazioni disponibili nella shared_memory e assegna agli sportelli un servizio in maniera casuale per ogni giorno. </w:t>
+      </w:r>
+      <w:r>
+        <w:rPr>
+          <w:rFonts w:cs="Calibri"/>
+        </w:rPr>
+        <w:t xml:space="preserve">Quest’ultimo viene fatto tramite una coda di messaggi, che contiene il tipo di lavoro assegnato, ovvero un valore da 1 a 6. </w:t>
+      </w:r>
+    </w:p>
+    <w:p>
+      <w:pPr>
+        <w:jc w:val="both"/>
+        <w:rPr>
+          <w:rFonts w:cs="Calibri"/>
+        </w:rPr>
+      </w:pPr>
+      <w:r>
+        <w:rPr>
+          <w:rFonts w:cs="Calibri"/>
+        </w:rPr>
+        <w:t>operatore</w:t>
+      </w:r>
+    </w:p>
+    <w:p>
+      <w:pPr>
+        <w:jc w:val="both"/>
+        <w:rPr>
+          <w:rFonts w:cs="Calibri"/>
+        </w:rPr>
+      </w:pPr>
+      <w:r>
+        <w:rPr>
+          <w:rFonts w:cs="Calibri"/>
+        </w:rPr>
+        <w:t>utente</w:t>
+      </w:r>
+    </w:p>
+    <w:p>
+      <w:pPr>
+        <w:jc w:val="both"/>
+        <w:rPr>
+          <w:rFonts w:cs="Calibri"/>
+        </w:rPr>
+      </w:pPr>
+      <w:r>
+        <w:rPr>
+          <w:rFonts w:cs="Calibri"/>
+        </w:rPr>
+        <w:t>erogatoreTicket</w:t>
+      </w:r>
     </w:p>
     <w:p>
       <w:pPr>
@@ -5545,6 +5575,7 @@
   <w:style w:type="character" w:default="1" w:styleId="Carpredefinitoparagrafo">
     <w:name w:val="Default Paragraph Font"/>
     <w:uiPriority w:val="1"/>
+    <w:semiHidden/>
     <w:unhideWhenUsed/>
   </w:style>
   <w:style w:type="table" w:default="1" w:styleId="Tabellanormale">

--- a/Progetto/RelazioneSO.docx
+++ b/Progetto/RelazioneSO.docx
@@ -365,7 +365,7 @@
             </w:rPr>
             <w:fldChar w:fldCharType="separate"/>
           </w:r>
-          <w:hyperlink w:anchor="_Toc204615396" w:history="1">
+          <w:hyperlink w:anchor="_Toc204700403" w:history="1">
             <w:r>
               <w:rPr>
                 <w:rStyle w:val="Collegamentoipertestuale"/>
@@ -395,7 +395,7 @@
                 <w:noProof/>
                 <w:webHidden/>
               </w:rPr>
-              <w:instrText xml:space="preserve"> PAGEREF _Toc204615396 \h </w:instrText>
+              <w:instrText xml:space="preserve"> PAGEREF _Toc204700403 \h </w:instrText>
             </w:r>
             <w:r>
               <w:rPr>
@@ -438,7 +438,7 @@
               <w:lang w:eastAsia="it-IT"/>
             </w:rPr>
           </w:pPr>
-          <w:hyperlink w:anchor="_Toc204615397" w:history="1">
+          <w:hyperlink w:anchor="_Toc204700404" w:history="1">
             <w:r>
               <w:rPr>
                 <w:rStyle w:val="Collegamentoipertestuale"/>
@@ -468,7 +468,7 @@
                 <w:noProof/>
                 <w:webHidden/>
               </w:rPr>
-              <w:instrText xml:space="preserve"> PAGEREF _Toc204615397 \h </w:instrText>
+              <w:instrText xml:space="preserve"> PAGEREF _Toc204700404 \h </w:instrText>
             </w:r>
             <w:r>
               <w:rPr>
@@ -511,7 +511,7 @@
               <w:lang w:eastAsia="it-IT"/>
             </w:rPr>
           </w:pPr>
-          <w:hyperlink w:anchor="_Toc204615398" w:history="1">
+          <w:hyperlink w:anchor="_Toc204700405" w:history="1">
             <w:r>
               <w:rPr>
                 <w:rStyle w:val="Collegamentoipertestuale"/>
@@ -541,7 +541,7 @@
                 <w:noProof/>
                 <w:webHidden/>
               </w:rPr>
-              <w:instrText xml:space="preserve"> PAGEREF _Toc204615398 \h </w:instrText>
+              <w:instrText xml:space="preserve"> PAGEREF _Toc204700405 \h </w:instrText>
             </w:r>
             <w:r>
               <w:rPr>
@@ -584,7 +584,7 @@
               <w:lang w:eastAsia="it-IT"/>
             </w:rPr>
           </w:pPr>
-          <w:hyperlink w:anchor="_Toc204615399" w:history="1">
+          <w:hyperlink w:anchor="_Toc204700406" w:history="1">
             <w:r>
               <w:rPr>
                 <w:rStyle w:val="Collegamentoipertestuale"/>
@@ -614,7 +614,7 @@
                 <w:noProof/>
                 <w:webHidden/>
               </w:rPr>
-              <w:instrText xml:space="preserve"> PAGEREF _Toc204615399 \h </w:instrText>
+              <w:instrText xml:space="preserve"> PAGEREF _Toc204700406 \h </w:instrText>
             </w:r>
             <w:r>
               <w:rPr>
@@ -657,7 +657,7 @@
               <w:lang w:eastAsia="it-IT"/>
             </w:rPr>
           </w:pPr>
-          <w:hyperlink w:anchor="_Toc204615400" w:history="1">
+          <w:hyperlink w:anchor="_Toc204700407" w:history="1">
             <w:r>
               <w:rPr>
                 <w:rStyle w:val="Collegamentoipertestuale"/>
@@ -687,7 +687,7 @@
                 <w:noProof/>
                 <w:webHidden/>
               </w:rPr>
-              <w:instrText xml:space="preserve"> PAGEREF _Toc204615400 \h </w:instrText>
+              <w:instrText xml:space="preserve"> PAGEREF _Toc204700407 \h </w:instrText>
             </w:r>
             <w:r>
               <w:rPr>
@@ -764,7 +764,7 @@
           <w:szCs w:val="36"/>
         </w:rPr>
       </w:pPr>
-      <w:bookmarkStart w:id="0" w:name="_Toc204615396"/>
+      <w:bookmarkStart w:id="0" w:name="_Toc204700403"/>
       <w:r>
         <w:rPr>
           <w:rFonts w:asciiTheme="majorHAnsi" w:hAnsiTheme="majorHAnsi"/>
@@ -1531,7 +1531,7 @@
           <w:szCs w:val="44"/>
         </w:rPr>
       </w:pPr>
-      <w:bookmarkStart w:id="1" w:name="_Toc204615397"/>
+      <w:bookmarkStart w:id="1" w:name="_Toc204700404"/>
       <w:r>
         <w:rPr>
           <w:rFonts w:cs="Calibri"/>
@@ -1703,7 +1703,19 @@
         <w:rPr>
           <w:rFonts w:cs="Calibri"/>
         </w:rPr>
-        <w:t>, file di configurazione principale che viene utilizzato da direttore per salvarsi i seguenti valori:</w:t>
+        <w:t>, file di configurazione principale che viene utilizzato da</w:t>
+      </w:r>
+      <w:r>
+        <w:rPr>
+          <w:rFonts w:cs="Calibri"/>
+        </w:rPr>
+        <w:t>l</w:t>
+      </w:r>
+      <w:r>
+        <w:rPr>
+          <w:rFonts w:cs="Calibri"/>
+        </w:rPr>
+        <w:t xml:space="preserve"> direttore per salvarsi i seguenti valori:</w:t>
       </w:r>
     </w:p>
     <w:p>
@@ -2396,7 +2408,7 @@
         <w:rPr>
           <w:rFonts w:cs="Calibri"/>
         </w:rPr>
-        <w:t>vengono salvati tutti i valori di post_office.conf, inclusi altri valori impostati nel direttore:</w:t>
+        <w:t>vengono salvati tutti i valori di post_office.conf, inclusi altri valori:</w:t>
       </w:r>
     </w:p>
     <w:p>
@@ -2566,6 +2578,14 @@
       <w:r>
         <w:rPr>
           <w:rFonts w:cs="Calibri"/>
+          <w:b/>
+          <w:bCs/>
+        </w:rPr>
+        <w:t>/StatsSim</w:t>
+      </w:r>
+      <w:r>
+        <w:rPr>
+          <w:rFonts w:cs="Calibri"/>
         </w:rPr>
         <w:t xml:space="preserve"> </w:t>
       </w:r>
@@ -2579,7 +2599,227 @@
         <w:rPr>
           <w:rFonts w:cs="Calibri"/>
         </w:rPr>
-        <w:t xml:space="preserve"> struttura che contiene le statistiche della giornata</w:t>
+        <w:t xml:space="preserve"> struttur</w:t>
+      </w:r>
+      <w:r>
+        <w:rPr>
+          <w:rFonts w:cs="Calibri"/>
+        </w:rPr>
+        <w:t>e</w:t>
+      </w:r>
+      <w:r>
+        <w:rPr>
+          <w:rFonts w:cs="Calibri"/>
+        </w:rPr>
+        <w:t xml:space="preserve"> che con</w:t>
+      </w:r>
+      <w:r>
+        <w:rPr>
+          <w:rFonts w:cs="Calibri"/>
+        </w:rPr>
+        <w:t xml:space="preserve">tengono rispettivamente </w:t>
+      </w:r>
+      <w:r>
+        <w:rPr>
+          <w:rFonts w:cs="Calibri"/>
+        </w:rPr>
+        <w:t>le statistiche della giornata</w:t>
+      </w:r>
+      <w:r>
+        <w:rPr>
+          <w:rFonts w:cs="Calibri"/>
+        </w:rPr>
+        <w:t xml:space="preserve"> </w:t>
+      </w:r>
+      <w:r>
+        <w:rPr>
+          <w:rFonts w:cs="Calibri"/>
+        </w:rPr>
+        <w:t>e</w:t>
+      </w:r>
+      <w:r>
+        <w:rPr>
+          <w:rFonts w:cs="Calibri"/>
+        </w:rPr>
+        <w:t xml:space="preserve"> dell’intera simulazione</w:t>
+      </w:r>
+    </w:p>
+    <w:p>
+      <w:pPr>
+        <w:pStyle w:val="Paragrafoelenco"/>
+        <w:numPr>
+          <w:ilvl w:val="0"/>
+          <w:numId w:val="10"/>
+        </w:numPr>
+        <w:jc w:val="both"/>
+        <w:rPr>
+          <w:rFonts w:cs="Calibri"/>
+        </w:rPr>
+      </w:pPr>
+      <w:r>
+        <w:rPr>
+          <w:rFonts w:cs="Calibri"/>
+          <w:b/>
+          <w:bCs/>
+        </w:rPr>
+        <w:t>struct msgbuf</w:t>
+      </w:r>
+      <w:r>
+        <w:rPr>
+          <w:rFonts w:cs="Calibri"/>
+        </w:rPr>
+        <w:t xml:space="preserve"> </w:t>
+      </w:r>
+      <w:r>
+        <w:rPr>
+          <w:rFonts w:cs="Calibri"/>
+        </w:rPr>
+        <w:sym w:font="Wingdings" w:char="F0E0"/>
+      </w:r>
+      <w:r>
+        <w:rPr>
+          <w:rFonts w:cs="Calibri"/>
+        </w:rPr>
+        <w:t xml:space="preserve"> struttura per i messaggi nella coda tr</w:t>
+      </w:r>
+      <w:r>
+        <w:rPr>
+          <w:rFonts w:cs="Calibri"/>
+        </w:rPr>
+        <w:t>a operatori e sportelli</w:t>
+      </w:r>
+    </w:p>
+    <w:p>
+      <w:pPr>
+        <w:pStyle w:val="Paragrafoelenco"/>
+        <w:numPr>
+          <w:ilvl w:val="0"/>
+          <w:numId w:val="10"/>
+        </w:numPr>
+        <w:jc w:val="both"/>
+        <w:rPr>
+          <w:rFonts w:cs="Calibri"/>
+        </w:rPr>
+      </w:pPr>
+      <w:r>
+        <w:rPr>
+          <w:rFonts w:cs="Calibri"/>
+          <w:b/>
+          <w:bCs/>
+        </w:rPr>
+        <w:t>Sportello</w:t>
+      </w:r>
+      <w:r>
+        <w:rPr>
+          <w:rFonts w:cs="Calibri"/>
+        </w:rPr>
+        <w:t xml:space="preserve"> </w:t>
+      </w:r>
+      <w:r>
+        <w:rPr>
+          <w:rFonts w:cs="Calibri"/>
+        </w:rPr>
+        <w:sym w:font="Wingdings" w:char="F0E0"/>
+      </w:r>
+      <w:r>
+        <w:rPr>
+          <w:rFonts w:cs="Calibri"/>
+        </w:rPr>
+        <w:t xml:space="preserve"> struttura che contiene il tipo di lavoro assegnato</w:t>
+      </w:r>
+    </w:p>
+    <w:p>
+      <w:pPr>
+        <w:pStyle w:val="Paragrafoelenco"/>
+        <w:numPr>
+          <w:ilvl w:val="0"/>
+          <w:numId w:val="10"/>
+        </w:numPr>
+        <w:jc w:val="both"/>
+        <w:rPr>
+          <w:rFonts w:cs="Calibri"/>
+        </w:rPr>
+      </w:pPr>
+      <w:r>
+        <w:rPr>
+          <w:rFonts w:cs="Calibri"/>
+          <w:b/>
+          <w:bCs/>
+        </w:rPr>
+        <w:t>WorkerMsg</w:t>
+      </w:r>
+      <w:r>
+        <w:rPr>
+          <w:rFonts w:cs="Calibri"/>
+        </w:rPr>
+        <w:t xml:space="preserve"> </w:t>
+      </w:r>
+      <w:r>
+        <w:rPr>
+          <w:rFonts w:cs="Calibri"/>
+        </w:rPr>
+        <w:sym w:font="Wingdings" w:char="F0E0"/>
+      </w:r>
+      <w:r>
+        <w:rPr>
+          <w:rFonts w:cs="Calibri"/>
+        </w:rPr>
+        <w:t xml:space="preserve"> struttura usata dai lavorati per scambiare messaggi con </w:t>
+      </w:r>
+      <w:r>
+        <w:rPr>
+          <w:rFonts w:cs="Calibri"/>
+        </w:rPr>
+        <w:t>gli utenti</w:t>
+      </w:r>
+    </w:p>
+    <w:p>
+      <w:pPr>
+        <w:pStyle w:val="Paragrafoelenco"/>
+        <w:ind w:left="1425"/>
+        <w:jc w:val="both"/>
+        <w:rPr>
+          <w:rFonts w:cs="Calibri"/>
+        </w:rPr>
+      </w:pPr>
+    </w:p>
+    <w:p>
+      <w:pPr>
+        <w:pStyle w:val="Paragrafoelenco"/>
+        <w:numPr>
+          <w:ilvl w:val="0"/>
+          <w:numId w:val="10"/>
+        </w:numPr>
+        <w:jc w:val="both"/>
+        <w:rPr>
+          <w:rFonts w:cs="Calibri"/>
+        </w:rPr>
+      </w:pPr>
+      <w:r>
+        <w:rPr>
+          <w:rFonts w:cs="Calibri"/>
+          <w:b/>
+          <w:bCs/>
+        </w:rPr>
+        <w:t>TicketMsg</w:t>
+      </w:r>
+      <w:r>
+        <w:rPr>
+          <w:rFonts w:cs="Calibri"/>
+        </w:rPr>
+        <w:t xml:space="preserve"> </w:t>
+      </w:r>
+      <w:r>
+        <w:rPr>
+          <w:rFonts w:cs="Calibri"/>
+        </w:rPr>
+        <w:sym w:font="Wingdings" w:char="F0E0"/>
+      </w:r>
+      <w:r>
+        <w:rPr>
+          <w:rFonts w:cs="Calibri"/>
+        </w:rPr>
+        <w:t xml:space="preserve"> struttura usata da utenti per comunicare con erogatoreTicket</w:t>
       </w:r>
     </w:p>
     <w:p>
@@ -2597,8 +2837,16 @@
       <w:r>
         <w:rPr>
           <w:rFonts w:cs="Calibri"/>
-        </w:rPr>
-        <w:t>utenti_serviti</w:t>
+          <w:i/>
+          <w:iCs/>
+        </w:rPr>
+        <w:t>mtype</w:t>
+      </w:r>
+      <w:r>
+        <w:rPr>
+          <w:rFonts w:cs="Calibri"/>
+        </w:rPr>
+        <w:t>: tipo del messaggio (1 per richiesta, PID per risposta)</w:t>
       </w:r>
     </w:p>
     <w:p>
@@ -2617,7 +2865,7 @@
         <w:rPr>
           <w:rFonts w:cs="Calibri"/>
         </w:rPr>
-        <w:t xml:space="preserve">servizi_erogati[NUM_SERVIZI] </w:t>
+        <w:t>servizio</w:t>
       </w:r>
     </w:p>
     <w:p>
@@ -2635,8 +2883,16 @@
       <w:r>
         <w:rPr>
           <w:rFonts w:cs="Calibri"/>
-        </w:rPr>
-        <w:t>servizi_non_erogati[NUM_SERVIZI]</w:t>
+          <w:i/>
+          <w:iCs/>
+        </w:rPr>
+        <w:t>ticket</w:t>
+      </w:r>
+      <w:r>
+        <w:rPr>
+          <w:rFonts w:cs="Calibri"/>
+        </w:rPr>
+        <w:t>: numero del ticket (inviato solo in risposta)</w:t>
       </w:r>
     </w:p>
     <w:p>
@@ -2654,8 +2910,65 @@
       <w:r>
         <w:rPr>
           <w:rFonts w:cs="Calibri"/>
-        </w:rPr>
-        <w:t>tempo_attesa_utenti</w:t>
+          <w:i/>
+          <w:iCs/>
+        </w:rPr>
+        <w:t>pid</w:t>
+      </w:r>
+      <w:r>
+        <w:rPr>
+          <w:rFonts w:cs="Calibri"/>
+        </w:rPr>
+        <w:t xml:space="preserve"> (solo in richiesta)</w:t>
+      </w:r>
+    </w:p>
+    <w:p>
+      <w:pPr>
+        <w:pStyle w:val="Paragrafoelenco"/>
+        <w:ind w:left="1425"/>
+        <w:jc w:val="both"/>
+        <w:rPr>
+          <w:rFonts w:cs="Calibri"/>
+        </w:rPr>
+      </w:pPr>
+    </w:p>
+    <w:p>
+      <w:pPr>
+        <w:pStyle w:val="Paragrafoelenco"/>
+        <w:numPr>
+          <w:ilvl w:val="0"/>
+          <w:numId w:val="10"/>
+        </w:numPr>
+        <w:jc w:val="both"/>
+        <w:rPr>
+          <w:rFonts w:cs="Calibri"/>
+        </w:rPr>
+      </w:pPr>
+      <w:r>
+        <w:rPr>
+          <w:rFonts w:cs="Calibri"/>
+          <w:b/>
+          <w:bCs/>
+        </w:rPr>
+        <w:t>Ticket/TicketPtr</w:t>
+      </w:r>
+      <w:r>
+        <w:rPr>
+          <w:rFonts w:cs="Calibri"/>
+        </w:rPr>
+        <w:t xml:space="preserve"> </w:t>
+      </w:r>
+      <w:r>
+        <w:rPr>
+          <w:rFonts w:cs="Calibri"/>
+        </w:rPr>
+        <w:sym w:font="Wingdings" w:char="F0E0"/>
+      </w:r>
+      <w:r>
+        <w:rPr>
+          <w:rFonts w:cs="Calibri"/>
+        </w:rPr>
+        <w:t xml:space="preserve"> struttura che rappresenta il ticket </w:t>
       </w:r>
     </w:p>
     <w:p>
@@ -2674,7 +2987,7 @@
         <w:rPr>
           <w:rFonts w:cs="Calibri"/>
         </w:rPr>
-        <w:t xml:space="preserve">tempo_erogazione_servizio [NUM_SERVIZI] </w:t>
+        <w:t>type: servizio richiesto</w:t>
       </w:r>
     </w:p>
     <w:p>
@@ -2693,618 +3006,8 @@
         <w:rPr>
           <w:rFonts w:cs="Calibri"/>
         </w:rPr>
-        <w:t xml:space="preserve"> operatori_attivi</w:t>
-      </w:r>
-    </w:p>
-    <w:p>
-      <w:pPr>
-        <w:pStyle w:val="Paragrafoelenco"/>
-        <w:numPr>
-          <w:ilvl w:val="1"/>
-          <w:numId w:val="10"/>
-        </w:numPr>
-        <w:jc w:val="both"/>
-        <w:rPr>
-          <w:rFonts w:cs="Calibri"/>
-        </w:rPr>
-      </w:pPr>
-      <w:r>
-        <w:rPr>
-          <w:rFonts w:cs="Calibri"/>
-        </w:rPr>
-        <w:t>pause_giornata</w:t>
-      </w:r>
-    </w:p>
-    <w:p>
-      <w:pPr>
-        <w:pStyle w:val="Paragrafoelenco"/>
-        <w:ind w:left="1425"/>
-        <w:jc w:val="both"/>
-        <w:rPr>
-          <w:rFonts w:cs="Calibri"/>
-        </w:rPr>
-      </w:pPr>
-    </w:p>
-    <w:p>
-      <w:pPr>
-        <w:pStyle w:val="Paragrafoelenco"/>
-        <w:numPr>
-          <w:ilvl w:val="0"/>
-          <w:numId w:val="10"/>
-        </w:numPr>
-        <w:jc w:val="both"/>
-        <w:rPr>
-          <w:rFonts w:cs="Calibri"/>
-        </w:rPr>
-      </w:pPr>
-      <w:r>
-        <w:rPr>
-          <w:rFonts w:cs="Calibri"/>
-          <w:b/>
-          <w:bCs/>
-        </w:rPr>
-        <w:t>StatsSim</w:t>
-      </w:r>
-      <w:r>
-        <w:rPr>
-          <w:rFonts w:cs="Calibri"/>
-        </w:rPr>
-        <w:t xml:space="preserve"> </w:t>
-      </w:r>
-      <w:r>
-        <w:rPr>
-          <w:rFonts w:cs="Calibri"/>
-        </w:rPr>
-        <w:sym w:font="Wingdings" w:char="F0E0"/>
-      </w:r>
-      <w:r>
-        <w:rPr>
-          <w:rFonts w:cs="Calibri"/>
-        </w:rPr>
-        <w:t xml:space="preserve"> struttura che contiene le statistiche dell’intera simulazione</w:t>
-      </w:r>
-    </w:p>
-    <w:p>
-      <w:pPr>
-        <w:pStyle w:val="Paragrafoelenco"/>
-        <w:numPr>
-          <w:ilvl w:val="1"/>
-          <w:numId w:val="10"/>
-        </w:numPr>
-        <w:jc w:val="both"/>
-        <w:rPr>
-          <w:rFonts w:cs="Calibri"/>
-        </w:rPr>
-      </w:pPr>
-      <w:r>
-        <w:rPr>
-          <w:rFonts w:cs="Calibri"/>
-        </w:rPr>
-        <w:t>utenti_serviti_tot</w:t>
-      </w:r>
-    </w:p>
-    <w:p>
-      <w:pPr>
-        <w:pStyle w:val="Paragrafoelenco"/>
-        <w:numPr>
-          <w:ilvl w:val="1"/>
-          <w:numId w:val="10"/>
-        </w:numPr>
-        <w:jc w:val="both"/>
-        <w:rPr>
-          <w:rFonts w:cs="Calibri"/>
-        </w:rPr>
-      </w:pPr>
-      <w:r>
-        <w:rPr>
-          <w:rFonts w:cs="Calibri"/>
-        </w:rPr>
-        <w:t xml:space="preserve">servizi_erogati_tot[NUM_SERVIZI] </w:t>
-      </w:r>
-    </w:p>
-    <w:p>
-      <w:pPr>
-        <w:pStyle w:val="Paragrafoelenco"/>
-        <w:numPr>
-          <w:ilvl w:val="1"/>
-          <w:numId w:val="10"/>
-        </w:numPr>
-        <w:jc w:val="both"/>
-        <w:rPr>
-          <w:rFonts w:cs="Calibri"/>
-        </w:rPr>
-      </w:pPr>
-      <w:r>
-        <w:rPr>
-          <w:rFonts w:cs="Calibri"/>
-        </w:rPr>
-        <w:t xml:space="preserve">servizi_non_erogati_tot[NUM_SERVIZI] </w:t>
-      </w:r>
-    </w:p>
-    <w:p>
-      <w:pPr>
-        <w:pStyle w:val="Paragrafoelenco"/>
-        <w:numPr>
-          <w:ilvl w:val="1"/>
-          <w:numId w:val="10"/>
-        </w:numPr>
-        <w:jc w:val="both"/>
-        <w:rPr>
-          <w:rFonts w:cs="Calibri"/>
-        </w:rPr>
-      </w:pPr>
-      <w:r>
-        <w:rPr>
-          <w:rFonts w:cs="Calibri"/>
-        </w:rPr>
-        <w:t xml:space="preserve">servizi_non_erogati_media_giorno[NUM_SERVIZI] </w:t>
-      </w:r>
-    </w:p>
-    <w:p>
-      <w:pPr>
-        <w:pStyle w:val="Paragrafoelenco"/>
-        <w:numPr>
-          <w:ilvl w:val="1"/>
-          <w:numId w:val="10"/>
-        </w:numPr>
-        <w:jc w:val="both"/>
-        <w:rPr>
-          <w:rFonts w:cs="Calibri"/>
-        </w:rPr>
-      </w:pPr>
-      <w:r>
-        <w:rPr>
-          <w:rFonts w:cs="Calibri"/>
-        </w:rPr>
-        <w:t>tempo_attesa_utenti_tot</w:t>
-      </w:r>
-    </w:p>
-    <w:p>
-      <w:pPr>
-        <w:pStyle w:val="Paragrafoelenco"/>
-        <w:numPr>
-          <w:ilvl w:val="1"/>
-          <w:numId w:val="10"/>
-        </w:numPr>
-        <w:jc w:val="both"/>
-        <w:rPr>
-          <w:rFonts w:cs="Calibri"/>
-        </w:rPr>
-      </w:pPr>
-      <w:r>
-        <w:rPr>
-          <w:rFonts w:cs="Calibri"/>
-        </w:rPr>
-        <w:t>tempo_erogazione_servizi_tot[NUM_SERVIZI]</w:t>
-      </w:r>
-    </w:p>
-    <w:p>
-      <w:pPr>
-        <w:pStyle w:val="Paragrafoelenco"/>
-        <w:numPr>
-          <w:ilvl w:val="1"/>
-          <w:numId w:val="10"/>
-        </w:numPr>
-        <w:jc w:val="both"/>
-        <w:rPr>
-          <w:rFonts w:cs="Calibri"/>
-        </w:rPr>
-      </w:pPr>
-      <w:r>
-        <w:rPr>
-          <w:rFonts w:cs="Calibri"/>
-        </w:rPr>
-        <w:t>operatori_attivi_tot</w:t>
-      </w:r>
-    </w:p>
-    <w:p>
-      <w:pPr>
-        <w:pStyle w:val="Paragrafoelenco"/>
-        <w:numPr>
-          <w:ilvl w:val="1"/>
-          <w:numId w:val="10"/>
-        </w:numPr>
-        <w:jc w:val="both"/>
-        <w:rPr>
-          <w:rFonts w:cs="Calibri"/>
-        </w:rPr>
-      </w:pPr>
-      <w:r>
-        <w:rPr>
-          <w:rFonts w:cs="Calibri"/>
-        </w:rPr>
-        <w:t>pause_tot</w:t>
-      </w:r>
-    </w:p>
-    <w:p>
-      <w:pPr>
-        <w:pStyle w:val="Paragrafoelenco"/>
-        <w:numPr>
-          <w:ilvl w:val="1"/>
-          <w:numId w:val="10"/>
-        </w:numPr>
-        <w:jc w:val="both"/>
-        <w:rPr>
-          <w:rFonts w:cs="Calibri"/>
-        </w:rPr>
-      </w:pPr>
-      <w:r>
-        <w:rPr>
-          <w:rFonts w:cs="Calibri"/>
-        </w:rPr>
-        <w:t>rapporto_op_sportelli_media[MAX_SPORTELLI]</w:t>
-      </w:r>
-    </w:p>
-    <w:p>
-      <w:pPr>
-        <w:pStyle w:val="Paragrafoelenco"/>
-        <w:ind w:left="1425"/>
-        <w:jc w:val="both"/>
-        <w:rPr>
-          <w:rFonts w:cs="Calibri"/>
-        </w:rPr>
-      </w:pPr>
-    </w:p>
-    <w:p>
-      <w:pPr>
-        <w:pStyle w:val="Paragrafoelenco"/>
-        <w:numPr>
-          <w:ilvl w:val="0"/>
-          <w:numId w:val="10"/>
-        </w:numPr>
-        <w:jc w:val="both"/>
-        <w:rPr>
-          <w:rFonts w:cs="Calibri"/>
-        </w:rPr>
-      </w:pPr>
-      <w:r>
-        <w:rPr>
-          <w:rFonts w:cs="Calibri"/>
-          <w:b/>
-          <w:bCs/>
-        </w:rPr>
-        <w:t>struct msgbuf</w:t>
-      </w:r>
-      <w:r>
-        <w:rPr>
-          <w:rFonts w:cs="Calibri"/>
-        </w:rPr>
-        <w:t xml:space="preserve"> </w:t>
-      </w:r>
-      <w:r>
-        <w:rPr>
-          <w:rFonts w:cs="Calibri"/>
-        </w:rPr>
-        <w:sym w:font="Wingdings" w:char="F0E0"/>
-      </w:r>
-      <w:r>
-        <w:rPr>
-          <w:rFonts w:cs="Calibri"/>
-        </w:rPr>
-        <w:t xml:space="preserve"> struttura per i messaggi nella coda tra utenti e sportelli</w:t>
-      </w:r>
-    </w:p>
-    <w:p>
-      <w:pPr>
-        <w:pStyle w:val="Paragrafoelenco"/>
-        <w:numPr>
-          <w:ilvl w:val="0"/>
-          <w:numId w:val="10"/>
-        </w:numPr>
-        <w:jc w:val="both"/>
-        <w:rPr>
-          <w:rFonts w:cs="Calibri"/>
-        </w:rPr>
-      </w:pPr>
-      <w:r>
-        <w:rPr>
-          <w:rFonts w:cs="Calibri"/>
-          <w:b/>
-          <w:bCs/>
-        </w:rPr>
-        <w:t>Sportello</w:t>
-      </w:r>
-      <w:r>
-        <w:rPr>
-          <w:rFonts w:cs="Calibri"/>
-        </w:rPr>
-        <w:t xml:space="preserve"> </w:t>
-      </w:r>
-      <w:r>
-        <w:rPr>
-          <w:rFonts w:cs="Calibri"/>
-        </w:rPr>
-        <w:sym w:font="Wingdings" w:char="F0E0"/>
-      </w:r>
-      <w:r>
-        <w:rPr>
-          <w:rFonts w:cs="Calibri"/>
-        </w:rPr>
-        <w:t xml:space="preserve"> struttura che contiene il tipo di lavoro assegnato</w:t>
-      </w:r>
-    </w:p>
-    <w:p>
-      <w:pPr>
-        <w:pStyle w:val="Paragrafoelenco"/>
-        <w:numPr>
-          <w:ilvl w:val="0"/>
-          <w:numId w:val="10"/>
-        </w:numPr>
-        <w:jc w:val="both"/>
-        <w:rPr>
-          <w:rFonts w:cs="Calibri"/>
-        </w:rPr>
-      </w:pPr>
-      <w:r>
-        <w:rPr>
-          <w:rFonts w:cs="Calibri"/>
-          <w:b/>
-          <w:bCs/>
-        </w:rPr>
-        <w:t>WorkerMsg</w:t>
-      </w:r>
-      <w:r>
-        <w:rPr>
-          <w:rFonts w:cs="Calibri"/>
-        </w:rPr>
-        <w:t xml:space="preserve"> </w:t>
-      </w:r>
-      <w:r>
-        <w:rPr>
-          <w:rFonts w:cs="Calibri"/>
-        </w:rPr>
-        <w:sym w:font="Wingdings" w:char="F0E0"/>
-      </w:r>
-      <w:r>
-        <w:rPr>
-          <w:rFonts w:cs="Calibri"/>
-        </w:rPr>
-        <w:t xml:space="preserve"> struttura usata dai lavorati per scambiare messaggi con il direttore</w:t>
-      </w:r>
-    </w:p>
-    <w:p>
-      <w:pPr>
-        <w:pStyle w:val="Paragrafoelenco"/>
-        <w:ind w:left="1425"/>
-        <w:jc w:val="both"/>
-        <w:rPr>
-          <w:rFonts w:cs="Calibri"/>
-        </w:rPr>
-      </w:pPr>
-    </w:p>
-    <w:p>
-      <w:pPr>
-        <w:pStyle w:val="Paragrafoelenco"/>
-        <w:numPr>
-          <w:ilvl w:val="0"/>
-          <w:numId w:val="10"/>
-        </w:numPr>
-        <w:jc w:val="both"/>
-        <w:rPr>
-          <w:rFonts w:cs="Calibri"/>
-        </w:rPr>
-      </w:pPr>
-      <w:r>
-        <w:rPr>
-          <w:rFonts w:cs="Calibri"/>
-          <w:b/>
-          <w:bCs/>
-        </w:rPr>
-        <w:t>TicketMsg</w:t>
-      </w:r>
-      <w:r>
-        <w:rPr>
-          <w:rFonts w:cs="Calibri"/>
-        </w:rPr>
-        <w:t xml:space="preserve"> </w:t>
-      </w:r>
-      <w:r>
-        <w:rPr>
-          <w:rFonts w:cs="Calibri"/>
-        </w:rPr>
-        <w:sym w:font="Wingdings" w:char="F0E0"/>
-      </w:r>
-      <w:r>
-        <w:rPr>
-          <w:rFonts w:cs="Calibri"/>
-        </w:rPr>
-        <w:t xml:space="preserve"> struttura usata da utenti per comunicare con erogatoreTicket</w:t>
-      </w:r>
-    </w:p>
-    <w:p>
-      <w:pPr>
-        <w:pStyle w:val="Paragrafoelenco"/>
-        <w:numPr>
-          <w:ilvl w:val="1"/>
-          <w:numId w:val="10"/>
-        </w:numPr>
-        <w:jc w:val="both"/>
-        <w:rPr>
-          <w:rFonts w:cs="Calibri"/>
-        </w:rPr>
-      </w:pPr>
-      <w:r>
-        <w:rPr>
-          <w:rFonts w:cs="Calibri"/>
-          <w:i/>
-          <w:iCs/>
-        </w:rPr>
-        <w:t>mtype</w:t>
-      </w:r>
-      <w:r>
-        <w:rPr>
-          <w:rFonts w:cs="Calibri"/>
-        </w:rPr>
-        <w:t>: tipo del messaggio (1 per richiesta, PID per risposta)</w:t>
-      </w:r>
-    </w:p>
-    <w:p>
-      <w:pPr>
-        <w:pStyle w:val="Paragrafoelenco"/>
-        <w:numPr>
-          <w:ilvl w:val="1"/>
-          <w:numId w:val="10"/>
-        </w:numPr>
-        <w:jc w:val="both"/>
-        <w:rPr>
-          <w:rFonts w:cs="Calibri"/>
-        </w:rPr>
-      </w:pPr>
-      <w:r>
-        <w:rPr>
-          <w:rFonts w:cs="Calibri"/>
-        </w:rPr>
-        <w:t>servizio</w:t>
-      </w:r>
-    </w:p>
-    <w:p>
-      <w:pPr>
-        <w:pStyle w:val="Paragrafoelenco"/>
-        <w:numPr>
-          <w:ilvl w:val="1"/>
-          <w:numId w:val="10"/>
-        </w:numPr>
-        <w:jc w:val="both"/>
-        <w:rPr>
-          <w:rFonts w:cs="Calibri"/>
-        </w:rPr>
-      </w:pPr>
-      <w:r>
-        <w:rPr>
-          <w:rFonts w:cs="Calibri"/>
-          <w:i/>
-          <w:iCs/>
-        </w:rPr>
-        <w:t>ticket</w:t>
-      </w:r>
-      <w:r>
-        <w:rPr>
-          <w:rFonts w:cs="Calibri"/>
-        </w:rPr>
-        <w:t>: numero del ticket (inviato solo in risposta)</w:t>
-      </w:r>
-    </w:p>
-    <w:p>
-      <w:pPr>
-        <w:pStyle w:val="Paragrafoelenco"/>
-        <w:numPr>
-          <w:ilvl w:val="1"/>
-          <w:numId w:val="10"/>
-        </w:numPr>
-        <w:jc w:val="both"/>
-        <w:rPr>
-          <w:rFonts w:cs="Calibri"/>
-        </w:rPr>
-      </w:pPr>
-      <w:r>
-        <w:rPr>
-          <w:rFonts w:cs="Calibri"/>
-          <w:i/>
-          <w:iCs/>
-        </w:rPr>
-        <w:t>pid</w:t>
-      </w:r>
-      <w:r>
-        <w:rPr>
-          <w:rFonts w:cs="Calibri"/>
-        </w:rPr>
-        <w:t xml:space="preserve"> (solo in richiesta)</w:t>
-      </w:r>
-    </w:p>
-    <w:p>
-      <w:pPr>
-        <w:pStyle w:val="Paragrafoelenco"/>
-        <w:ind w:left="1425"/>
-        <w:jc w:val="both"/>
-        <w:rPr>
-          <w:rFonts w:cs="Calibri"/>
-        </w:rPr>
-      </w:pPr>
-    </w:p>
-    <w:p>
-      <w:pPr>
-        <w:pStyle w:val="Paragrafoelenco"/>
-        <w:numPr>
-          <w:ilvl w:val="0"/>
-          <w:numId w:val="10"/>
-        </w:numPr>
-        <w:jc w:val="both"/>
-        <w:rPr>
-          <w:rFonts w:cs="Calibri"/>
-        </w:rPr>
-      </w:pPr>
-      <w:r>
-        <w:rPr>
-          <w:rFonts w:cs="Calibri"/>
-          <w:b/>
-          <w:bCs/>
-        </w:rPr>
-        <w:t>Ticket/TicketPtr</w:t>
-      </w:r>
-      <w:r>
-        <w:rPr>
-          <w:rFonts w:cs="Calibri"/>
-        </w:rPr>
-        <w:t xml:space="preserve"> </w:t>
-      </w:r>
-      <w:r>
-        <w:rPr>
-          <w:rFonts w:cs="Calibri"/>
-        </w:rPr>
-        <w:sym w:font="Wingdings" w:char="F0E0"/>
-      </w:r>
-      <w:r>
-        <w:rPr>
-          <w:rFonts w:cs="Calibri"/>
-        </w:rPr>
-        <w:t xml:space="preserve"> struttura che rappresenta il ticket </w:t>
-      </w:r>
-    </w:p>
-    <w:p>
-      <w:pPr>
-        <w:pStyle w:val="Paragrafoelenco"/>
-        <w:numPr>
-          <w:ilvl w:val="1"/>
-          <w:numId w:val="10"/>
-        </w:numPr>
-        <w:jc w:val="both"/>
-        <w:rPr>
-          <w:rFonts w:cs="Calibri"/>
-        </w:rPr>
-      </w:pPr>
-      <w:r>
-        <w:rPr>
-          <w:rFonts w:cs="Calibri"/>
-        </w:rPr>
-        <w:t>type: servizio richiesto</w:t>
-      </w:r>
-    </w:p>
-    <w:p>
-      <w:pPr>
-        <w:pStyle w:val="Paragrafoelenco"/>
-        <w:numPr>
-          <w:ilvl w:val="1"/>
-          <w:numId w:val="10"/>
-        </w:numPr>
-        <w:jc w:val="both"/>
-        <w:rPr>
-          <w:rFonts w:cs="Calibri"/>
-        </w:rPr>
-      </w:pPr>
-      <w:r>
-        <w:rPr>
-          <w:rFonts w:cs="Calibri"/>
-        </w:rPr>
         <w:t>time: tempo necessario per erogare il servizio</w:t>
       </w:r>
-    </w:p>
-    <w:p>
-      <w:pPr>
-        <w:jc w:val="both"/>
-        <w:rPr>
-          <w:rFonts w:cs="Calibri"/>
-        </w:rPr>
-      </w:pPr>
     </w:p>
     <w:p>
       <w:pPr>
@@ -3372,7 +3075,13 @@
           <w:szCs w:val="36"/>
         </w:rPr>
       </w:pPr>
-      <w:bookmarkStart w:id="2" w:name="_Toc204615398"/>
+      <w:r>
+        <w:rPr>
+          <w:rFonts w:cs="Calibri"/>
+        </w:rPr>
+        <w:br w:type="page"/>
+      </w:r>
+      <w:bookmarkStart w:id="2" w:name="_Toc204700405"/>
       <w:r>
         <w:rPr>
           <w:rFonts w:cs="Calibri"/>
@@ -3385,7 +3094,6 @@
         <w:lastRenderedPageBreak/>
         <w:t>Process</w:t>
       </w:r>
-      <w:bookmarkEnd w:id="2"/>
       <w:r>
         <w:rPr>
           <w:rFonts w:cs="Calibri"/>
@@ -3395,52 +3103,82 @@
           <w:sz w:val="36"/>
           <w:szCs w:val="36"/>
         </w:rPr>
-        <w:t>o Direttore</w:t>
-      </w:r>
-    </w:p>
-    <w:p>
-      <w:pPr>
-        <w:jc w:val="both"/>
-        <w:rPr>
-          <w:rFonts w:cs="Calibri"/>
-        </w:rPr>
-      </w:pPr>
-    </w:p>
-    <w:p>
-      <w:pPr>
-        <w:jc w:val="both"/>
-        <w:rPr>
-          <w:rFonts w:cs="Calibri"/>
-        </w:rPr>
-      </w:pPr>
-      <w:r>
-        <w:rPr>
-          <w:rFonts w:cs="Calibri"/>
-        </w:rPr>
-        <w:t xml:space="preserve">Il processo direttore è il core della intera simulazione, poiché </w:t>
-      </w:r>
-      <w:r>
-        <w:rPr>
-          <w:rFonts w:cs="Calibri"/>
-        </w:rPr>
-        <w:t xml:space="preserve">è il responsabile della creazione dei processi, </w:t>
-      </w:r>
-      <w:r>
-        <w:rPr>
-          <w:rFonts w:cs="Calibri"/>
-        </w:rPr>
-        <w:t>coordina l’inizio e la fine delle giornate tramite</w:t>
-      </w:r>
-      <w:r>
-        <w:rPr>
-          <w:rFonts w:cs="Calibri"/>
-        </w:rPr>
-        <w:t xml:space="preserve"> semafori e segnali. Inoltre, si occupa anche della stampa delle </w:t>
-      </w:r>
-      <w:r>
-        <w:rPr>
-          <w:rFonts w:cs="Calibri"/>
-          <w:u w:val="single"/>
+        <w:t>i</w:t>
+      </w:r>
+      <w:bookmarkEnd w:id="2"/>
+    </w:p>
+    <w:p>
+      <w:pPr>
+        <w:jc w:val="both"/>
+        <w:rPr>
+          <w:rFonts w:cs="Calibri"/>
+        </w:rPr>
+      </w:pPr>
+    </w:p>
+    <w:p>
+      <w:pPr>
+        <w:jc w:val="center"/>
+        <w:rPr>
+          <w:rFonts w:cs="Calibri"/>
+          <w:b/>
+          <w:bCs/>
+          <w:color w:val="196B24" w:themeColor="accent3"/>
+          <w:sz w:val="28"/>
+          <w:szCs w:val="28"/>
+        </w:rPr>
+      </w:pPr>
+      <w:r>
+        <w:rPr>
+          <w:rFonts w:cs="Calibri"/>
+          <w:b/>
+          <w:bCs/>
+          <w:color w:val="196B24" w:themeColor="accent3"/>
+          <w:sz w:val="28"/>
+          <w:szCs w:val="28"/>
+        </w:rPr>
+        <w:t>Direttore</w:t>
+      </w:r>
+    </w:p>
+    <w:p>
+      <w:pPr>
+        <w:jc w:val="both"/>
+        <w:rPr>
+          <w:rFonts w:cs="Calibri"/>
+        </w:rPr>
+      </w:pPr>
+      <w:r>
+        <w:rPr>
+          <w:rFonts w:cs="Calibri"/>
+        </w:rPr>
+        <w:t>Il processo direttore è il core della intera simulazione, poiché è il responsabile della creazione dei processi, coordina l’inizio e la fine delle giornate tramite</w:t>
+      </w:r>
+      <w:r>
+        <w:rPr>
+          <w:rFonts w:cs="Calibri"/>
+        </w:rPr>
+        <w:t xml:space="preserve"> i</w:t>
+      </w:r>
+      <w:r>
+        <w:rPr>
+          <w:rFonts w:cs="Calibri"/>
+        </w:rPr>
+        <w:t xml:space="preserve"> semafori e </w:t>
+      </w:r>
+      <w:r>
+        <w:rPr>
+          <w:rFonts w:cs="Calibri"/>
+        </w:rPr>
+        <w:t xml:space="preserve">i </w:t>
+      </w:r>
+      <w:r>
+        <w:rPr>
+          <w:rFonts w:cs="Calibri"/>
+        </w:rPr>
+        <w:t xml:space="preserve">segnali. Inoltre, si occupa anche della stampa delle </w:t>
+      </w:r>
+      <w:r>
+        <w:rPr>
+          <w:rFonts w:cs="Calibri"/>
         </w:rPr>
         <w:t>statistiche</w:t>
       </w:r>
@@ -3462,76 +3200,260 @@
         <w:rPr>
           <w:rFonts w:cs="Calibri"/>
         </w:rPr>
-        <w:t xml:space="preserve">Al suo avvio, crea </w:t>
-      </w:r>
-      <w:r>
-        <w:rPr>
-          <w:rFonts w:cs="Calibri"/>
-        </w:rPr>
-        <w:t>tutti gli operatori e gli utenti in base al</w:t>
-      </w:r>
-      <w:r>
-        <w:rPr>
-          <w:rFonts w:cs="Calibri"/>
-        </w:rPr>
-        <w:t xml:space="preserve">le configurazioni disponibili nella shared_memory e assegna agli sportelli un servizio in maniera casuale per ogni giorno. </w:t>
-      </w:r>
-      <w:r>
-        <w:rPr>
-          <w:rFonts w:cs="Calibri"/>
-        </w:rPr>
-        <w:t xml:space="preserve">Quest’ultimo viene fatto tramite una coda di messaggi, che contiene il tipo di lavoro assegnato, ovvero un valore da 1 a 6. </w:t>
-      </w:r>
-    </w:p>
-    <w:p>
-      <w:pPr>
-        <w:jc w:val="both"/>
-        <w:rPr>
-          <w:rFonts w:cs="Calibri"/>
-        </w:rPr>
-      </w:pPr>
-      <w:r>
-        <w:rPr>
-          <w:rFonts w:cs="Calibri"/>
-        </w:rPr>
-        <w:t>operatore</w:t>
-      </w:r>
-    </w:p>
-    <w:p>
-      <w:pPr>
-        <w:jc w:val="both"/>
-        <w:rPr>
-          <w:rFonts w:cs="Calibri"/>
-        </w:rPr>
-      </w:pPr>
-      <w:r>
-        <w:rPr>
-          <w:rFonts w:cs="Calibri"/>
-        </w:rPr>
-        <w:t>utente</w:t>
-      </w:r>
-    </w:p>
-    <w:p>
-      <w:pPr>
-        <w:jc w:val="both"/>
-        <w:rPr>
-          <w:rFonts w:cs="Calibri"/>
-        </w:rPr>
-      </w:pPr>
-      <w:r>
-        <w:rPr>
-          <w:rFonts w:cs="Calibri"/>
-        </w:rPr>
-        <w:t>erogatoreTicket</w:t>
-      </w:r>
-    </w:p>
-    <w:p>
-      <w:pPr>
-        <w:jc w:val="both"/>
-        <w:rPr>
-          <w:rFonts w:cs="Calibri"/>
-        </w:rPr>
-      </w:pPr>
+        <w:t xml:space="preserve">Al suo avvio, crea tutti gli operatori e gli utenti in base alle configurazioni disponibili nella shared_memory e assegna agli sportelli un servizio in maniera casuale per ogni giorno. Quest’ultimo viene fatto tramite una coda di messaggi, che contiene il tipo di lavoro assegnato, ovvero un valore da 1 a 6. </w:t>
+      </w:r>
+    </w:p>
+    <w:p>
+      <w:pPr>
+        <w:jc w:val="both"/>
+        <w:rPr>
+          <w:rFonts w:cs="Calibri"/>
+        </w:rPr>
+      </w:pPr>
+      <w:r>
+        <w:rPr>
+          <w:rFonts w:cs="Calibri"/>
+        </w:rPr>
+        <w:t>Alla fine della simulazione riporta, oltre alle statistiche</w:t>
+      </w:r>
+      <w:r>
+        <w:rPr>
+          <w:rFonts w:cs="Calibri"/>
+        </w:rPr>
+        <w:t xml:space="preserve"> (</w:t>
+      </w:r>
+      <w:hyperlink r:id="rId9" w:history="1">
+        <w:r>
+          <w:rPr>
+            <w:rStyle w:val="Collegamentoipertestuale"/>
+            <w:rFonts w:cs="Calibri"/>
+          </w:rPr>
+          <w:t>statsSim</w:t>
+        </w:r>
+        <w:r>
+          <w:rPr>
+            <w:rStyle w:val="Collegamentoipertestuale"/>
+            <w:rFonts w:cs="Calibri"/>
+          </w:rPr>
+          <w:t>.</w:t>
+        </w:r>
+        <w:r>
+          <w:rPr>
+            <w:rStyle w:val="Collegamentoipertestuale"/>
+            <w:rFonts w:cs="Calibri"/>
+          </w:rPr>
+          <w:t>c</w:t>
+        </w:r>
+        <w:r>
+          <w:rPr>
+            <w:rStyle w:val="Collegamentoipertestuale"/>
+            <w:rFonts w:cs="Calibri"/>
+          </w:rPr>
+          <w:t>s</w:t>
+        </w:r>
+        <w:r>
+          <w:rPr>
+            <w:rStyle w:val="Collegamentoipertestuale"/>
+            <w:rFonts w:cs="Calibri"/>
+          </w:rPr>
+          <w:t>v</w:t>
+        </w:r>
+      </w:hyperlink>
+      <w:r>
+        <w:rPr>
+          <w:rFonts w:cs="Calibri"/>
+        </w:rPr>
+        <w:t>)</w:t>
+      </w:r>
+      <w:r>
+        <w:rPr>
+          <w:rFonts w:cs="Calibri"/>
+        </w:rPr>
+        <w:t>, se il programma è terminato correttamente oppure c’è stata un explode, causata dalla coda degli utenti in attesa che ha superato il limite EXPLODE_THRESHOLD</w:t>
+      </w:r>
+      <w:r>
+        <w:rPr>
+          <w:rFonts w:cs="Calibri"/>
+        </w:rPr>
+        <w:t>.</w:t>
+      </w:r>
+    </w:p>
+    <w:p>
+      <w:pPr>
+        <w:jc w:val="both"/>
+        <w:rPr>
+          <w:rFonts w:cs="Calibri"/>
+        </w:rPr>
+      </w:pPr>
+    </w:p>
+    <w:p>
+      <w:pPr>
+        <w:jc w:val="center"/>
+        <w:rPr>
+          <w:rFonts w:cs="Calibri"/>
+          <w:b/>
+          <w:bCs/>
+          <w:color w:val="0F9ED5" w:themeColor="accent4"/>
+          <w:sz w:val="28"/>
+          <w:szCs w:val="28"/>
+        </w:rPr>
+      </w:pPr>
+      <w:r>
+        <w:rPr>
+          <w:rFonts w:cs="Calibri"/>
+          <w:b/>
+          <w:bCs/>
+          <w:color w:val="0F9ED5" w:themeColor="accent4"/>
+          <w:sz w:val="28"/>
+          <w:szCs w:val="28"/>
+        </w:rPr>
+        <w:t>Operatore</w:t>
+      </w:r>
+    </w:p>
+    <w:p>
+      <w:pPr>
+        <w:jc w:val="both"/>
+        <w:rPr>
+          <w:rFonts w:cs="Calibri"/>
+        </w:rPr>
+      </w:pPr>
+      <w:r>
+        <w:rPr>
+          <w:rFonts w:cs="Calibri"/>
+        </w:rPr>
+        <w:t>L’operatore si occupa di erogare il servizio in base al tempario e alla richiesta dell’utente. Ogni giorno viene assegnato ad uno sportello</w:t>
+      </w:r>
+    </w:p>
+    <w:p>
+      <w:pPr>
+        <w:jc w:val="both"/>
+        <w:rPr>
+          <w:rFonts w:cs="Calibri"/>
+        </w:rPr>
+      </w:pPr>
+    </w:p>
+    <w:p>
+      <w:pPr>
+        <w:jc w:val="both"/>
+        <w:rPr>
+          <w:rFonts w:cs="Calibri"/>
+        </w:rPr>
+      </w:pPr>
+    </w:p>
+    <w:p>
+      <w:pPr>
+        <w:jc w:val="center"/>
+        <w:rPr>
+          <w:rFonts w:cs="Calibri"/>
+          <w:b/>
+          <w:bCs/>
+          <w:color w:val="EE0000"/>
+          <w:sz w:val="28"/>
+          <w:szCs w:val="28"/>
+        </w:rPr>
+      </w:pPr>
+      <w:r>
+        <w:rPr>
+          <w:rFonts w:cs="Calibri"/>
+          <w:b/>
+          <w:bCs/>
+          <w:color w:val="EE0000"/>
+          <w:sz w:val="28"/>
+          <w:szCs w:val="28"/>
+        </w:rPr>
+        <w:t>Utente</w:t>
+      </w:r>
+    </w:p>
+    <w:p>
+      <w:pPr>
+        <w:jc w:val="both"/>
+        <w:rPr>
+          <w:rFonts w:cs="Calibri"/>
+        </w:rPr>
+      </w:pPr>
+    </w:p>
+    <w:p>
+      <w:pPr>
+        <w:jc w:val="both"/>
+        <w:rPr>
+          <w:rFonts w:cs="Calibri"/>
+        </w:rPr>
+      </w:pPr>
+      <w:r>
+        <w:rPr>
+          <w:rFonts w:cs="Calibri"/>
+        </w:rPr>
+        <w:t>asds</w:t>
+      </w:r>
+    </w:p>
+    <w:p>
+      <w:pPr>
+        <w:jc w:val="both"/>
+        <w:rPr>
+          <w:rFonts w:cs="Calibri"/>
+        </w:rPr>
+      </w:pPr>
+    </w:p>
+    <w:p>
+      <w:pPr>
+        <w:jc w:val="both"/>
+        <w:rPr>
+          <w:rFonts w:cs="Calibri"/>
+        </w:rPr>
+      </w:pPr>
+    </w:p>
+    <w:p>
+      <w:pPr>
+        <w:jc w:val="center"/>
+        <w:rPr>
+          <w:rFonts w:cs="Calibri"/>
+          <w:b/>
+          <w:bCs/>
+          <w:color w:val="FFCC00"/>
+          <w:sz w:val="28"/>
+          <w:szCs w:val="28"/>
+        </w:rPr>
+      </w:pPr>
+      <w:r>
+        <w:rPr>
+          <w:rFonts w:cs="Calibri"/>
+          <w:b/>
+          <w:bCs/>
+          <w:color w:val="FFCC00"/>
+          <w:sz w:val="28"/>
+          <w:szCs w:val="28"/>
+        </w:rPr>
+        <w:t>Erogatore Ticket</w:t>
+      </w:r>
+    </w:p>
+    <w:p>
+      <w:pPr>
+        <w:jc w:val="both"/>
+        <w:rPr>
+          <w:rFonts w:cs="Calibri"/>
+        </w:rPr>
+      </w:pPr>
+    </w:p>
+    <w:p>
+      <w:pPr>
+        <w:jc w:val="both"/>
+        <w:rPr>
+          <w:rFonts w:cs="Calibri"/>
+        </w:rPr>
+      </w:pPr>
+    </w:p>
+    <w:p>
+      <w:pPr>
+        <w:rPr>
+          <w:rFonts w:cs="Calibri"/>
+        </w:rPr>
+      </w:pPr>
+      <w:r>
+        <w:rPr>
+          <w:rFonts w:cs="Calibri"/>
+        </w:rPr>
+        <w:t>asdsssds</w:t>
+      </w:r>
       <w:r>
         <w:rPr>
           <w:rFonts w:cs="Calibri"/>
@@ -3551,7 +3473,7 @@
           <w:szCs w:val="36"/>
         </w:rPr>
       </w:pPr>
-      <w:bookmarkStart w:id="3" w:name="_Toc204615399"/>
+      <w:bookmarkStart w:id="3" w:name="_Toc204700406"/>
       <w:r>
         <w:rPr>
           <w:rFonts w:cs="Calibri"/>
@@ -3573,14 +3495,20 @@
           <w:rFonts w:cs="Calibri"/>
         </w:rPr>
       </w:pPr>
-      <w:proofErr w:type="spellStart"/>
-      <w:r>
-        <w:rPr>
-          <w:rFonts w:cs="Calibri"/>
-        </w:rPr>
-        <w:t>asdeaer</w:t>
-      </w:r>
-      <w:proofErr w:type="spellEnd"/>
+      <w:r>
+        <w:rPr>
+          <w:rFonts w:cs="Calibri"/>
+        </w:rPr>
+        <w:t>si</w:t>
+      </w:r>
+    </w:p>
+    <w:p>
+      <w:pPr>
+        <w:jc w:val="both"/>
+        <w:rPr>
+          <w:rFonts w:cs="Calibri"/>
+        </w:rPr>
+      </w:pPr>
     </w:p>
     <w:p>
       <w:pPr>
@@ -3609,7 +3537,7 @@
           <w:u w:val="single"/>
         </w:rPr>
       </w:pPr>
-      <w:bookmarkStart w:id="4" w:name="_Toc204615400"/>
+      <w:bookmarkStart w:id="4" w:name="_Toc204700407"/>
       <w:r>
         <w:rPr>
           <w:rFonts w:cs="Calibri"/>
@@ -3639,17 +3567,15 @@
           <w:rFonts w:cs="Calibri"/>
         </w:rPr>
       </w:pPr>
-      <w:proofErr w:type="spellStart"/>
       <w:r>
         <w:rPr>
           <w:rFonts w:cs="Calibri"/>
         </w:rPr>
         <w:t>asdear</w:t>
       </w:r>
-      <w:proofErr w:type="spellEnd"/>
     </w:p>
     <w:sectPr>
-      <w:footerReference w:type="default" r:id="rId9"/>
+      <w:footerReference w:type="default" r:id="rId10"/>
       <w:pgSz w:w="11906" w:h="16838"/>
       <w:pgMar w:top="1417" w:right="1134" w:bottom="1134" w:left="1134" w:header="567" w:footer="283" w:gutter="0"/>
       <w:cols w:space="708"/>
@@ -6088,6 +6014,58 @@
       </w:tcPr>
     </w:tblStylePr>
   </w:style>
+  <w:style w:type="character" w:styleId="Menzionenonrisolta">
+    <w:name w:val="Unresolved Mention"/>
+    <w:basedOn w:val="Carpredefinitoparagrafo"/>
+    <w:uiPriority w:val="99"/>
+    <w:semiHidden/>
+    <w:unhideWhenUsed/>
+    <w:rsid w:val="00126529"/>
+    <w:rPr>
+      <w:color w:val="605E5C"/>
+      <w:shd w:val="clear" w:color="auto" w:fill="E1DFDD"/>
+    </w:rPr>
+  </w:style>
+  <w:style w:type="paragraph" w:styleId="Testonormale">
+    <w:name w:val="Plain Text"/>
+    <w:basedOn w:val="Normale"/>
+    <w:link w:val="TestonormaleCarattere"/>
+    <w:uiPriority w:val="99"/>
+    <w:unhideWhenUsed/>
+    <w:rsid w:val="00126529"/>
+    <w:pPr>
+      <w:spacing w:after="0" w:line="240" w:lineRule="auto"/>
+    </w:pPr>
+    <w:rPr>
+      <w:rFonts w:ascii="Consolas" w:hAnsi="Consolas"/>
+      <w:sz w:val="21"/>
+      <w:szCs w:val="21"/>
+    </w:rPr>
+  </w:style>
+  <w:style w:type="character" w:customStyle="1" w:styleId="TestonormaleCarattere">
+    <w:name w:val="Testo normale Carattere"/>
+    <w:basedOn w:val="Carpredefinitoparagrafo"/>
+    <w:link w:val="Testonormale"/>
+    <w:uiPriority w:val="99"/>
+    <w:rsid w:val="00126529"/>
+    <w:rPr>
+      <w:rFonts w:ascii="Consolas" w:hAnsi="Consolas"/>
+      <w:sz w:val="21"/>
+      <w:szCs w:val="21"/>
+    </w:rPr>
+  </w:style>
+  <w:style w:type="character" w:styleId="Collegamentovisitato">
+    <w:name w:val="FollowedHyperlink"/>
+    <w:basedOn w:val="Carpredefinitoparagrafo"/>
+    <w:uiPriority w:val="99"/>
+    <w:semiHidden/>
+    <w:unhideWhenUsed/>
+    <w:rsid w:val="00126529"/>
+    <w:rPr>
+      <w:color w:val="96607D" w:themeColor="followedHyperlink"/>
+      <w:u w:val="single"/>
+    </w:rPr>
+  </w:style>
 </w:styles>
 </file>
 

--- a/Progetto/RelazioneSO.docx
+++ b/Progetto/RelazioneSO.docx
@@ -365,7 +365,7 @@
             </w:rPr>
             <w:fldChar w:fldCharType="separate"/>
           </w:r>
-          <w:hyperlink w:anchor="_Toc204700403" w:history="1">
+          <w:hyperlink w:anchor="_Toc204786001" w:history="1">
             <w:r>
               <w:rPr>
                 <w:rStyle w:val="Collegamentoipertestuale"/>
@@ -374,7 +374,7 @@
                 <w:bCs/>
                 <w:noProof/>
               </w:rPr>
-              <w:t>1. Introduzione</w:t>
+              <w:t>1.Introduzione</w:t>
             </w:r>
             <w:r>
               <w:rPr>
@@ -395,7 +395,7 @@
                 <w:noProof/>
                 <w:webHidden/>
               </w:rPr>
-              <w:instrText xml:space="preserve"> PAGEREF _Toc204700403 \h </w:instrText>
+              <w:instrText xml:space="preserve"> PAGEREF _Toc204786001 \h </w:instrText>
             </w:r>
             <w:r>
               <w:rPr>
@@ -438,7 +438,7 @@
               <w:lang w:eastAsia="it-IT"/>
             </w:rPr>
           </w:pPr>
-          <w:hyperlink w:anchor="_Toc204700404" w:history="1">
+          <w:hyperlink w:anchor="_Toc204786002" w:history="1">
             <w:r>
               <w:rPr>
                 <w:rStyle w:val="Collegamentoipertestuale"/>
@@ -447,7 +447,7 @@
                 <w:bCs/>
                 <w:noProof/>
               </w:rPr>
-              <w:t>2. Configurazioni</w:t>
+              <w:t>2.Configurazioni</w:t>
             </w:r>
             <w:r>
               <w:rPr>
@@ -468,7 +468,7 @@
                 <w:noProof/>
                 <w:webHidden/>
               </w:rPr>
-              <w:instrText xml:space="preserve"> PAGEREF _Toc204700404 \h </w:instrText>
+              <w:instrText xml:space="preserve"> PAGEREF _Toc204786002 \h </w:instrText>
             </w:r>
             <w:r>
               <w:rPr>
@@ -511,7 +511,7 @@
               <w:lang w:eastAsia="it-IT"/>
             </w:rPr>
           </w:pPr>
-          <w:hyperlink w:anchor="_Toc204700405" w:history="1">
+          <w:hyperlink w:anchor="_Toc204786003" w:history="1">
             <w:r>
               <w:rPr>
                 <w:rStyle w:val="Collegamentoipertestuale"/>
@@ -520,7 +520,7 @@
                 <w:bCs/>
                 <w:noProof/>
               </w:rPr>
-              <w:t>3. Processi</w:t>
+              <w:t>3.Processi</w:t>
             </w:r>
             <w:r>
               <w:rPr>
@@ -541,7 +541,7 @@
                 <w:noProof/>
                 <w:webHidden/>
               </w:rPr>
-              <w:instrText xml:space="preserve"> PAGEREF _Toc204700405 \h </w:instrText>
+              <w:instrText xml:space="preserve"> PAGEREF _Toc204786003 \h </w:instrText>
             </w:r>
             <w:r>
               <w:rPr>
@@ -584,7 +584,7 @@
               <w:lang w:eastAsia="it-IT"/>
             </w:rPr>
           </w:pPr>
-          <w:hyperlink w:anchor="_Toc204700406" w:history="1">
+          <w:hyperlink w:anchor="_Toc204786004" w:history="1">
             <w:r>
               <w:rPr>
                 <w:rStyle w:val="Collegamentoipertestuale"/>
@@ -593,7 +593,7 @@
                 <w:bCs/>
                 <w:noProof/>
               </w:rPr>
-              <w:t>4. Risorse</w:t>
+              <w:t>4.Esempio di esecuzione</w:t>
             </w:r>
             <w:r>
               <w:rPr>
@@ -614,7 +614,7 @@
                 <w:noProof/>
                 <w:webHidden/>
               </w:rPr>
-              <w:instrText xml:space="preserve"> PAGEREF _Toc204700406 \h </w:instrText>
+              <w:instrText xml:space="preserve"> PAGEREF _Toc204786004 \h </w:instrText>
             </w:r>
             <w:r>
               <w:rPr>
@@ -657,7 +657,7 @@
               <w:lang w:eastAsia="it-IT"/>
             </w:rPr>
           </w:pPr>
-          <w:hyperlink w:anchor="_Toc204700407" w:history="1">
+          <w:hyperlink w:anchor="_Toc204786005" w:history="1">
             <w:r>
               <w:rPr>
                 <w:rStyle w:val="Collegamentoipertestuale"/>
@@ -666,7 +666,7 @@
                 <w:bCs/>
                 <w:noProof/>
               </w:rPr>
-              <w:t>5. Considerazioni finali</w:t>
+              <w:t>5.Risorse</w:t>
             </w:r>
             <w:r>
               <w:rPr>
@@ -687,7 +687,80 @@
                 <w:noProof/>
                 <w:webHidden/>
               </w:rPr>
-              <w:instrText xml:space="preserve"> PAGEREF _Toc204700407 \h </w:instrText>
+              <w:instrText xml:space="preserve"> PAGEREF _Toc204786005 \h </w:instrText>
+            </w:r>
+            <w:r>
+              <w:rPr>
+                <w:noProof/>
+                <w:webHidden/>
+              </w:rPr>
+            </w:r>
+            <w:r>
+              <w:rPr>
+                <w:noProof/>
+                <w:webHidden/>
+              </w:rPr>
+              <w:fldChar w:fldCharType="separate"/>
+            </w:r>
+            <w:r>
+              <w:rPr>
+                <w:noProof/>
+                <w:webHidden/>
+              </w:rPr>
+              <w:t>7</w:t>
+            </w:r>
+            <w:r>
+              <w:rPr>
+                <w:noProof/>
+                <w:webHidden/>
+              </w:rPr>
+              <w:fldChar w:fldCharType="end"/>
+            </w:r>
+          </w:hyperlink>
+        </w:p>
+        <w:p>
+          <w:pPr>
+            <w:pStyle w:val="Sommario1"/>
+            <w:tabs>
+              <w:tab w:val="right" w:leader="dot" w:pos="9628"/>
+            </w:tabs>
+            <w:rPr>
+              <w:rFonts w:eastAsiaTheme="minorEastAsia"/>
+              <w:noProof/>
+              <w:lang w:eastAsia="it-IT"/>
+            </w:rPr>
+          </w:pPr>
+          <w:hyperlink w:anchor="_Toc204786006" w:history="1">
+            <w:r>
+              <w:rPr>
+                <w:rStyle w:val="Collegamentoipertestuale"/>
+                <w:rFonts w:cs="Calibri"/>
+                <w:b/>
+                <w:bCs/>
+                <w:noProof/>
+              </w:rPr>
+              <w:t>6.Considerazioni finali</w:t>
+            </w:r>
+            <w:r>
+              <w:rPr>
+                <w:noProof/>
+                <w:webHidden/>
+              </w:rPr>
+              <w:tab/>
+            </w:r>
+            <w:r>
+              <w:rPr>
+                <w:noProof/>
+                <w:webHidden/>
+              </w:rPr>
+              <w:fldChar w:fldCharType="begin"/>
+            </w:r>
+            <w:r>
+              <w:rPr>
+                <w:noProof/>
+                <w:webHidden/>
+              </w:rPr>
+              <w:instrText xml:space="preserve"> PAGEREF _Toc204786006 \h </w:instrText>
             </w:r>
             <w:r>
               <w:rPr>
@@ -764,7 +837,7 @@
           <w:szCs w:val="36"/>
         </w:rPr>
       </w:pPr>
-      <w:bookmarkStart w:id="0" w:name="_Toc204700403"/>
+      <w:bookmarkStart w:id="0" w:name="_Toc204786001"/>
       <w:r>
         <w:rPr>
           <w:rFonts w:asciiTheme="majorHAnsi" w:hAnsiTheme="majorHAnsi"/>
@@ -1531,7 +1604,7 @@
           <w:szCs w:val="44"/>
         </w:rPr>
       </w:pPr>
-      <w:bookmarkStart w:id="1" w:name="_Toc204700404"/>
+      <w:bookmarkStart w:id="1" w:name="_Toc204786002"/>
       <w:r>
         <w:rPr>
           <w:rFonts w:cs="Calibri"/>
@@ -3081,7 +3154,7 @@
         </w:rPr>
         <w:br w:type="page"/>
       </w:r>
-      <w:bookmarkStart w:id="2" w:name="_Toc204700405"/>
+      <w:bookmarkStart w:id="2" w:name="_Toc204786003"/>
       <w:r>
         <w:rPr>
           <w:rFonts w:cs="Calibri"/>
@@ -3109,14 +3182,6 @@
     </w:p>
     <w:p>
       <w:pPr>
-        <w:jc w:val="both"/>
-        <w:rPr>
-          <w:rFonts w:cs="Calibri"/>
-        </w:rPr>
-      </w:pPr>
-    </w:p>
-    <w:p>
-      <w:pPr>
         <w:jc w:val="center"/>
         <w:rPr>
           <w:rFonts w:cs="Calibri"/>
@@ -3150,7 +3215,19 @@
         <w:rPr>
           <w:rFonts w:cs="Calibri"/>
         </w:rPr>
-        <w:t>Il processo direttore è il core della intera simulazione, poiché è il responsabile della creazione dei processi, coordina l’inizio e la fine delle giornate tramite</w:t>
+        <w:t xml:space="preserve">Il processo direttore è </w:t>
+      </w:r>
+      <w:r>
+        <w:rPr>
+          <w:rFonts w:cs="Calibri"/>
+        </w:rPr>
+        <w:t>il nucleo</w:t>
+      </w:r>
+      <w:r>
+        <w:rPr>
+          <w:rFonts w:cs="Calibri"/>
+        </w:rPr>
+        <w:t xml:space="preserve"> della intera simulazione, poiché è il responsabile della creazione dei processi, coordina l’inizio e la fine delle giornate tramite</w:t>
       </w:r>
       <w:r>
         <w:rPr>
@@ -3174,7 +3251,19 @@
         <w:rPr>
           <w:rFonts w:cs="Calibri"/>
         </w:rPr>
-        <w:t xml:space="preserve">segnali. Inoltre, si occupa anche della stampa delle </w:t>
+        <w:t>segnali</w:t>
+      </w:r>
+      <w:r>
+        <w:rPr>
+          <w:rFonts w:cs="Calibri"/>
+        </w:rPr>
+        <w:t xml:space="preserve"> e </w:t>
+      </w:r>
+      <w:r>
+        <w:rPr>
+          <w:rFonts w:cs="Calibri"/>
+        </w:rPr>
+        <w:t xml:space="preserve">si occupa anche della stampa delle </w:t>
       </w:r>
       <w:r>
         <w:rPr>
@@ -3201,6 +3290,20 @@
           <w:rFonts w:cs="Calibri"/>
         </w:rPr>
         <w:t xml:space="preserve">Al suo avvio, crea tutti gli operatori e gli utenti in base alle configurazioni disponibili nella shared_memory e assegna agli sportelli un servizio in maniera casuale per ogni giorno. Quest’ultimo viene fatto tramite una coda di messaggi, che contiene il tipo di lavoro assegnato, ovvero un valore da 1 a 6. </w:t>
+      </w:r>
+    </w:p>
+    <w:p>
+      <w:pPr>
+        <w:jc w:val="both"/>
+        <w:rPr>
+          <w:rFonts w:cs="Calibri"/>
+        </w:rPr>
+      </w:pPr>
+      <w:r>
+        <w:rPr>
+          <w:rFonts w:cs="Calibri"/>
+        </w:rPr>
+        <w:t>A fine di ogni giornata, lancia dei segnali di kill con messaggio di SIGUSR1 (ultimo giorno) e SIGUSR2 (altri giorni) per ogni processo utente e operatore per evitare che rimangano processi in attesa.</w:t>
       </w:r>
     </w:p>
     <w:p>
@@ -3228,35 +3331,7 @@
             <w:rStyle w:val="Collegamentoipertestuale"/>
             <w:rFonts w:cs="Calibri"/>
           </w:rPr>
-          <w:t>statsSim</w:t>
-        </w:r>
-        <w:r>
-          <w:rPr>
-            <w:rStyle w:val="Collegamentoipertestuale"/>
-            <w:rFonts w:cs="Calibri"/>
-          </w:rPr>
-          <w:t>.</w:t>
-        </w:r>
-        <w:r>
-          <w:rPr>
-            <w:rStyle w:val="Collegamentoipertestuale"/>
-            <w:rFonts w:cs="Calibri"/>
-          </w:rPr>
-          <w:t>c</w:t>
-        </w:r>
-        <w:r>
-          <w:rPr>
-            <w:rStyle w:val="Collegamentoipertestuale"/>
-            <w:rFonts w:cs="Calibri"/>
-          </w:rPr>
-          <w:t>s</w:t>
-        </w:r>
-        <w:r>
-          <w:rPr>
-            <w:rStyle w:val="Collegamentoipertestuale"/>
-            <w:rFonts w:cs="Calibri"/>
-          </w:rPr>
-          <w:t>v</w:t>
+          <w:t>statsSim.csv</w:t>
         </w:r>
       </w:hyperlink>
       <w:r>
@@ -3321,16 +3396,60 @@
         <w:rPr>
           <w:rFonts w:cs="Calibri"/>
         </w:rPr>
-        <w:t>L’operatore si occupa di erogare il servizio in base al tempario e alla richiesta dell’utente. Ogni giorno viene assegnato ad uno sportello</w:t>
-      </w:r>
-    </w:p>
-    <w:p>
-      <w:pPr>
-        <w:jc w:val="both"/>
-        <w:rPr>
-          <w:rFonts w:cs="Calibri"/>
-        </w:rPr>
-      </w:pPr>
+        <w:t>L’operatore si occupa di erogare il servizio in base al tempario e alla richiesta dell’utente.</w:t>
+      </w:r>
+    </w:p>
+    <w:p>
+      <w:pPr>
+        <w:jc w:val="both"/>
+        <w:rPr>
+          <w:rFonts w:cs="Calibri"/>
+        </w:rPr>
+      </w:pPr>
+      <w:r>
+        <w:rPr>
+          <w:rFonts w:cs="Calibri"/>
+        </w:rPr>
+        <w:t>Ogni giorno viene assegnato ad uno sportello</w:t>
+      </w:r>
+      <w:r>
+        <w:rPr>
+          <w:rFonts w:cs="Calibri"/>
+        </w:rPr>
+        <w:t xml:space="preserve"> con il suo stesso lavoro, e se ci sono più operatori rispetto agli sportelli disponibili vengono messi in una coda di messaggi, per evitare situazioni di </w:t>
+      </w:r>
+      <w:r>
+        <w:rPr>
+          <w:rFonts w:cs="Calibri"/>
+        </w:rPr>
+        <w:t>busy waiting</w:t>
+      </w:r>
+      <w:r>
+        <w:rPr>
+          <w:rFonts w:cs="Calibri"/>
+        </w:rPr>
+        <w:t>. Alla fine del suo servizio</w:t>
+      </w:r>
+      <w:r>
+        <w:rPr>
+          <w:rFonts w:cs="Calibri"/>
+        </w:rPr>
+        <w:t xml:space="preserve"> rilascia lo sportello, che verrà occupato successivamente da un altro operatore.</w:t>
+      </w:r>
+    </w:p>
+    <w:p>
+      <w:pPr>
+        <w:jc w:val="both"/>
+        <w:rPr>
+          <w:rFonts w:cs="Calibri"/>
+        </w:rPr>
+      </w:pPr>
+      <w:r>
+        <w:rPr>
+          <w:rFonts w:cs="Calibri"/>
+        </w:rPr>
+        <w:t>Comunicano con gli utenti per vedere il tipo di servizio richiesto e di conseguenza servirli tramite la WorkerMsg.</w:t>
+      </w:r>
     </w:p>
     <w:p>
       <w:pPr>
@@ -3371,28 +3490,56 @@
           <w:rFonts w:cs="Calibri"/>
         </w:rPr>
       </w:pPr>
-    </w:p>
-    <w:p>
-      <w:pPr>
-        <w:jc w:val="both"/>
-        <w:rPr>
-          <w:rFonts w:cs="Calibri"/>
-        </w:rPr>
-      </w:pPr>
-      <w:r>
-        <w:rPr>
-          <w:rFonts w:cs="Calibri"/>
-        </w:rPr>
-        <w:t>asds</w:t>
-      </w:r>
-    </w:p>
-    <w:p>
-      <w:pPr>
-        <w:jc w:val="both"/>
-        <w:rPr>
-          <w:rFonts w:cs="Calibri"/>
-        </w:rPr>
-      </w:pPr>
+      <w:r>
+        <w:rPr>
+          <w:rFonts w:cs="Calibri"/>
+        </w:rPr>
+        <w:t xml:space="preserve">L’utente, all’inizio di ogni giornata, decide con una probabilità </w:t>
+      </w:r>
+      <w:r>
+        <w:rPr>
+          <w:rFonts w:cs="Calibri"/>
+        </w:rPr>
+        <w:t xml:space="preserve">data </w:t>
+      </w:r>
+      <w:r>
+        <w:rPr>
+          <w:rFonts w:cs="Calibri"/>
+        </w:rPr>
+        <w:t>se andare o meno in posta. Se ha esito positivo,</w:t>
+      </w:r>
+      <w:r>
+        <w:rPr>
+          <w:rFonts w:cs="Calibri"/>
+        </w:rPr>
+        <w:t xml:space="preserve"> </w:t>
+      </w:r>
+      <w:r>
+        <w:rPr>
+          <w:rFonts w:cs="Calibri"/>
+        </w:rPr>
+        <w:t>prende un ticket tramite TicketMsg e verifica se esiste uno sportello disponibile.</w:t>
+      </w:r>
+    </w:p>
+    <w:p>
+      <w:pPr>
+        <w:jc w:val="both"/>
+        <w:rPr>
+          <w:rFonts w:cs="Calibri"/>
+        </w:rPr>
+      </w:pPr>
+      <w:r>
+        <w:rPr>
+          <w:rFonts w:cs="Calibri"/>
+        </w:rPr>
+        <w:t>Si reca alla posta dopo aver scelto un orario</w:t>
+      </w:r>
+      <w:r>
+        <w:rPr>
+          <w:rFonts w:cs="Calibri"/>
+        </w:rPr>
+        <w:t xml:space="preserve"> e si inserisce in coda a uno degli sportelli che offre il servizio da lui richiesto. Il servizio viene fatto tramite una comunicazione diretta tra l’utente e l’operatore con WorkerMsg.</w:t>
+      </w:r>
     </w:p>
     <w:p>
       <w:pPr>
@@ -3423,6 +3570,7 @@
           <w:sz w:val="28"/>
           <w:szCs w:val="28"/>
         </w:rPr>
+        <w:lastRenderedPageBreak/>
         <w:t>Erogatore Ticket</w:t>
       </w:r>
     </w:p>
@@ -3433,33 +3581,66 @@
           <w:rFonts w:cs="Calibri"/>
         </w:rPr>
       </w:pPr>
-    </w:p>
-    <w:p>
-      <w:pPr>
-        <w:jc w:val="both"/>
-        <w:rPr>
-          <w:rFonts w:cs="Calibri"/>
-        </w:rPr>
-      </w:pPr>
-    </w:p>
-    <w:p>
-      <w:pPr>
-        <w:rPr>
-          <w:rFonts w:cs="Calibri"/>
-        </w:rPr>
-      </w:pPr>
-      <w:r>
-        <w:rPr>
-          <w:rFonts w:cs="Calibri"/>
-        </w:rPr>
-        <w:t>asdsssds</w:t>
-      </w:r>
-      <w:r>
-        <w:rPr>
-          <w:rFonts w:cs="Calibri"/>
-        </w:rPr>
-        <w:br w:type="page"/>
-      </w:r>
+      <w:r>
+        <w:rPr>
+          <w:rFonts w:cs="Calibri"/>
+        </w:rPr>
+        <w:t xml:space="preserve">Eroga il ticket su richiesta dell’utente tramite TicketPtr, dove l’utente invia tramite TicketMsg il servizio richiesto e il suo PID su mtype. Al suo interno inserisce il tipo di servizio richiesto e il tempo per erogarlo. </w:t>
+      </w:r>
+    </w:p>
+    <w:p>
+      <w:pPr>
+        <w:jc w:val="both"/>
+        <w:rPr>
+          <w:rFonts w:cs="Calibri"/>
+        </w:rPr>
+      </w:pPr>
+      <w:r>
+        <w:rPr>
+          <w:rFonts w:cs="Calibri"/>
+        </w:rPr>
+        <w:t>L’erogatore ticket lo invia all’utente tramite la coda TicketMsg, dove in risposta invia il PID in mtype e in pid inserisce la richiesta</w:t>
+      </w:r>
+      <w:r>
+        <w:rPr>
+          <w:rFonts w:cs="Calibri"/>
+        </w:rPr>
+        <w:t>, incrementando il numero di ticket con un contatore</w:t>
+      </w:r>
+      <w:r>
+        <w:rPr>
+          <w:rFonts w:cs="Calibri"/>
+        </w:rPr>
+        <w:t>.</w:t>
+      </w:r>
+      <w:r>
+        <w:rPr>
+          <w:rFonts w:cs="Calibri"/>
+        </w:rPr>
+        <w:t xml:space="preserve"> </w:t>
+      </w:r>
+    </w:p>
+    <w:p>
+      <w:pPr>
+        <w:jc w:val="both"/>
+        <w:rPr>
+          <w:rFonts w:cs="Calibri"/>
+        </w:rPr>
+      </w:pPr>
+      <w:r>
+        <w:rPr>
+          <w:rFonts w:cs="Calibri"/>
+        </w:rPr>
+        <w:t>L’utente infine utilizzerà quel ticket per essere servito in uno sportello.</w:t>
+      </w:r>
+    </w:p>
+    <w:p>
+      <w:pPr>
+        <w:jc w:val="both"/>
+        <w:rPr>
+          <w:rFonts w:cs="Calibri"/>
+        </w:rPr>
+      </w:pPr>
     </w:p>
     <w:p>
       <w:pPr>
@@ -3473,7 +3654,7 @@
           <w:szCs w:val="36"/>
         </w:rPr>
       </w:pPr>
-      <w:bookmarkStart w:id="3" w:name="_Toc204700406"/>
+      <w:bookmarkStart w:id="3" w:name="_Toc204786004"/>
       <w:r>
         <w:rPr>
           <w:rFonts w:cs="Calibri"/>
@@ -3483,47 +3664,336 @@
           <w:sz w:val="36"/>
           <w:szCs w:val="36"/>
         </w:rPr>
+        <w:t>Esempio di esecuzione</w:t>
+      </w:r>
+      <w:bookmarkEnd w:id="3"/>
+    </w:p>
+    <w:p>
+      <w:pPr>
+        <w:jc w:val="center"/>
+        <w:rPr>
+          <w:rFonts w:cs="Calibri"/>
+        </w:rPr>
+      </w:pPr>
+      <w:r>
+        <w:rPr>
+          <w:rFonts w:cs="Calibri"/>
+        </w:rPr>
+        <w:drawing>
+          <wp:inline distT="0" distB="0" distL="0" distR="0" wp14:anchorId="24533739" wp14:editId="5E0034F0">
+            <wp:extent cx="4101981" cy="2228042"/>
+            <wp:effectExtent l="0" t="0" r="0" b="1270"/>
+            <wp:docPr id="1470177717" name="Immagine 1" descr="Immagine che contiene testo, schermata, Carattere&#10;&#10;Il contenuto generato dall'IA potrebbe non essere corretto."/>
+            <wp:cNvGraphicFramePr>
+              <a:graphicFrameLocks xmlns:a="http://schemas.openxmlformats.org/drawingml/2006/main" noChangeAspect="1"/>
+            </wp:cNvGraphicFramePr>
+            <a:graphic xmlns:a="http://schemas.openxmlformats.org/drawingml/2006/main">
+              <a:graphicData uri="http://schemas.openxmlformats.org/drawingml/2006/picture">
+                <pic:pic xmlns:pic="http://schemas.openxmlformats.org/drawingml/2006/picture">
+                  <pic:nvPicPr>
+                    <pic:cNvPr id="1470177717" name="Immagine 1" descr="Immagine che contiene testo, schermata, Carattere&#10;&#10;Il contenuto generato dall'IA potrebbe non essere corretto."/>
+                    <pic:cNvPicPr/>
+                  </pic:nvPicPr>
+                  <pic:blipFill>
+                    <a:blip r:embed="rId10"/>
+                    <a:stretch>
+                      <a:fillRect/>
+                    </a:stretch>
+                  </pic:blipFill>
+                  <pic:spPr>
+                    <a:xfrm>
+                      <a:off x="0" y="0"/>
+                      <a:ext cx="4117035" cy="2236219"/>
+                    </a:xfrm>
+                    <a:prstGeom prst="rect">
+                      <a:avLst/>
+                    </a:prstGeom>
+                  </pic:spPr>
+                </pic:pic>
+              </a:graphicData>
+            </a:graphic>
+          </wp:inline>
+        </w:drawing>
+      </w:r>
+    </w:p>
+    <w:p>
+      <w:pPr>
+        <w:jc w:val="center"/>
+        <w:rPr>
+          <w:rFonts w:cs="Calibri"/>
+        </w:rPr>
+      </w:pPr>
+    </w:p>
+    <w:p>
+      <w:pPr>
+        <w:jc w:val="center"/>
+        <w:rPr>
+          <w:rFonts w:cs="Calibri"/>
+        </w:rPr>
+      </w:pPr>
+      <w:r>
+        <w:rPr>
+          <w:rFonts w:cs="Calibri"/>
+        </w:rPr>
+        <w:drawing>
+          <wp:inline distT="0" distB="0" distL="0" distR="0" wp14:anchorId="6A737131" wp14:editId="7A57DC43">
+            <wp:extent cx="3332860" cy="2930618"/>
+            <wp:effectExtent l="0" t="0" r="1270" b="3175"/>
+            <wp:docPr id="240344161" name="Immagine 1" descr="Immagine che contiene testo, schermata, Carattere&#10;&#10;Il contenuto generato dall'IA potrebbe non essere corretto."/>
+            <wp:cNvGraphicFramePr>
+              <a:graphicFrameLocks xmlns:a="http://schemas.openxmlformats.org/drawingml/2006/main" noChangeAspect="1"/>
+            </wp:cNvGraphicFramePr>
+            <a:graphic xmlns:a="http://schemas.openxmlformats.org/drawingml/2006/main">
+              <a:graphicData uri="http://schemas.openxmlformats.org/drawingml/2006/picture">
+                <pic:pic xmlns:pic="http://schemas.openxmlformats.org/drawingml/2006/picture">
+                  <pic:nvPicPr>
+                    <pic:cNvPr id="240344161" name="Immagine 1" descr="Immagine che contiene testo, schermata, Carattere&#10;&#10;Il contenuto generato dall'IA potrebbe non essere corretto."/>
+                    <pic:cNvPicPr/>
+                  </pic:nvPicPr>
+                  <pic:blipFill>
+                    <a:blip r:embed="rId11"/>
+                    <a:stretch>
+                      <a:fillRect/>
+                    </a:stretch>
+                  </pic:blipFill>
+                  <pic:spPr>
+                    <a:xfrm>
+                      <a:off x="0" y="0"/>
+                      <a:ext cx="3335724" cy="2933137"/>
+                    </a:xfrm>
+                    <a:prstGeom prst="rect">
+                      <a:avLst/>
+                    </a:prstGeom>
+                  </pic:spPr>
+                </pic:pic>
+              </a:graphicData>
+            </a:graphic>
+          </wp:inline>
+        </w:drawing>
+      </w:r>
+    </w:p>
+    <w:p>
+      <w:pPr>
+        <w:jc w:val="both"/>
+        <w:rPr>
+          <w:rFonts w:cs="Calibri"/>
+        </w:rPr>
+      </w:pPr>
+      <w:r>
+        <w:rPr>
+          <w:rFonts w:cs="Calibri"/>
+        </w:rPr>
+        <w:br w:type="page"/>
+      </w:r>
+    </w:p>
+    <w:p>
+      <w:pPr>
+        <w:pStyle w:val="Titolo1"/>
+        <w:rPr>
+          <w:rFonts w:cs="Calibri"/>
+          <w:b/>
+          <w:bCs/>
+          <w:color w:val="156082" w:themeColor="accent1"/>
+          <w:sz w:val="36"/>
+          <w:szCs w:val="36"/>
+        </w:rPr>
+      </w:pPr>
+      <w:bookmarkStart w:id="4" w:name="_Toc204786005"/>
+      <w:r>
+        <w:rPr>
+          <w:rFonts w:cs="Calibri"/>
+          <w:b/>
+          <w:bCs/>
+          <w:color w:val="156082" w:themeColor="accent1"/>
+          <w:sz w:val="36"/>
+          <w:szCs w:val="36"/>
+        </w:rPr>
         <w:lastRenderedPageBreak/>
         <w:t>Risorse</w:t>
       </w:r>
-      <w:bookmarkEnd w:id="3"/>
-    </w:p>
-    <w:p>
-      <w:pPr>
-        <w:jc w:val="both"/>
-        <w:rPr>
-          <w:rFonts w:cs="Calibri"/>
-        </w:rPr>
-      </w:pPr>
-      <w:r>
-        <w:rPr>
-          <w:rFonts w:cs="Calibri"/>
-        </w:rPr>
-        <w:t>si</w:t>
-      </w:r>
-    </w:p>
-    <w:p>
-      <w:pPr>
-        <w:jc w:val="both"/>
-        <w:rPr>
-          <w:rFonts w:cs="Calibri"/>
-        </w:rPr>
-      </w:pPr>
-    </w:p>
-    <w:p>
-      <w:pPr>
-        <w:jc w:val="both"/>
-        <w:rPr>
-          <w:rFonts w:cs="Calibri"/>
-        </w:rPr>
-      </w:pPr>
-      <w:r>
-        <w:rPr>
-          <w:rFonts w:cs="Calibri"/>
-        </w:rPr>
-        <w:br w:type="page"/>
-      </w:r>
-    </w:p>
+      <w:bookmarkEnd w:id="4"/>
+    </w:p>
+    <w:p>
+      <w:pPr>
+        <w:pStyle w:val="Paragrafoelenco"/>
+        <w:numPr>
+          <w:ilvl w:val="0"/>
+          <w:numId w:val="13"/>
+        </w:numPr>
+      </w:pPr>
+      <w:r>
+        <w:t xml:space="preserve">Semafori </w:t>
+      </w:r>
+      <w:r>
+        <w:sym w:font="Wingdings" w:char="F0E0"/>
+      </w:r>
+      <w:r>
+        <w:t xml:space="preserve"> usati per sincronizzare i vari processi in queste situazioni:</w:t>
+      </w:r>
+    </w:p>
+    <w:p>
+      <w:pPr>
+        <w:pStyle w:val="Paragrafoelenco"/>
+        <w:numPr>
+          <w:ilvl w:val="1"/>
+          <w:numId w:val="13"/>
+        </w:numPr>
+      </w:pPr>
+      <w:r>
+        <w:t>Inizio e fine delle giornate</w:t>
+      </w:r>
+    </w:p>
+    <w:p>
+      <w:pPr>
+        <w:pStyle w:val="Paragrafoelenco"/>
+        <w:numPr>
+          <w:ilvl w:val="1"/>
+          <w:numId w:val="13"/>
+        </w:numPr>
+      </w:pPr>
+      <w:r>
+        <w:t>Inizializzazione dei processi</w:t>
+      </w:r>
+    </w:p>
+    <w:p>
+      <w:pPr>
+        <w:pStyle w:val="Paragrafoelenco"/>
+      </w:pPr>
+    </w:p>
+    <w:p>
+      <w:pPr>
+        <w:pStyle w:val="Paragrafoelenco"/>
+        <w:numPr>
+          <w:ilvl w:val="0"/>
+          <w:numId w:val="13"/>
+        </w:numPr>
+      </w:pPr>
+      <w:r>
+        <w:t xml:space="preserve">Shared Memory </w:t>
+      </w:r>
+      <w:r>
+        <w:sym w:font="Wingdings" w:char="F0E0"/>
+      </w:r>
+      <w:r>
+        <w:t xml:space="preserve"> usate per condividere dati tra i processi in this situations:</w:t>
+      </w:r>
+    </w:p>
+    <w:p>
+      <w:pPr>
+        <w:pStyle w:val="Paragrafoelenco"/>
+        <w:numPr>
+          <w:ilvl w:val="1"/>
+          <w:numId w:val="13"/>
+        </w:numPr>
+      </w:pPr>
+      <w:r>
+        <w:t>Statistiche giornaliere e dell’intera simulazione</w:t>
+      </w:r>
+    </w:p>
+    <w:p>
+      <w:pPr>
+        <w:pStyle w:val="Paragrafoelenco"/>
+        <w:numPr>
+          <w:ilvl w:val="1"/>
+          <w:numId w:val="13"/>
+        </w:numPr>
+      </w:pPr>
+      <w:r>
+        <w:t>Configurazioni di partenza della simulazione, lette dal file post_office.conf</w:t>
+      </w:r>
+    </w:p>
+    <w:p>
+      <w:pPr>
+        <w:pStyle w:val="Paragrafoelenco"/>
+      </w:pPr>
+    </w:p>
+    <w:p>
+      <w:pPr>
+        <w:pStyle w:val="Paragrafoelenco"/>
+        <w:numPr>
+          <w:ilvl w:val="0"/>
+          <w:numId w:val="13"/>
+        </w:numPr>
+      </w:pPr>
+      <w:r>
+        <w:t xml:space="preserve">Sportelli </w:t>
+      </w:r>
+      <w:r>
+        <w:sym w:font="Wingdings" w:char="F0E0"/>
+      </w:r>
+      <w:r>
+        <w:t xml:space="preserve"> risorsa generata giornalmente dal direttore con tipoLavoro casuale. Vengono usati dagli operatori per poter lavorare</w:t>
+      </w:r>
+    </w:p>
+    <w:p>
+      <w:pPr>
+        <w:pStyle w:val="Paragrafoelenco"/>
+      </w:pPr>
+    </w:p>
+    <w:p>
+      <w:pPr>
+        <w:pStyle w:val="Paragrafoelenco"/>
+        <w:numPr>
+          <w:ilvl w:val="0"/>
+          <w:numId w:val="13"/>
+        </w:numPr>
+      </w:pPr>
+      <w:r>
+        <w:t xml:space="preserve">Code di messaggi </w:t>
+      </w:r>
+      <w:r>
+        <w:sym w:font="Wingdings" w:char="F0E0"/>
+      </w:r>
+      <w:r>
+        <w:t xml:space="preserve"> usate per le comunicazioni tra due processi</w:t>
+      </w:r>
+      <w:r>
+        <w:t>:</w:t>
+      </w:r>
+    </w:p>
+    <w:p>
+      <w:pPr>
+        <w:pStyle w:val="Paragrafoelenco"/>
+        <w:numPr>
+          <w:ilvl w:val="1"/>
+          <w:numId w:val="13"/>
+        </w:numPr>
+      </w:pPr>
+      <w:r>
+        <w:t>WorkerMsg  tra utenti e operatori</w:t>
+      </w:r>
+    </w:p>
+    <w:p>
+      <w:pPr>
+        <w:pStyle w:val="Paragrafoelenco"/>
+        <w:numPr>
+          <w:ilvl w:val="1"/>
+          <w:numId w:val="13"/>
+        </w:numPr>
+      </w:pPr>
+      <w:r>
+        <w:t>TicketMsg tra utenti ed erogatoreTicket</w:t>
+      </w:r>
+    </w:p>
+    <w:p>
+      <w:pPr>
+        <w:pStyle w:val="Paragrafoelenco"/>
+        <w:numPr>
+          <w:ilvl w:val="1"/>
+          <w:numId w:val="13"/>
+        </w:numPr>
+      </w:pPr>
+      <w:r>
+        <w:rPr>
+          <w:rFonts w:cs="Calibri"/>
+        </w:rPr>
+        <w:t>struct msgbuf</w:t>
+      </w:r>
+      <w:r>
+        <w:t xml:space="preserve"> tra operatori e direttore (sportelli)</w:t>
+      </w:r>
+    </w:p>
+    <w:p/>
     <w:p>
       <w:pPr>
         <w:pStyle w:val="Titolo1"/>
@@ -3537,7 +4007,7 @@
           <w:u w:val="single"/>
         </w:rPr>
       </w:pPr>
-      <w:bookmarkStart w:id="4" w:name="_Toc204700407"/>
+      <w:bookmarkStart w:id="5" w:name="_Toc204786006"/>
       <w:r>
         <w:rPr>
           <w:rFonts w:cs="Calibri"/>
@@ -3547,35 +4017,62 @@
           <w:sz w:val="36"/>
           <w:szCs w:val="36"/>
         </w:rPr>
-        <w:lastRenderedPageBreak/>
         <w:t>Considerazioni finali</w:t>
       </w:r>
-      <w:bookmarkEnd w:id="4"/>
-    </w:p>
-    <w:p>
-      <w:pPr>
-        <w:jc w:val="both"/>
-        <w:rPr>
-          <w:rFonts w:cs="Calibri"/>
-        </w:rPr>
-      </w:pPr>
-    </w:p>
-    <w:p>
-      <w:pPr>
-        <w:jc w:val="both"/>
-        <w:rPr>
-          <w:rFonts w:cs="Calibri"/>
-        </w:rPr>
-      </w:pPr>
-      <w:r>
-        <w:rPr>
-          <w:rFonts w:cs="Calibri"/>
-        </w:rPr>
-        <w:t>asdear</w:t>
-      </w:r>
+      <w:bookmarkEnd w:id="5"/>
+    </w:p>
+    <w:p>
+      <w:pPr>
+        <w:jc w:val="both"/>
+        <w:rPr>
+          <w:rFonts w:cs="Calibri"/>
+        </w:rPr>
+      </w:pPr>
+      <w:r>
+        <w:rPr>
+          <w:rFonts w:cs="Calibri"/>
+        </w:rPr>
+        <w:t>aspetti critici del progetto</w:t>
+      </w:r>
+    </w:p>
+    <w:p>
+      <w:pPr>
+        <w:jc w:val="both"/>
+        <w:rPr>
+          <w:rFonts w:cs="Calibri"/>
+        </w:rPr>
+      </w:pPr>
+      <w:r>
+        <w:rPr>
+          <w:rFonts w:cs="Calibri"/>
+        </w:rPr>
+        <w:t>problemi riscontrati</w:t>
+      </w:r>
+    </w:p>
+    <w:p>
+      <w:pPr>
+        <w:jc w:val="both"/>
+        <w:rPr>
+          <w:rFonts w:cs="Calibri"/>
+        </w:rPr>
+      </w:pPr>
+      <w:r>
+        <w:rPr>
+          <w:rFonts w:cs="Calibri"/>
+        </w:rPr>
+        <w:t>conclusione da leccaculo</w:t>
+      </w:r>
+    </w:p>
+    <w:p>
+      <w:pPr>
+        <w:jc w:val="both"/>
+        <w:rPr>
+          <w:rFonts w:cs="Calibri"/>
+        </w:rPr>
+      </w:pPr>
     </w:p>
     <w:sectPr>
-      <w:footerReference w:type="default" r:id="rId10"/>
+      <w:footerReference w:type="default" r:id="rId12"/>
       <w:pgSz w:w="11906" w:h="16838"/>
       <w:pgMar w:top="1417" w:right="1134" w:bottom="1134" w:left="1134" w:header="567" w:footer="283" w:gutter="0"/>
       <w:cols w:space="708"/>
@@ -4859,6 +5356,119 @@
       </w:pPr>
     </w:lvl>
   </w:abstractNum>
+  <w:abstractNum w:abstractNumId="12" w15:restartNumberingAfterBreak="0">
+    <w:nsid w:val="71517A40"/>
+    <w:multiLevelType w:val="hybridMultilevel"/>
+    <w:tmpl w:val="93D4BB5A"/>
+    <w:lvl w:ilvl="0" w:tplc="04100001">
+      <w:start w:val="1"/>
+      <w:numFmt w:val="bullet"/>
+      <w:lvlText w:val=""/>
+      <w:lvlJc w:val="left"/>
+      <w:pPr>
+        <w:ind w:left="720" w:hanging="360"/>
+      </w:pPr>
+      <w:rPr>
+        <w:rFonts w:ascii="Symbol" w:hAnsi="Symbol" w:hint="default"/>
+      </w:rPr>
+    </w:lvl>
+    <w:lvl w:ilvl="1" w:tplc="04100003">
+      <w:start w:val="1"/>
+      <w:numFmt w:val="bullet"/>
+      <w:lvlText w:val="o"/>
+      <w:lvlJc w:val="left"/>
+      <w:pPr>
+        <w:ind w:left="1440" w:hanging="360"/>
+      </w:pPr>
+      <w:rPr>
+        <w:rFonts w:ascii="Courier New" w:hAnsi="Courier New" w:cs="Courier New" w:hint="default"/>
+      </w:rPr>
+    </w:lvl>
+    <w:lvl w:ilvl="2" w:tplc="04100005" w:tentative="1">
+      <w:start w:val="1"/>
+      <w:numFmt w:val="bullet"/>
+      <w:lvlText w:val=""/>
+      <w:lvlJc w:val="left"/>
+      <w:pPr>
+        <w:ind w:left="2160" w:hanging="360"/>
+      </w:pPr>
+      <w:rPr>
+        <w:rFonts w:ascii="Wingdings" w:hAnsi="Wingdings" w:hint="default"/>
+      </w:rPr>
+    </w:lvl>
+    <w:lvl w:ilvl="3" w:tplc="04100001" w:tentative="1">
+      <w:start w:val="1"/>
+      <w:numFmt w:val="bullet"/>
+      <w:lvlText w:val=""/>
+      <w:lvlJc w:val="left"/>
+      <w:pPr>
+        <w:ind w:left="2880" w:hanging="360"/>
+      </w:pPr>
+      <w:rPr>
+        <w:rFonts w:ascii="Symbol" w:hAnsi="Symbol" w:hint="default"/>
+      </w:rPr>
+    </w:lvl>
+    <w:lvl w:ilvl="4" w:tplc="04100003" w:tentative="1">
+      <w:start w:val="1"/>
+      <w:numFmt w:val="bullet"/>
+      <w:lvlText w:val="o"/>
+      <w:lvlJc w:val="left"/>
+      <w:pPr>
+        <w:ind w:left="3600" w:hanging="360"/>
+      </w:pPr>
+      <w:rPr>
+        <w:rFonts w:ascii="Courier New" w:hAnsi="Courier New" w:cs="Courier New" w:hint="default"/>
+      </w:rPr>
+    </w:lvl>
+    <w:lvl w:ilvl="5" w:tplc="04100005" w:tentative="1">
+      <w:start w:val="1"/>
+      <w:numFmt w:val="bullet"/>
+      <w:lvlText w:val=""/>
+      <w:lvlJc w:val="left"/>
+      <w:pPr>
+        <w:ind w:left="4320" w:hanging="360"/>
+      </w:pPr>
+      <w:rPr>
+        <w:rFonts w:ascii="Wingdings" w:hAnsi="Wingdings" w:hint="default"/>
+      </w:rPr>
+    </w:lvl>
+    <w:lvl w:ilvl="6" w:tplc="04100001" w:tentative="1">
+      <w:start w:val="1"/>
+      <w:numFmt w:val="bullet"/>
+      <w:lvlText w:val=""/>
+      <w:lvlJc w:val="left"/>
+      <w:pPr>
+        <w:ind w:left="5040" w:hanging="360"/>
+      </w:pPr>
+      <w:rPr>
+        <w:rFonts w:ascii="Symbol" w:hAnsi="Symbol" w:hint="default"/>
+      </w:rPr>
+    </w:lvl>
+    <w:lvl w:ilvl="7" w:tplc="04100003" w:tentative="1">
+      <w:start w:val="1"/>
+      <w:numFmt w:val="bullet"/>
+      <w:lvlText w:val="o"/>
+      <w:lvlJc w:val="left"/>
+      <w:pPr>
+        <w:ind w:left="5760" w:hanging="360"/>
+      </w:pPr>
+      <w:rPr>
+        <w:rFonts w:ascii="Courier New" w:hAnsi="Courier New" w:cs="Courier New" w:hint="default"/>
+      </w:rPr>
+    </w:lvl>
+    <w:lvl w:ilvl="8" w:tplc="04100005" w:tentative="1">
+      <w:start w:val="1"/>
+      <w:numFmt w:val="bullet"/>
+      <w:lvlText w:val=""/>
+      <w:lvlJc w:val="left"/>
+      <w:pPr>
+        <w:ind w:left="6480" w:hanging="360"/>
+      </w:pPr>
+      <w:rPr>
+        <w:rFonts w:ascii="Wingdings" w:hAnsi="Wingdings" w:hint="default"/>
+      </w:rPr>
+    </w:lvl>
+  </w:abstractNum>
   <w:num w:numId="1" w16cid:durableId="516620846">
     <w:abstractNumId w:val="9"/>
   </w:num>
@@ -4894,6 +5504,9 @@
   </w:num>
   <w:num w:numId="12" w16cid:durableId="896277477">
     <w:abstractNumId w:val="8"/>
+  </w:num>
+  <w:num w:numId="13" w16cid:durableId="692994081">
+    <w:abstractNumId w:val="12"/>
   </w:num>
 </w:numbering>
 </file>

--- a/Progetto/RelazioneSO.docx
+++ b/Progetto/RelazioneSO.docx
@@ -26,6 +26,33 @@
           </w:tcPr>
           <w:p>
             <w:pPr>
+              <w:jc w:val="both"/>
+              <w:rPr>
+                <w:rFonts w:ascii="Calibri" w:hAnsi="Calibri" w:cs="Calibri"/>
+                <w:sz w:val="28"/>
+                <w:szCs w:val="28"/>
+              </w:rPr>
+            </w:pPr>
+            <w:r>
+              <w:rPr>
+                <w:rFonts w:ascii="Calibri" w:hAnsi="Calibri" w:cs="Calibri"/>
+                <w:sz w:val="28"/>
+                <w:szCs w:val="28"/>
+              </w:rPr>
+              <w:t>Angela Luca,</w:t>
+            </w:r>
+            <w:r>
+              <w:rPr>
+                <w:rFonts w:ascii="Calibri" w:hAnsi="Calibri" w:cs="Calibri"/>
+                <w:sz w:val="28"/>
+                <w:szCs w:val="28"/>
+              </w:rPr>
+              <w:t xml:space="preserve"> 1100008</w:t>
+            </w:r>
+          </w:p>
+          <w:p>
+            <w:pPr>
+              <w:jc w:val="both"/>
               <w:rPr>
                 <w:rFonts w:ascii="Calibri" w:hAnsi="Calibri" w:cs="Calibri"/>
                 <w:sz w:val="28"/>
@@ -43,6 +70,7 @@
           </w:p>
           <w:p>
             <w:pPr>
+              <w:jc w:val="both"/>
               <w:rPr>
                 <w:rFonts w:ascii="Calibri" w:hAnsi="Calibri" w:cs="Calibri"/>
                 <w:sz w:val="28"/>
@@ -71,30 +99,7 @@
                 <w:sz w:val="28"/>
                 <w:szCs w:val="28"/>
               </w:rPr>
-              <w:t>7654321</w:t>
-            </w:r>
-          </w:p>
-          <w:p>
-            <w:pPr>
-              <w:rPr>
-                <w:rFonts w:ascii="Calibri" w:hAnsi="Calibri" w:cs="Calibri"/>
-              </w:rPr>
-            </w:pPr>
-            <w:r>
-              <w:rPr>
-                <w:rFonts w:ascii="Calibri" w:hAnsi="Calibri" w:cs="Calibri"/>
-                <w:sz w:val="28"/>
-                <w:szCs w:val="28"/>
-              </w:rPr>
-              <w:t>Angela Luca,</w:t>
-            </w:r>
-            <w:r>
-              <w:rPr>
-                <w:rFonts w:ascii="Calibri" w:hAnsi="Calibri" w:cs="Calibri"/>
-                <w:sz w:val="28"/>
-                <w:szCs w:val="28"/>
-              </w:rPr>
-              <w:t xml:space="preserve"> 1100008</w:t>
+              <w:t>1099300</w:t>
             </w:r>
           </w:p>
         </w:tc>
@@ -178,32 +183,69 @@
           </w:p>
         </w:tc>
       </w:tr>
+      <w:tr>
+        <w:tc>
+          <w:tcPr>
+            <w:tcW w:w="2500" w:type="pct"/>
+            <w:tcBorders>
+              <w:top w:val="nil"/>
+              <w:left w:val="nil"/>
+              <w:bottom w:val="nil"/>
+              <w:right w:val="nil"/>
+            </w:tcBorders>
+            <w:vAlign w:val="center"/>
+          </w:tcPr>
+          <w:p>
+            <w:pPr>
+              <w:jc w:val="both"/>
+              <w:rPr>
+                <w:rFonts w:ascii="Calibri" w:hAnsi="Calibri" w:cs="Calibri"/>
+                <w:sz w:val="28"/>
+                <w:szCs w:val="28"/>
+              </w:rPr>
+            </w:pPr>
+            <w:r>
+              <w:rPr>
+                <w:rFonts w:ascii="Calibri" w:hAnsi="Calibri" w:cs="Calibri"/>
+                <w:sz w:val="28"/>
+                <w:szCs w:val="28"/>
+              </w:rPr>
+              <w:t>Turno 2</w:t>
+            </w:r>
+          </w:p>
+        </w:tc>
+        <w:tc>
+          <w:tcPr>
+            <w:tcW w:w="2500" w:type="pct"/>
+            <w:tcBorders>
+              <w:top w:val="nil"/>
+              <w:left w:val="nil"/>
+              <w:bottom w:val="nil"/>
+              <w:right w:val="nil"/>
+            </w:tcBorders>
+            <w:vAlign w:val="center"/>
+          </w:tcPr>
+          <w:p>
+            <w:pPr>
+              <w:jc w:val="right"/>
+              <w:rPr>
+                <w:rFonts w:ascii="Calibri" w:hAnsi="Calibri" w:cs="Calibri"/>
+                <w:noProof/>
+              </w:rPr>
+            </w:pPr>
+          </w:p>
+        </w:tc>
+      </w:tr>
     </w:tbl>
     <w:p>
       <w:pPr>
-        <w:jc w:val="both"/>
-        <w:rPr>
-          <w:rFonts w:ascii="Calibri" w:hAnsi="Calibri" w:cs="Calibri"/>
-        </w:rPr>
-      </w:pPr>
-    </w:p>
-    <w:p>
-      <w:pPr>
-        <w:jc w:val="both"/>
-        <w:rPr>
-          <w:rFonts w:ascii="Calibri" w:hAnsi="Calibri" w:cs="Calibri"/>
-        </w:rPr>
-      </w:pPr>
-    </w:p>
-    <w:p>
-      <w:pPr>
         <w:pStyle w:val="Titolo"/>
-        <w:jc w:val="center"/>
         <w:rPr>
           <w:color w:val="156082" w:themeColor="accent1"/>
         </w:rPr>
       </w:pPr>
     </w:p>
+    <w:p/>
     <w:p>
       <w:pPr>
         <w:pStyle w:val="Titolo"/>
@@ -365,7 +407,7 @@
             </w:rPr>
             <w:fldChar w:fldCharType="separate"/>
           </w:r>
-          <w:hyperlink w:anchor="_Toc204786001" w:history="1">
+          <w:hyperlink w:anchor="_Toc205131201" w:history="1">
             <w:r>
               <w:rPr>
                 <w:rStyle w:val="Collegamentoipertestuale"/>
@@ -395,7 +437,7 @@
                 <w:noProof/>
                 <w:webHidden/>
               </w:rPr>
-              <w:instrText xml:space="preserve"> PAGEREF _Toc204786001 \h </w:instrText>
+              <w:instrText xml:space="preserve"> PAGEREF _Toc205131201 \h </w:instrText>
             </w:r>
             <w:r>
               <w:rPr>
@@ -438,7 +480,7 @@
               <w:lang w:eastAsia="it-IT"/>
             </w:rPr>
           </w:pPr>
-          <w:hyperlink w:anchor="_Toc204786002" w:history="1">
+          <w:hyperlink w:anchor="_Toc205131202" w:history="1">
             <w:r>
               <w:rPr>
                 <w:rStyle w:val="Collegamentoipertestuale"/>
@@ -468,7 +510,7 @@
                 <w:noProof/>
                 <w:webHidden/>
               </w:rPr>
-              <w:instrText xml:space="preserve"> PAGEREF _Toc204786002 \h </w:instrText>
+              <w:instrText xml:space="preserve"> PAGEREF _Toc205131202 \h </w:instrText>
             </w:r>
             <w:r>
               <w:rPr>
@@ -511,7 +553,7 @@
               <w:lang w:eastAsia="it-IT"/>
             </w:rPr>
           </w:pPr>
-          <w:hyperlink w:anchor="_Toc204786003" w:history="1">
+          <w:hyperlink w:anchor="_Toc205131203" w:history="1">
             <w:r>
               <w:rPr>
                 <w:rStyle w:val="Collegamentoipertestuale"/>
@@ -541,7 +583,7 @@
                 <w:noProof/>
                 <w:webHidden/>
               </w:rPr>
-              <w:instrText xml:space="preserve"> PAGEREF _Toc204786003 \h </w:instrText>
+              <w:instrText xml:space="preserve"> PAGEREF _Toc205131203 \h </w:instrText>
             </w:r>
             <w:r>
               <w:rPr>
@@ -561,7 +603,7 @@
                 <w:noProof/>
                 <w:webHidden/>
               </w:rPr>
-              <w:t>5</w:t>
+              <w:t>4</w:t>
             </w:r>
             <w:r>
               <w:rPr>
@@ -584,7 +626,7 @@
               <w:lang w:eastAsia="it-IT"/>
             </w:rPr>
           </w:pPr>
-          <w:hyperlink w:anchor="_Toc204786004" w:history="1">
+          <w:hyperlink w:anchor="_Toc205131204" w:history="1">
             <w:r>
               <w:rPr>
                 <w:rStyle w:val="Collegamentoipertestuale"/>
@@ -614,7 +656,7 @@
                 <w:noProof/>
                 <w:webHidden/>
               </w:rPr>
-              <w:instrText xml:space="preserve"> PAGEREF _Toc204786004 \h </w:instrText>
+              <w:instrText xml:space="preserve"> PAGEREF _Toc205131204 \h </w:instrText>
             </w:r>
             <w:r>
               <w:rPr>
@@ -657,7 +699,7 @@
               <w:lang w:eastAsia="it-IT"/>
             </w:rPr>
           </w:pPr>
-          <w:hyperlink w:anchor="_Toc204786005" w:history="1">
+          <w:hyperlink w:anchor="_Toc205131205" w:history="1">
             <w:r>
               <w:rPr>
                 <w:rStyle w:val="Collegamentoipertestuale"/>
@@ -687,7 +729,7 @@
                 <w:noProof/>
                 <w:webHidden/>
               </w:rPr>
-              <w:instrText xml:space="preserve"> PAGEREF _Toc204786005 \h </w:instrText>
+              <w:instrText xml:space="preserve"> PAGEREF _Toc205131205 \h </w:instrText>
             </w:r>
             <w:r>
               <w:rPr>
@@ -730,7 +772,7 @@
               <w:lang w:eastAsia="it-IT"/>
             </w:rPr>
           </w:pPr>
-          <w:hyperlink w:anchor="_Toc204786006" w:history="1">
+          <w:hyperlink w:anchor="_Toc205131206" w:history="1">
             <w:r>
               <w:rPr>
                 <w:rStyle w:val="Collegamentoipertestuale"/>
@@ -760,7 +802,7 @@
                 <w:noProof/>
                 <w:webHidden/>
               </w:rPr>
-              <w:instrText xml:space="preserve"> PAGEREF _Toc204786006 \h </w:instrText>
+              <w:instrText xml:space="preserve"> PAGEREF _Toc205131206 \h </w:instrText>
             </w:r>
             <w:r>
               <w:rPr>
@@ -837,7 +879,7 @@
           <w:szCs w:val="36"/>
         </w:rPr>
       </w:pPr>
-      <w:bookmarkStart w:id="0" w:name="_Toc204786001"/>
+      <w:bookmarkStart w:id="0" w:name="_Toc205131201"/>
       <w:r>
         <w:rPr>
           <w:rFonts w:asciiTheme="majorHAnsi" w:hAnsiTheme="majorHAnsi"/>
@@ -848,6 +890,17 @@
           <w:szCs w:val="36"/>
         </w:rPr>
         <w:lastRenderedPageBreak/>
+        <w:t>1.</w:t>
+      </w:r>
+      <w:r>
+        <w:rPr>
+          <w:rFonts w:asciiTheme="majorHAnsi" w:hAnsiTheme="majorHAnsi"/>
+          <w:b/>
+          <w:bCs/>
+          <w:color w:val="156082" w:themeColor="accent1"/>
+          <w:sz w:val="36"/>
+          <w:szCs w:val="36"/>
+        </w:rPr>
         <w:t>Introduzione</w:t>
       </w:r>
       <w:bookmarkEnd w:id="0"/>
@@ -878,6 +931,7 @@
           <w:bCs/>
           <w:i/>
           <w:iCs/>
+          <w:color w:val="196B24" w:themeColor="accent3"/>
         </w:rPr>
         <w:t>direttore</w:t>
       </w:r>
@@ -981,6 +1035,7 @@
           <w:bCs/>
           <w:i/>
           <w:iCs/>
+          <w:color w:val="FFCC00"/>
         </w:rPr>
         <w:t>erogatoreTicket</w:t>
       </w:r>
@@ -1032,7 +1087,7 @@
       <w:tr>
         <w:trPr>
           <w:cnfStyle w:val="100000000000" w:firstRow="1" w:lastRow="0" w:firstColumn="0" w:lastColumn="0" w:oddVBand="0" w:evenVBand="0" w:oddHBand="0" w:evenHBand="0" w:firstRowFirstColumn="0" w:firstRowLastColumn="0" w:lastRowFirstColumn="0" w:lastRowLastColumn="0"/>
-          <w:trHeight w:val="189"/>
+          <w:trHeight w:val="526"/>
           <w:jc w:val="center"/>
         </w:trPr>
         <w:tc>
@@ -1050,9 +1105,15 @@
               <w:rPr>
                 <w:b w:val="0"/>
                 <w:bCs w:val="0"/>
+                <w:sz w:val="28"/>
+                <w:szCs w:val="28"/>
               </w:rPr>
             </w:pPr>
             <w:r>
+              <w:rPr>
+                <w:sz w:val="28"/>
+                <w:szCs w:val="28"/>
+              </w:rPr>
               <w:t>Servizio</w:t>
             </w:r>
           </w:p>
@@ -1073,10 +1134,16 @@
               <w:rPr>
                 <w:b w:val="0"/>
                 <w:bCs w:val="0"/>
+                <w:sz w:val="28"/>
+                <w:szCs w:val="28"/>
                 <w:u w:val="single"/>
               </w:rPr>
             </w:pPr>
             <w:r>
+              <w:rPr>
+                <w:sz w:val="28"/>
+                <w:szCs w:val="28"/>
+              </w:rPr>
               <w:t>Tempario (in minuti)</w:t>
             </w:r>
           </w:p>
@@ -1453,6 +1520,7 @@
           <w:bCs/>
           <w:i/>
           <w:iCs/>
+          <w:color w:val="33CCFF"/>
         </w:rPr>
         <w:t>operatore</w:t>
       </w:r>
@@ -1472,7 +1540,21 @@
         <w:rPr>
           <w:rFonts w:cs="Calibri"/>
         </w:rPr>
-        <w:t xml:space="preserve"> processi in quantità NOF_WORKERS che hanno un orario di lavoro e decidono durante la giornata attiva di andare o meno in pausa</w:t>
+        <w:t xml:space="preserve"> processi in quantità </w:t>
+      </w:r>
+      <w:r>
+        <w:rPr>
+          <w:rFonts w:cs="Calibri"/>
+          <w:i/>
+          <w:iCs/>
+        </w:rPr>
+        <w:t>NOF_WORKERS</w:t>
+      </w:r>
+      <w:r>
+        <w:rPr>
+          <w:rFonts w:cs="Calibri"/>
+        </w:rPr>
+        <w:t xml:space="preserve"> che hanno un orario di lavoro e decidono durante la giornata attiva di andare o meno in pausa</w:t>
       </w:r>
     </w:p>
     <w:p>
@@ -1522,7 +1604,15 @@
         <w:rPr>
           <w:rFonts w:cs="Calibri"/>
         </w:rPr>
-        <w:t>decidono in maniera arbitraria se andare in pausa oppure no attraverso una probabilità P_PAUSE</w:t>
+        <w:t xml:space="preserve">decidono in maniera arbitraria se andare in pausa oppure no attraverso una probabilità </w:t>
+      </w:r>
+      <w:r>
+        <w:rPr>
+          <w:rFonts w:cs="Calibri"/>
+          <w:i/>
+          <w:iCs/>
+        </w:rPr>
+        <w:t>P_PAUSE</w:t>
       </w:r>
     </w:p>
     <w:p>
@@ -1572,6 +1662,7 @@
           <w:bCs/>
           <w:i/>
           <w:iCs/>
+          <w:color w:val="EE0000"/>
         </w:rPr>
         <w:t>utente</w:t>
       </w:r>
@@ -1591,7 +1682,49 @@
         <w:rPr>
           <w:rFonts w:cs="Calibri"/>
         </w:rPr>
-        <w:t xml:space="preserve"> processi in quantità NOF_USERS che vengono serviti in base al ticket/servizio richiesto. Decidono secondo P_SERV_MAX e P_SERV_MIN se andare o meno in posta.</w:t>
+        <w:t xml:space="preserve"> processi in quantità </w:t>
+      </w:r>
+      <w:r>
+        <w:rPr>
+          <w:rFonts w:cs="Calibri"/>
+          <w:i/>
+          <w:iCs/>
+        </w:rPr>
+        <w:t>NOF_USERS</w:t>
+      </w:r>
+      <w:r>
+        <w:rPr>
+          <w:rFonts w:cs="Calibri"/>
+        </w:rPr>
+        <w:t xml:space="preserve"> che vengono serviti in base al ticket/servizio richiesto. Decidono secondo </w:t>
+      </w:r>
+      <w:r>
+        <w:rPr>
+          <w:rFonts w:cs="Calibri"/>
+          <w:i/>
+          <w:iCs/>
+        </w:rPr>
+        <w:t>P_SERV_MAX</w:t>
+      </w:r>
+      <w:r>
+        <w:rPr>
+          <w:rFonts w:cs="Calibri"/>
+        </w:rPr>
+        <w:t xml:space="preserve"> e </w:t>
+      </w:r>
+      <w:r>
+        <w:rPr>
+          <w:rFonts w:cs="Calibri"/>
+          <w:i/>
+          <w:iCs/>
+        </w:rPr>
+        <w:t>P_SERV_MIN</w:t>
+      </w:r>
+      <w:r>
+        <w:rPr>
+          <w:rFonts w:cs="Calibri"/>
+        </w:rPr>
+        <w:t xml:space="preserve"> se andare o meno in posta.</w:t>
       </w:r>
     </w:p>
     <w:p>
@@ -1604,7 +1737,7 @@
           <w:szCs w:val="44"/>
         </w:rPr>
       </w:pPr>
-      <w:bookmarkStart w:id="1" w:name="_Toc204786002"/>
+      <w:bookmarkStart w:id="1" w:name="_Toc205131202"/>
       <w:r>
         <w:rPr>
           <w:rFonts w:cs="Calibri"/>
@@ -1615,6 +1748,17 @@
           <w:szCs w:val="36"/>
         </w:rPr>
         <w:lastRenderedPageBreak/>
+        <w:t>2.</w:t>
+      </w:r>
+      <w:r>
+        <w:rPr>
+          <w:rFonts w:cs="Calibri"/>
+          <w:b/>
+          <w:bCs/>
+          <w:color w:val="156082" w:themeColor="accent1"/>
+          <w:sz w:val="36"/>
+          <w:szCs w:val="36"/>
+        </w:rPr>
         <w:t>Configurazioni</w:t>
       </w:r>
       <w:bookmarkEnd w:id="1"/>
@@ -2408,13 +2552,23 @@
           <w:rFonts w:cs="Calibri"/>
         </w:rPr>
       </w:pPr>
+      <w:proofErr w:type="gramStart"/>
       <w:r>
         <w:rPr>
           <w:rFonts w:cs="Calibri"/>
           <w:b/>
           <w:bCs/>
         </w:rPr>
-        <w:t xml:space="preserve">tempario[NUM_SERVIZI] </w:t>
+        <w:t>tempario[</w:t>
+      </w:r>
+      <w:proofErr w:type="gramEnd"/>
+      <w:r>
+        <w:rPr>
+          <w:rFonts w:cs="Calibri"/>
+          <w:b/>
+          <w:bCs/>
+        </w:rPr>
+        <w:t xml:space="preserve">NUM_SERVIZI] </w:t>
       </w:r>
       <w:r>
         <w:rPr>
@@ -2529,13 +2683,23 @@
           <w:rFonts w:cs="Calibri"/>
         </w:rPr>
       </w:pPr>
+      <w:proofErr w:type="gramStart"/>
       <w:r>
         <w:rPr>
           <w:rFonts w:cs="Calibri"/>
           <w:b/>
           <w:bCs/>
         </w:rPr>
-        <w:t xml:space="preserve">sportelli[MAX_SPORTELLI] </w:t>
+        <w:t>sportelli[</w:t>
+      </w:r>
+      <w:proofErr w:type="gramEnd"/>
+      <w:r>
+        <w:rPr>
+          <w:rFonts w:cs="Calibri"/>
+          <w:b/>
+          <w:bCs/>
+        </w:rPr>
+        <w:t xml:space="preserve">MAX_SPORTELLI] </w:t>
       </w:r>
       <w:r>
         <w:rPr>
@@ -2568,6 +2732,7 @@
           <w:rFonts w:cs="Calibri"/>
         </w:rPr>
       </w:pPr>
+      <w:proofErr w:type="gramStart"/>
       <w:r>
         <w:rPr>
           <w:rFonts w:cs="Calibri"/>
@@ -2576,6 +2741,7 @@
         </w:rPr>
         <w:t>lavoratori[</w:t>
       </w:r>
+      <w:proofErr w:type="gramEnd"/>
       <w:r>
         <w:rPr>
           <w:rFonts w:cs="Calibri"/>
@@ -3056,11 +3222,19 @@
           <w:rFonts w:cs="Calibri"/>
         </w:rPr>
       </w:pPr>
-      <w:r>
-        <w:rPr>
-          <w:rFonts w:cs="Calibri"/>
-        </w:rPr>
-        <w:t>type: servizio richiesto</w:t>
+      <w:proofErr w:type="spellStart"/>
+      <w:r>
+        <w:rPr>
+          <w:rFonts w:cs="Calibri"/>
+        </w:rPr>
+        <w:t>type</w:t>
+      </w:r>
+      <w:proofErr w:type="spellEnd"/>
+      <w:r>
+        <w:rPr>
+          <w:rFonts w:cs="Calibri"/>
+        </w:rPr>
+        <w:t>: servizio richiesto</w:t>
       </w:r>
     </w:p>
     <w:p>
@@ -3138,7 +3312,7 @@
     </w:p>
     <w:p>
       <w:pPr>
-        <w:pStyle w:val="Titolo1"/>
+        <w:jc w:val="both"/>
         <w:rPr>
           <w:rFonts w:cs="Calibri"/>
           <w:b/>
@@ -3148,13 +3322,18 @@
           <w:szCs w:val="36"/>
         </w:rPr>
       </w:pPr>
-      <w:r>
-        <w:rPr>
-          <w:rFonts w:cs="Calibri"/>
-        </w:rPr>
-        <w:br w:type="page"/>
-      </w:r>
-      <w:bookmarkStart w:id="2" w:name="_Toc204786003"/>
+    </w:p>
+    <w:p>
+      <w:pPr>
+        <w:pStyle w:val="Titolo1"/>
+        <w:rPr>
+          <w:rFonts w:cs="Calibri"/>
+          <w:color w:val="auto"/>
+          <w:sz w:val="24"/>
+          <w:szCs w:val="24"/>
+        </w:rPr>
+      </w:pPr>
+      <w:bookmarkStart w:id="2" w:name="_Toc205131203"/>
       <w:r>
         <w:rPr>
           <w:rFonts w:cs="Calibri"/>
@@ -3164,7 +3343,17 @@
           <w:sz w:val="36"/>
           <w:szCs w:val="36"/>
         </w:rPr>
-        <w:lastRenderedPageBreak/>
+        <w:t>3.</w:t>
+      </w:r>
+      <w:r>
+        <w:rPr>
+          <w:rFonts w:cs="Calibri"/>
+          <w:b/>
+          <w:bCs/>
+          <w:color w:val="156082" w:themeColor="accent1"/>
+          <w:sz w:val="36"/>
+          <w:szCs w:val="36"/>
+        </w:rPr>
         <w:t>Process</w:t>
       </w:r>
       <w:r>
@@ -3382,6 +3571,7 @@
           <w:sz w:val="28"/>
           <w:szCs w:val="28"/>
         </w:rPr>
+        <w:lastRenderedPageBreak/>
         <w:t>Operatore</w:t>
       </w:r>
     </w:p>
@@ -3422,7 +3612,19 @@
         <w:rPr>
           <w:rFonts w:cs="Calibri"/>
         </w:rPr>
-        <w:t>busy waiting</w:t>
+        <w:t>busy</w:t>
+      </w:r>
+      <w:r>
+        <w:rPr>
+          <w:rFonts w:cs="Calibri"/>
+        </w:rPr>
+        <w:t xml:space="preserve"> </w:t>
+      </w:r>
+      <w:r>
+        <w:rPr>
+          <w:rFonts w:cs="Calibri"/>
+        </w:rPr>
+        <w:t>waiting</w:t>
       </w:r>
       <w:r>
         <w:rPr>
@@ -3570,7 +3772,6 @@
           <w:sz w:val="28"/>
           <w:szCs w:val="28"/>
         </w:rPr>
-        <w:lastRenderedPageBreak/>
         <w:t>Erogatore Ticket</w:t>
       </w:r>
     </w:p>
@@ -3585,7 +3786,21 @@
         <w:rPr>
           <w:rFonts w:cs="Calibri"/>
         </w:rPr>
-        <w:t xml:space="preserve">Eroga il ticket su richiesta dell’utente tramite TicketPtr, dove l’utente invia tramite TicketMsg il servizio richiesto e il suo PID su mtype. Al suo interno inserisce il tipo di servizio richiesto e il tempo per erogarlo. </w:t>
+        <w:t xml:space="preserve">Eroga il ticket su richiesta dell’utente tramite </w:t>
+      </w:r>
+      <w:proofErr w:type="spellStart"/>
+      <w:r>
+        <w:rPr>
+          <w:rFonts w:cs="Calibri"/>
+        </w:rPr>
+        <w:t>TicketPtr</w:t>
+      </w:r>
+      <w:proofErr w:type="spellEnd"/>
+      <w:r>
+        <w:rPr>
+          <w:rFonts w:cs="Calibri"/>
+        </w:rPr>
+        <w:t xml:space="preserve">, dove l’utente invia tramite TicketMsg il servizio richiesto e il suo PID su mtype. Al suo interno inserisce il tipo di servizio richiesto e il tempo per erogarlo. </w:t>
       </w:r>
     </w:p>
     <w:p>
@@ -3654,7 +3869,7 @@
           <w:szCs w:val="36"/>
         </w:rPr>
       </w:pPr>
-      <w:bookmarkStart w:id="3" w:name="_Toc204786004"/>
+      <w:bookmarkStart w:id="3" w:name="_Toc205131204"/>
       <w:r>
         <w:rPr>
           <w:rFonts w:cs="Calibri"/>
@@ -3664,6 +3879,18 @@
           <w:sz w:val="36"/>
           <w:szCs w:val="36"/>
         </w:rPr>
+        <w:lastRenderedPageBreak/>
+        <w:t>4.</w:t>
+      </w:r>
+      <w:r>
+        <w:rPr>
+          <w:rFonts w:cs="Calibri"/>
+          <w:b/>
+          <w:bCs/>
+          <w:color w:val="156082" w:themeColor="accent1"/>
+          <w:sz w:val="36"/>
+          <w:szCs w:val="36"/>
+        </w:rPr>
         <w:t>Esempio di esecuzione</w:t>
       </w:r>
       <w:bookmarkEnd w:id="3"/>
@@ -3678,6 +3905,7 @@
       <w:r>
         <w:rPr>
           <w:rFonts w:cs="Calibri"/>
+          <w:noProof/>
         </w:rPr>
         <w:drawing>
           <wp:inline distT="0" distB="0" distL="0" distR="0" wp14:anchorId="24533739" wp14:editId="5E0034F0">
@@ -3734,6 +3962,7 @@
       <w:r>
         <w:rPr>
           <w:rFonts w:cs="Calibri"/>
+          <w:noProof/>
         </w:rPr>
         <w:drawing>
           <wp:inline distT="0" distB="0" distL="0" distR="0" wp14:anchorId="6A737131" wp14:editId="7A57DC43">
@@ -3798,7 +4027,7 @@
           <w:szCs w:val="36"/>
         </w:rPr>
       </w:pPr>
-      <w:bookmarkStart w:id="4" w:name="_Toc204786005"/>
+      <w:bookmarkStart w:id="4" w:name="_Toc205131205"/>
       <w:r>
         <w:rPr>
           <w:rFonts w:cs="Calibri"/>
@@ -3809,6 +4038,17 @@
           <w:szCs w:val="36"/>
         </w:rPr>
         <w:lastRenderedPageBreak/>
+        <w:t>5.</w:t>
+      </w:r>
+      <w:r>
+        <w:rPr>
+          <w:rFonts w:cs="Calibri"/>
+          <w:b/>
+          <w:bCs/>
+          <w:color w:val="156082" w:themeColor="accent1"/>
+          <w:sz w:val="36"/>
+          <w:szCs w:val="36"/>
+        </w:rPr>
         <w:t>Risorse</w:t>
       </w:r>
       <w:bookmarkEnd w:id="4"/>
@@ -3822,7 +4062,14 @@
         </w:numPr>
       </w:pPr>
       <w:r>
-        <w:t xml:space="preserve">Semafori </w:t>
+        <w:rPr>
+          <w:b/>
+          <w:bCs/>
+        </w:rPr>
+        <w:t>Semafori</w:t>
+      </w:r>
+      <w:r>
+        <w:t xml:space="preserve"> </w:t>
       </w:r>
       <w:r>
         <w:sym w:font="Wingdings" w:char="F0E0"/>
@@ -3869,13 +4116,26 @@
         </w:numPr>
       </w:pPr>
       <w:r>
-        <w:t xml:space="preserve">Shared Memory </w:t>
+        <w:rPr>
+          <w:b/>
+          <w:bCs/>
+        </w:rPr>
+        <w:t>Shared Memory</w:t>
+      </w:r>
+      <w:r>
+        <w:t xml:space="preserve"> </w:t>
       </w:r>
       <w:r>
         <w:sym w:font="Wingdings" w:char="F0E0"/>
       </w:r>
       <w:r>
-        <w:t xml:space="preserve"> usate per condividere dati tra i processi in this situations:</w:t>
+        <w:t xml:space="preserve"> usate per condividere dati tra i processi </w:t>
+      </w:r>
+      <w:r>
+        <w:t>per le seguenti situazioni</w:t>
+      </w:r>
+      <w:r>
+        <w:t>:</w:t>
       </w:r>
     </w:p>
     <w:p>
@@ -3916,7 +4176,14 @@
         </w:numPr>
       </w:pPr>
       <w:r>
-        <w:t xml:space="preserve">Sportelli </w:t>
+        <w:rPr>
+          <w:b/>
+          <w:bCs/>
+        </w:rPr>
+        <w:t>Sportelli</w:t>
+      </w:r>
+      <w:r>
+        <w:t xml:space="preserve"> </w:t>
       </w:r>
       <w:r>
         <w:sym w:font="Wingdings" w:char="F0E0"/>
@@ -3939,7 +4206,14 @@
         </w:numPr>
       </w:pPr>
       <w:r>
-        <w:t xml:space="preserve">Code di messaggi </w:t>
+        <w:rPr>
+          <w:b/>
+          <w:bCs/>
+        </w:rPr>
+        <w:t>Code di messaggi</w:t>
+      </w:r>
+      <w:r>
+        <w:t xml:space="preserve"> </w:t>
       </w:r>
       <w:r>
         <w:sym w:font="Wingdings" w:char="F0E0"/>
@@ -3960,7 +4234,10 @@
         </w:numPr>
       </w:pPr>
       <w:r>
-        <w:t>WorkerMsg  tra utenti e operatori</w:t>
+        <w:t>WorkerMsg tra utenti e operatori</w:t>
+      </w:r>
+      <w:r>
+        <w:t>;</w:t>
       </w:r>
     </w:p>
     <w:p>
@@ -3974,6 +4251,9 @@
       <w:r>
         <w:t>TicketMsg tra utenti ed erogatoreTicket</w:t>
       </w:r>
+      <w:r>
+        <w:t>;</w:t>
+      </w:r>
     </w:p>
     <w:p>
       <w:pPr>
@@ -3992,8 +4272,57 @@
       <w:r>
         <w:t xml:space="preserve"> tra operatori e direttore (sportelli)</w:t>
       </w:r>
-    </w:p>
-    <w:p/>
+      <w:r>
+        <w:t>;</w:t>
+      </w:r>
+    </w:p>
+    <w:p>
+      <w:pPr>
+        <w:pStyle w:val="Paragrafoelenco"/>
+      </w:pPr>
+    </w:p>
+    <w:p>
+      <w:pPr>
+        <w:pStyle w:val="Paragrafoelenco"/>
+        <w:numPr>
+          <w:ilvl w:val="0"/>
+          <w:numId w:val="13"/>
+        </w:numPr>
+      </w:pPr>
+      <w:r>
+        <w:rPr>
+          <w:b/>
+          <w:bCs/>
+        </w:rPr>
+        <w:t>execl</w:t>
+      </w:r>
+      <w:r>
+        <w:t xml:space="preserve"> </w:t>
+      </w:r>
+      <w:r>
+        <w:sym w:font="Wingdings" w:char="F0E0"/>
+      </w:r>
+      <w:r>
+        <w:t xml:space="preserve"> esegue un processo specificando il percorso e l’eseguibile</w:t>
+      </w:r>
+      <w:r>
+        <w:t xml:space="preserve">, </w:t>
+      </w:r>
+      <w:r>
+        <w:t>con gli argomenti</w:t>
+      </w:r>
+      <w:r>
+        <w:t xml:space="preserve"> e il NULL alla fine</w:t>
+      </w:r>
+      <w:r>
+        <w:t>.</w:t>
+      </w:r>
+    </w:p>
+    <w:p>
+      <w:pPr>
+        <w:ind w:left="360"/>
+      </w:pPr>
+    </w:p>
     <w:p>
       <w:pPr>
         <w:pStyle w:val="Titolo1"/>
@@ -4007,7 +4336,7 @@
           <w:u w:val="single"/>
         </w:rPr>
       </w:pPr>
-      <w:bookmarkStart w:id="5" w:name="_Toc204786006"/>
+      <w:bookmarkStart w:id="5" w:name="_Toc205131206"/>
       <w:r>
         <w:rPr>
           <w:rFonts w:cs="Calibri"/>
@@ -4017,6 +4346,17 @@
           <w:sz w:val="36"/>
           <w:szCs w:val="36"/>
         </w:rPr>
+        <w:t>6.</w:t>
+      </w:r>
+      <w:r>
+        <w:rPr>
+          <w:rFonts w:cs="Calibri"/>
+          <w:b/>
+          <w:bCs/>
+          <w:color w:val="156082" w:themeColor="accent1"/>
+          <w:sz w:val="36"/>
+          <w:szCs w:val="36"/>
+        </w:rPr>
         <w:t>Considerazioni finali</w:t>
       </w:r>
       <w:bookmarkEnd w:id="5"/>
@@ -4032,44 +4372,48 @@
         <w:rPr>
           <w:rFonts w:cs="Calibri"/>
         </w:rPr>
-        <w:t>aspetti critici del progetto</w:t>
-      </w:r>
-    </w:p>
-    <w:p>
-      <w:pPr>
-        <w:jc w:val="both"/>
-        <w:rPr>
-          <w:rFonts w:cs="Calibri"/>
-        </w:rPr>
-      </w:pPr>
-      <w:r>
-        <w:rPr>
-          <w:rFonts w:cs="Calibri"/>
-        </w:rPr>
-        <w:t>problemi riscontrati</w:t>
-      </w:r>
-    </w:p>
-    <w:p>
-      <w:pPr>
-        <w:jc w:val="both"/>
-        <w:rPr>
-          <w:rFonts w:cs="Calibri"/>
-        </w:rPr>
-      </w:pPr>
-      <w:r>
-        <w:rPr>
-          <w:rFonts w:cs="Calibri"/>
-        </w:rPr>
-        <w:t>conclusione da leccaculo</w:t>
-      </w:r>
-    </w:p>
-    <w:p>
-      <w:pPr>
-        <w:jc w:val="both"/>
-        <w:rPr>
-          <w:rFonts w:cs="Calibri"/>
-        </w:rPr>
-      </w:pPr>
+        <w:t xml:space="preserve">Durante la fase di progettazione del progetto, </w:t>
+      </w:r>
+      <w:r>
+        <w:rPr>
+          <w:rFonts w:cs="Calibri"/>
+        </w:rPr>
+        <w:t xml:space="preserve">abbiamo </w:t>
+      </w:r>
+      <w:r>
+        <w:rPr>
+          <w:rFonts w:cs="Calibri"/>
+        </w:rPr>
+        <w:t>riscontrato alcune difficoltà legate principalmente alla gestione della sincronizzazione tra processi e all’utilizzo delle risorse IPC, in particolare della memoria condivisa.</w:t>
+      </w:r>
+    </w:p>
+    <w:p>
+      <w:pPr>
+        <w:jc w:val="both"/>
+        <w:rPr>
+          <w:rFonts w:cs="Calibri"/>
+        </w:rPr>
+      </w:pPr>
+      <w:r>
+        <w:rPr>
+          <w:rFonts w:cs="Calibri"/>
+        </w:rPr>
+        <w:t>Per quanto riguarda la shared memory principale (Config), si è deciso di utilizzare un array statico a dimensione fissa. Questa scelta è stata dettata dalla necessità di garantire la corretta condivisione dei dati tra i processi, obiettivo che sarebbe risultato più complesso da raggiungere con strutture dinamiche.</w:t>
+      </w:r>
+    </w:p>
+    <w:p>
+      <w:pPr>
+        <w:jc w:val="both"/>
+        <w:rPr>
+          <w:rFonts w:cs="Calibri"/>
+        </w:rPr>
+      </w:pPr>
+      <w:r>
+        <w:rPr>
+          <w:rFonts w:cs="Calibri"/>
+        </w:rPr>
+        <w:t>Alla fine, il programma raggiunge la terminazione coprendo tutti i casi limite e gestendo correttamente se avviene il timeout oppure l’explode.</w:t>
+      </w:r>
     </w:p>
     <w:sectPr>
       <w:footerReference w:type="default" r:id="rId12"/>
@@ -6114,7 +6458,6 @@
   <w:style w:type="character" w:default="1" w:styleId="Carpredefinitoparagrafo">
     <w:name w:val="Default Paragraph Font"/>
     <w:uiPriority w:val="1"/>
-    <w:semiHidden/>
     <w:unhideWhenUsed/>
   </w:style>
   <w:style w:type="table" w:default="1" w:styleId="Tabellanormale">
